--- a/Daftar-Soal-RESQ-BOX.docx
+++ b/Daftar-Soal-RESQ-BOX.docx
@@ -24,7 +24,7 @@
     </w:p>
     <w:p>
       <w:r>
-        <w:t>Dokumen ini memuat SELURUH soal yang dipakai di dalam aplikasi: 101 kata untuk Wordle Level 1 dan 72 petunjuk untuk Teka-Teki Silang Level 2. Untuk setiap jawaban ada DUA kalimat soal yang maknanya sama tetapi kata-katanya berbeda — itulah yang diundi per siswa.</w:t>
+        <w:t>Dokumen ini memuat SELURUH soal yang dipakai di dalam aplikasi: 107 kata untuk Wordle Level 1 dan 72 petunjuk untuk Teka-Teki Silang Level 2. Untuk setiap jawaban ada DUA kalimat soal yang maknanya sama tetapi kata-katanya berbeda — itulah yang diundi per siswa.</w:t>
       </w:r>
     </w:p>
     <w:p>
@@ -126,7 +126,7 @@
         <w:pStyle w:val="Heading2"/>
       </w:pPr>
       <w:r>
-        <w:t>Zona 1 · Kerak Bumi  (15 kata)</w:t>
+        <w:t>Zona 1 · Kerak Bumi  (21 kata)</w:t>
       </w:r>
     </w:p>
     <w:p>
@@ -232,24 +232,24 @@
               <w:rPr>
                 <w:sz w:val="18"/>
               </w:rPr>
-              <w:t>Lapisan paling luar bumi tempat kita tinggal, dan paling tipis.</w:t>
-            </w:r>
-          </w:p>
-        </w:tc>
-        <w:tc>
-          <w:tcPr>
-            <w:tcW w:type="dxa" w:w="3672"/>
-          </w:tcPr>
-          <w:p>
-            <w:pPr>
-              <w:spacing w:after="20"/>
-            </w:pPr>
-            <w:r/>
-            <w:r>
-              <w:rPr>
-                <w:sz w:val="18"/>
-              </w:rPr>
-              <w:t>Bagian terluar bumi yang menjadi tempat berpijak seluruh makhluk hidup.</w:t>
+              <w:t>Lapisan paling luar bumi tempat kita tinggal, dan merupakan lapisan yang paling tipis.</w:t>
+            </w:r>
+          </w:p>
+        </w:tc>
+        <w:tc>
+          <w:tcPr>
+            <w:tcW w:type="dxa" w:w="3672"/>
+          </w:tcPr>
+          <w:p>
+            <w:pPr>
+              <w:spacing w:after="20"/>
+            </w:pPr>
+            <w:r/>
+            <w:r>
+              <w:rPr>
+                <w:sz w:val="18"/>
+              </w:rPr>
+              <w:t>Bagian terluar bumi yang paling tipis, tempat kita berpijak.</w:t>
             </w:r>
           </w:p>
         </w:tc>
@@ -286,24 +286,24 @@
               <w:rPr>
                 <w:sz w:val="18"/>
               </w:rPr>
-              <w:t>Jenis kerak bumi di bawah daratan, tebalnya sampai 100 kilometer.</w:t>
-            </w:r>
-          </w:p>
-        </w:tc>
-        <w:tc>
-          <w:tcPr>
-            <w:tcW w:type="dxa" w:w="3672"/>
-          </w:tcPr>
-          <w:p>
-            <w:pPr>
-              <w:spacing w:after="20"/>
-            </w:pPr>
-            <w:r/>
-            <w:r>
-              <w:rPr>
-                <w:sz w:val="18"/>
-              </w:rPr>
-              <w:t>Kerak di bawah daratan; paling tebal di antara kedua jenis kerak.</w:t>
+              <w:t>Jenis kerak bumi di bawah daratan yang memiliki ketebalan mencapai 100 kilometer.</w:t>
+            </w:r>
+          </w:p>
+        </w:tc>
+        <w:tc>
+          <w:tcPr>
+            <w:tcW w:type="dxa" w:w="3672"/>
+          </w:tcPr>
+          <w:p>
+            <w:pPr>
+              <w:spacing w:after="20"/>
+            </w:pPr>
+            <w:r/>
+            <w:r>
+              <w:rPr>
+                <w:sz w:val="18"/>
+              </w:rPr>
+              <w:t>Daratan yang sangat luas; kerak bumi di bawahnya paling tebal, sampai 100 km.</w:t>
             </w:r>
           </w:p>
         </w:tc>
@@ -357,7 +357,7 @@
               <w:rPr>
                 <w:sz w:val="18"/>
               </w:rPr>
-              <w:t>Kerak di bawah lautan; hanya 5-15 km tetapi paling berat.</w:t>
+              <w:t>Lautan yang sangat luas; kerak di bawahnya hanya 5-15 km tetapi lebih berat.</w:t>
             </w:r>
           </w:p>
         </w:tc>
@@ -454,41 +454,41 @@
                 <w:b/>
                 <w:sz w:val="18"/>
               </w:rPr>
-              <w:t>GRANIT</w:t>
-            </w:r>
-          </w:p>
-        </w:tc>
-        <w:tc>
-          <w:tcPr>
-            <w:tcW w:type="dxa" w:w="3672"/>
-          </w:tcPr>
-          <w:p>
-            <w:pPr>
-              <w:spacing w:after="20"/>
-            </w:pPr>
-            <w:r/>
-            <w:r>
-              <w:rPr>
-                <w:sz w:val="18"/>
-              </w:rPr>
-              <w:t>Batuan penyusun kerak benua, berwarna terang dan lebih ringan.</w:t>
-            </w:r>
-          </w:p>
-        </w:tc>
-        <w:tc>
-          <w:tcPr>
-            <w:tcW w:type="dxa" w:w="3672"/>
-          </w:tcPr>
-          <w:p>
-            <w:pPr>
-              <w:spacing w:after="20"/>
-            </w:pPr>
-            <w:r/>
-            <w:r>
-              <w:rPr>
-                <w:sz w:val="18"/>
-              </w:rPr>
-              <w:t>Batuan pembentuk kerak di bawah daratan, bersifat ringan.</w:t>
+              <w:t>LITOSFER</w:t>
+            </w:r>
+          </w:p>
+        </w:tc>
+        <w:tc>
+          <w:tcPr>
+            <w:tcW w:type="dxa" w:w="3672"/>
+          </w:tcPr>
+          <w:p>
+            <w:pPr>
+              <w:spacing w:after="20"/>
+            </w:pPr>
+            <w:r/>
+            <w:r>
+              <w:rPr>
+                <w:sz w:val="18"/>
+              </w:rPr>
+              <w:t>Lapisan batuan paling luar bumi, tersusun dari kerak dan bagian atas mantel.</w:t>
+            </w:r>
+          </w:p>
+        </w:tc>
+        <w:tc>
+          <w:tcPr>
+            <w:tcW w:type="dxa" w:w="3672"/>
+          </w:tcPr>
+          <w:p>
+            <w:pPr>
+              <w:spacing w:after="20"/>
+            </w:pPr>
+            <w:r/>
+            <w:r>
+              <w:rPr>
+                <w:sz w:val="18"/>
+              </w:rPr>
+              <w:t>Lapisan kaku terluar bumi, gabungan kerak dengan bagian atas mantel.</w:t>
             </w:r>
           </w:p>
         </w:tc>
@@ -508,41 +508,41 @@
                 <w:b/>
                 <w:sz w:val="18"/>
               </w:rPr>
-              <w:t>BASAL</w:t>
-            </w:r>
-          </w:p>
-        </w:tc>
-        <w:tc>
-          <w:tcPr>
-            <w:tcW w:type="dxa" w:w="3672"/>
-          </w:tcPr>
-          <w:p>
-            <w:pPr>
-              <w:spacing w:after="20"/>
-            </w:pPr>
-            <w:r/>
-            <w:r>
-              <w:rPr>
-                <w:sz w:val="18"/>
-              </w:rPr>
-              <w:t>Batuan penyusun kerak samudra, berwarna gelap dan lebih padat.</w:t>
-            </w:r>
-          </w:p>
-        </w:tc>
-        <w:tc>
-          <w:tcPr>
-            <w:tcW w:type="dxa" w:w="3672"/>
-          </w:tcPr>
-          <w:p>
-            <w:pPr>
-              <w:spacing w:after="20"/>
-            </w:pPr>
-            <w:r/>
-            <w:r>
-              <w:rPr>
-                <w:sz w:val="18"/>
-              </w:rPr>
-              <w:t>Batuan pembentuk kerak di bawah lautan, bersifat padat dan berat.</w:t>
+              <w:t>DARATAN</w:t>
+            </w:r>
+          </w:p>
+        </w:tc>
+        <w:tc>
+          <w:tcPr>
+            <w:tcW w:type="dxa" w:w="3672"/>
+          </w:tcPr>
+          <w:p>
+            <w:pPr>
+              <w:spacing w:after="20"/>
+            </w:pPr>
+            <w:r/>
+            <w:r>
+              <w:rPr>
+                <w:sz w:val="18"/>
+              </w:rPr>
+              <w:t>Wilayah kerak bumi yang letaknya lebih tinggi daripada permukaan laut.</w:t>
+            </w:r>
+          </w:p>
+        </w:tc>
+        <w:tc>
+          <w:tcPr>
+            <w:tcW w:type="dxa" w:w="3672"/>
+          </w:tcPr>
+          <w:p>
+            <w:pPr>
+              <w:spacing w:after="20"/>
+            </w:pPr>
+            <w:r/>
+            <w:r>
+              <w:rPr>
+                <w:sz w:val="18"/>
+              </w:rPr>
+              <w:t>Bagian permukaan bumi yang kering dan tidak tertutup air.</w:t>
             </w:r>
           </w:p>
         </w:tc>
@@ -562,41 +562,41 @@
                 <w:b/>
                 <w:sz w:val="18"/>
               </w:rPr>
-              <w:t>TIPIS</w:t>
-            </w:r>
-          </w:p>
-        </w:tc>
-        <w:tc>
-          <w:tcPr>
-            <w:tcW w:type="dxa" w:w="3672"/>
-          </w:tcPr>
-          <w:p>
-            <w:pPr>
-              <w:spacing w:after="20"/>
-            </w:pPr>
-            <w:r/>
-            <w:r>
-              <w:rPr>
-                <w:sz w:val="18"/>
-              </w:rPr>
-              <w:t>Kerak samudra bersifat ... dibandingkan kerak benua.</w:t>
-            </w:r>
-          </w:p>
-        </w:tc>
-        <w:tc>
-          <w:tcPr>
-            <w:tcW w:type="dxa" w:w="3672"/>
-          </w:tcPr>
-          <w:p>
-            <w:pPr>
-              <w:spacing w:after="20"/>
-            </w:pPr>
-            <w:r/>
-            <w:r>
-              <w:rPr>
-                <w:sz w:val="18"/>
-              </w:rPr>
-              <w:t>Sifat kerak di bawah lautan: hanya 5-15 kilometer tebalnya.</w:t>
+              <w:t>LAUTAN</w:t>
+            </w:r>
+          </w:p>
+        </w:tc>
+        <w:tc>
+          <w:tcPr>
+            <w:tcW w:type="dxa" w:w="3672"/>
+          </w:tcPr>
+          <w:p>
+            <w:pPr>
+              <w:spacing w:after="20"/>
+            </w:pPr>
+            <w:r/>
+            <w:r>
+              <w:rPr>
+                <w:sz w:val="18"/>
+              </w:rPr>
+              <w:t>Wilayah kerak bumi yang tertutup air, keraknya lebih tipis tetapi lebih berat.</w:t>
+            </w:r>
+          </w:p>
+        </w:tc>
+        <w:tc>
+          <w:tcPr>
+            <w:tcW w:type="dxa" w:w="3672"/>
+          </w:tcPr>
+          <w:p>
+            <w:pPr>
+              <w:spacing w:after="20"/>
+            </w:pPr>
+            <w:r/>
+            <w:r>
+              <w:rPr>
+                <w:sz w:val="18"/>
+              </w:rPr>
+              <w:t>Bagian bumi yang tergenang air asin dan menutupi sebagian besar permukaannya.</w:t>
             </w:r>
           </w:p>
         </w:tc>
@@ -693,41 +693,41 @@
                 <w:b/>
                 <w:sz w:val="18"/>
               </w:rPr>
-              <w:t>TEBAL</w:t>
-            </w:r>
-          </w:p>
-        </w:tc>
-        <w:tc>
-          <w:tcPr>
-            <w:tcW w:type="dxa" w:w="3672"/>
-          </w:tcPr>
-          <w:p>
-            <w:pPr>
-              <w:spacing w:after="20"/>
-            </w:pPr>
-            <w:r/>
-            <w:r>
-              <w:rPr>
-                <w:sz w:val="18"/>
-              </w:rPr>
-              <w:t>Kerak benua bersifat ... dibandingkan kerak samudra.</w:t>
-            </w:r>
-          </w:p>
-        </w:tc>
-        <w:tc>
-          <w:tcPr>
-            <w:tcW w:type="dxa" w:w="3672"/>
-          </w:tcPr>
-          <w:p>
-            <w:pPr>
-              <w:spacing w:after="20"/>
-            </w:pPr>
-            <w:r/>
-            <w:r>
-              <w:rPr>
-                <w:sz w:val="18"/>
-              </w:rPr>
-              <w:t>Sifat kerak di bawah daratan: mencapai 30-100 kilometer.</w:t>
+              <w:t>TIPIS</w:t>
+            </w:r>
+          </w:p>
+        </w:tc>
+        <w:tc>
+          <w:tcPr>
+            <w:tcW w:type="dxa" w:w="3672"/>
+          </w:tcPr>
+          <w:p>
+            <w:pPr>
+              <w:spacing w:after="20"/>
+            </w:pPr>
+            <w:r/>
+            <w:r>
+              <w:rPr>
+                <w:sz w:val="18"/>
+              </w:rPr>
+              <w:t>Kerak samudra bersifat ... dibandingkan kerak benua.</w:t>
+            </w:r>
+          </w:p>
+        </w:tc>
+        <w:tc>
+          <w:tcPr>
+            <w:tcW w:type="dxa" w:w="3672"/>
+          </w:tcPr>
+          <w:p>
+            <w:pPr>
+              <w:spacing w:after="20"/>
+            </w:pPr>
+            <w:r/>
+            <w:r>
+              <w:rPr>
+                <w:sz w:val="18"/>
+              </w:rPr>
+              <w:t>Sifat kerak di bawah lautan jika dibandingkan kerak di bawah daratan.</w:t>
             </w:r>
           </w:p>
         </w:tc>
@@ -747,41 +747,41 @@
                 <w:b/>
                 <w:sz w:val="18"/>
               </w:rPr>
-              <w:t>PADAT</w:t>
-            </w:r>
-          </w:p>
-        </w:tc>
-        <w:tc>
-          <w:tcPr>
-            <w:tcW w:type="dxa" w:w="3672"/>
-          </w:tcPr>
-          <w:p>
-            <w:pPr>
-              <w:spacing w:after="20"/>
-            </w:pPr>
-            <w:r/>
-            <w:r>
-              <w:rPr>
-                <w:sz w:val="18"/>
-              </w:rPr>
-              <w:t>Sifat lapisan kerak bumi yang tersusun dari batuan.</w:t>
-            </w:r>
-          </w:p>
-        </w:tc>
-        <w:tc>
-          <w:tcPr>
-            <w:tcW w:type="dxa" w:w="3672"/>
-          </w:tcPr>
-          <w:p>
-            <w:pPr>
-              <w:spacing w:after="20"/>
-            </w:pPr>
-            <w:r/>
-            <w:r>
-              <w:rPr>
-                <w:sz w:val="18"/>
-              </w:rPr>
-              <w:t>Sifat lapisan terluar bumi karena terbuat dari batuan, bukan zat alir.</w:t>
+              <w:t>GRANIT</w:t>
+            </w:r>
+          </w:p>
+        </w:tc>
+        <w:tc>
+          <w:tcPr>
+            <w:tcW w:type="dxa" w:w="3672"/>
+          </w:tcPr>
+          <w:p>
+            <w:pPr>
+              <w:spacing w:after="20"/>
+            </w:pPr>
+            <w:r/>
+            <w:r>
+              <w:rPr>
+                <w:sz w:val="18"/>
+              </w:rPr>
+              <w:t>Batuan penyusun utama kerak benua, berwarna lebih terang dan lebih ringan.</w:t>
+            </w:r>
+          </w:p>
+        </w:tc>
+        <w:tc>
+          <w:tcPr>
+            <w:tcW w:type="dxa" w:w="3672"/>
+          </w:tcPr>
+          <w:p>
+            <w:pPr>
+              <w:spacing w:after="20"/>
+            </w:pPr>
+            <w:r/>
+            <w:r>
+              <w:rPr>
+                <w:sz w:val="18"/>
+              </w:rPr>
+              <w:t>Jenis batuan yang mendominasi kerak di bawah daratan; warnanya terang.</w:t>
             </w:r>
           </w:p>
         </w:tc>
@@ -801,41 +801,41 @@
                 <w:b/>
                 <w:sz w:val="18"/>
               </w:rPr>
-              <w:t>BERAT</w:t>
-            </w:r>
-          </w:p>
-        </w:tc>
-        <w:tc>
-          <w:tcPr>
-            <w:tcW w:type="dxa" w:w="3672"/>
-          </w:tcPr>
-          <w:p>
-            <w:pPr>
-              <w:spacing w:after="20"/>
-            </w:pPr>
-            <w:r/>
-            <w:r>
-              <w:rPr>
-                <w:sz w:val="18"/>
-              </w:rPr>
-              <w:t>Sifat kerak samudra selain lebih padat, dibandingkan kerak benua.</w:t>
-            </w:r>
-          </w:p>
-        </w:tc>
-        <w:tc>
-          <w:tcPr>
-            <w:tcW w:type="dxa" w:w="3672"/>
-          </w:tcPr>
-          <w:p>
-            <w:pPr>
-              <w:spacing w:after="20"/>
-            </w:pPr>
-            <w:r/>
-            <w:r>
-              <w:rPr>
-                <w:sz w:val="18"/>
-              </w:rPr>
-              <w:t>Sifat kerak di bawah lautan yang membuatnya tenggelam lebih dalam.</w:t>
+              <w:t>BASAL</w:t>
+            </w:r>
+          </w:p>
+        </w:tc>
+        <w:tc>
+          <w:tcPr>
+            <w:tcW w:type="dxa" w:w="3672"/>
+          </w:tcPr>
+          <w:p>
+            <w:pPr>
+              <w:spacing w:after="20"/>
+            </w:pPr>
+            <w:r/>
+            <w:r>
+              <w:rPr>
+                <w:sz w:val="18"/>
+              </w:rPr>
+              <w:t>Batuan penyusun utama kerak samudra, berwarna gelap dan lebih padat.</w:t>
+            </w:r>
+          </w:p>
+        </w:tc>
+        <w:tc>
+          <w:tcPr>
+            <w:tcW w:type="dxa" w:w="3672"/>
+          </w:tcPr>
+          <w:p>
+            <w:pPr>
+              <w:spacing w:after="20"/>
+            </w:pPr>
+            <w:r/>
+            <w:r>
+              <w:rPr>
+                <w:sz w:val="18"/>
+              </w:rPr>
+              <w:t>Jenis batuan yang mendominasi kerak di bawah lautan; warnanya gelap.</w:t>
             </w:r>
           </w:p>
         </w:tc>
@@ -932,41 +932,41 @@
                 <w:b/>
                 <w:sz w:val="18"/>
               </w:rPr>
-              <w:t>LAPISAN</w:t>
-            </w:r>
-          </w:p>
-        </w:tc>
-        <w:tc>
-          <w:tcPr>
-            <w:tcW w:type="dxa" w:w="3672"/>
-          </w:tcPr>
-          <w:p>
-            <w:pPr>
-              <w:spacing w:after="20"/>
-            </w:pPr>
-            <w:r/>
-            <w:r>
-              <w:rPr>
-                <w:sz w:val="18"/>
-              </w:rPr>
-              <w:t>Kerak bumi disebut sebagai ... paling luar dari bumi.</w:t>
-            </w:r>
-          </w:p>
-        </w:tc>
-        <w:tc>
-          <w:tcPr>
-            <w:tcW w:type="dxa" w:w="3672"/>
-          </w:tcPr>
-          <w:p>
-            <w:pPr>
-              <w:spacing w:after="20"/>
-            </w:pPr>
-            <w:r/>
-            <w:r>
-              <w:rPr>
-                <w:sz w:val="18"/>
-              </w:rPr>
-              <w:t>Sebutan bagi kerak: bagian teratas yang menyusun tubuh bumi.</w:t>
+              <w:t>INDONESIA</w:t>
+            </w:r>
+          </w:p>
+        </w:tc>
+        <w:tc>
+          <w:tcPr>
+            <w:tcW w:type="dxa" w:w="3672"/>
+          </w:tcPr>
+          <w:p>
+            <w:pPr>
+              <w:spacing w:after="20"/>
+            </w:pPr>
+            <w:r/>
+            <w:r>
+              <w:rPr>
+                <w:sz w:val="18"/>
+              </w:rPr>
+              <w:t>Negara yang terletak di pertemuan Lempeng Indo-Australia, Eurasia, dan Pasifik.</w:t>
+            </w:r>
+          </w:p>
+        </w:tc>
+        <w:tc>
+          <w:tcPr>
+            <w:tcW w:type="dxa" w:w="3672"/>
+          </w:tcPr>
+          <w:p>
+            <w:pPr>
+              <w:spacing w:after="20"/>
+            </w:pPr>
+            <w:r/>
+            <w:r>
+              <w:rPr>
+                <w:sz w:val="18"/>
+              </w:rPr>
+              <w:t>Negara kita, berada di titik pertemuan tiga lempeng besar sehingga rawan gempa.</w:t>
             </w:r>
           </w:p>
         </w:tc>
@@ -986,41 +986,41 @@
                 <w:b/>
                 <w:sz w:val="18"/>
               </w:rPr>
-              <w:t>SUHU</w:t>
-            </w:r>
-          </w:p>
-        </w:tc>
-        <w:tc>
-          <w:tcPr>
-            <w:tcW w:type="dxa" w:w="3672"/>
-          </w:tcPr>
-          <w:p>
-            <w:pPr>
-              <w:spacing w:after="20"/>
-            </w:pPr>
-            <w:r/>
-            <w:r>
-              <w:rPr>
-                <w:sz w:val="18"/>
-              </w:rPr>
-              <w:t>Besaran yang berkisar 25 sampai 500 derajat Celsius di kerak bumi.</w:t>
-            </w:r>
-          </w:p>
-        </w:tc>
-        <w:tc>
-          <w:tcPr>
-            <w:tcW w:type="dxa" w:w="3672"/>
-          </w:tcPr>
-          <w:p>
-            <w:pPr>
-              <w:spacing w:after="20"/>
-            </w:pPr>
-            <w:r/>
-            <w:r>
-              <w:rPr>
-                <w:sz w:val="18"/>
-              </w:rPr>
-              <w:t>Besaran yang diukur termometer; di kerak bumi nilainya 25-500 derajat.</w:t>
+              <w:t>SUMATRA</w:t>
+            </w:r>
+          </w:p>
+        </w:tc>
+        <w:tc>
+          <w:tcPr>
+            <w:tcW w:type="dxa" w:w="3672"/>
+          </w:tcPr>
+          <w:p>
+            <w:pPr>
+              <w:spacing w:after="20"/>
+            </w:pPr>
+            <w:r/>
+            <w:r>
+              <w:rPr>
+                <w:sz w:val="18"/>
+              </w:rPr>
+              <w:t>Pulau yang tanahnya subur karena abu vulkanik, tetapi juga rawan gempa.</w:t>
+            </w:r>
+          </w:p>
+        </w:tc>
+        <w:tc>
+          <w:tcPr>
+            <w:tcW w:type="dxa" w:w="3672"/>
+          </w:tcPr>
+          <w:p>
+            <w:pPr>
+              <w:spacing w:after="20"/>
+            </w:pPr>
+            <w:r/>
+            <w:r>
+              <w:rPr>
+                <w:sz w:val="18"/>
+              </w:rPr>
+              <w:t>Pulau di barat negara kita; tanahnya subur, tetapi sering diguncang gempa.</w:t>
             </w:r>
           </w:p>
         </w:tc>
@@ -1040,41 +1040,41 @@
                 <w:b/>
                 <w:sz w:val="18"/>
               </w:rPr>
-              <w:t>LUAR</w:t>
-            </w:r>
-          </w:p>
-        </w:tc>
-        <w:tc>
-          <w:tcPr>
-            <w:tcW w:type="dxa" w:w="3672"/>
-          </w:tcPr>
-          <w:p>
-            <w:pPr>
-              <w:spacing w:after="20"/>
-            </w:pPr>
-            <w:r/>
-            <w:r>
-              <w:rPr>
-                <w:sz w:val="18"/>
-              </w:rPr>
-              <w:t>Kedudukan kerak bumi: lapisan paling ... dari bumi.</w:t>
-            </w:r>
-          </w:p>
-        </w:tc>
-        <w:tc>
-          <w:tcPr>
-            <w:tcW w:type="dxa" w:w="3672"/>
-          </w:tcPr>
-          <w:p>
-            <w:pPr>
-              <w:spacing w:after="20"/>
-            </w:pPr>
-            <w:r/>
-            <w:r>
-              <w:rPr>
-                <w:sz w:val="18"/>
-              </w:rPr>
-              <w:t>Kedudukan kerak dibandingkan seluruh lapisan bumi lainnya.</w:t>
+              <w:t>GEMPA</w:t>
+            </w:r>
+          </w:p>
+        </w:tc>
+        <w:tc>
+          <w:tcPr>
+            <w:tcW w:type="dxa" w:w="3672"/>
+          </w:tcPr>
+          <w:p>
+            <w:pPr>
+              <w:spacing w:after="20"/>
+            </w:pPr>
+            <w:r/>
+            <w:r>
+              <w:rPr>
+                <w:sz w:val="18"/>
+              </w:rPr>
+              <w:t>Peristiwa yang sering terjadi di Indonesia karena lempengnya saling bertumbukan.</w:t>
+            </w:r>
+          </w:p>
+        </w:tc>
+        <w:tc>
+          <w:tcPr>
+            <w:tcW w:type="dxa" w:w="3672"/>
+          </w:tcPr>
+          <w:p>
+            <w:pPr>
+              <w:spacing w:after="20"/>
+            </w:pPr>
+            <w:r/>
+            <w:r>
+              <w:rPr>
+                <w:sz w:val="18"/>
+              </w:rPr>
+              <w:t>Getaran yang menjalar di permukaan bumi akibat lempeng yang bertumbukan.</w:t>
             </w:r>
           </w:p>
         </w:tc>
@@ -1171,41 +1171,41 @@
                 <w:b/>
                 <w:sz w:val="18"/>
               </w:rPr>
-              <w:t>RINGAN</w:t>
-            </w:r>
-          </w:p>
-        </w:tc>
-        <w:tc>
-          <w:tcPr>
-            <w:tcW w:type="dxa" w:w="3672"/>
-          </w:tcPr>
-          <w:p>
-            <w:pPr>
-              <w:spacing w:after="20"/>
-            </w:pPr>
-            <w:r/>
-            <w:r>
-              <w:rPr>
-                <w:sz w:val="18"/>
-              </w:rPr>
-              <w:t>Sifat batuan granit penyusun kerak benua, selain berwarna terang.</w:t>
-            </w:r>
-          </w:p>
-        </w:tc>
-        <w:tc>
-          <w:tcPr>
-            <w:tcW w:type="dxa" w:w="3672"/>
-          </w:tcPr>
-          <w:p>
-            <w:pPr>
-              <w:spacing w:after="20"/>
-            </w:pPr>
-            <w:r/>
-            <w:r>
-              <w:rPr>
-                <w:sz w:val="18"/>
-              </w:rPr>
-              <w:t>Sifat granit yang membuat kerak benua mengapung di atas kerak samudra.</w:t>
+              <w:t>TEBAL</w:t>
+            </w:r>
+          </w:p>
+        </w:tc>
+        <w:tc>
+          <w:tcPr>
+            <w:tcW w:type="dxa" w:w="3672"/>
+          </w:tcPr>
+          <w:p>
+            <w:pPr>
+              <w:spacing w:after="20"/>
+            </w:pPr>
+            <w:r/>
+            <w:r>
+              <w:rPr>
+                <w:sz w:val="18"/>
+              </w:rPr>
+              <w:t>Kerak benua bersifat ... dibandingkan kerak samudra.</w:t>
+            </w:r>
+          </w:p>
+        </w:tc>
+        <w:tc>
+          <w:tcPr>
+            <w:tcW w:type="dxa" w:w="3672"/>
+          </w:tcPr>
+          <w:p>
+            <w:pPr>
+              <w:spacing w:after="20"/>
+            </w:pPr>
+            <w:r/>
+            <w:r>
+              <w:rPr>
+                <w:sz w:val="18"/>
+              </w:rPr>
+              <w:t>Sifat kerak di bawah daratan jika dibandingkan kerak di bawah lautan.</w:t>
             </w:r>
           </w:p>
         </w:tc>
@@ -1225,41 +1225,41 @@
                 <w:b/>
                 <w:sz w:val="18"/>
               </w:rPr>
-              <w:t>SIAL</w:t>
-            </w:r>
-          </w:p>
-        </w:tc>
-        <w:tc>
-          <w:tcPr>
-            <w:tcW w:type="dxa" w:w="3672"/>
-          </w:tcPr>
-          <w:p>
-            <w:pPr>
-              <w:spacing w:after="20"/>
-            </w:pPr>
-            <w:r/>
-            <w:r>
-              <w:rPr>
-                <w:sz w:val="18"/>
-              </w:rPr>
-              <w:t>Nama lain kerak benua berdasarkan unsur penyusunnya: silika dan aluminium.</w:t>
-            </w:r>
-          </w:p>
-        </w:tc>
-        <w:tc>
-          <w:tcPr>
-            <w:tcW w:type="dxa" w:w="3672"/>
-          </w:tcPr>
-          <w:p>
-            <w:pPr>
-              <w:spacing w:after="20"/>
-            </w:pPr>
-            <w:r/>
-            <w:r>
-              <w:rPr>
-                <w:sz w:val="18"/>
-              </w:rPr>
-              <w:t>Sebutan kerak benua dari dua unsur pembentuknya, silika dan aluminium.</w:t>
+              <w:t>SEDIMEN</w:t>
+            </w:r>
+          </w:p>
+        </w:tc>
+        <w:tc>
+          <w:tcPr>
+            <w:tcW w:type="dxa" w:w="3672"/>
+          </w:tcPr>
+          <w:p>
+            <w:pPr>
+              <w:spacing w:after="20"/>
+            </w:pPr>
+            <w:r/>
+            <w:r>
+              <w:rPr>
+                <w:sz w:val="18"/>
+              </w:rPr>
+              <w:t>Batuan yang terbentuk dari endapan material di permukaan kerak.</w:t>
+            </w:r>
+          </w:p>
+        </w:tc>
+        <w:tc>
+          <w:tcPr>
+            <w:tcW w:type="dxa" w:w="3672"/>
+          </w:tcPr>
+          <w:p>
+            <w:pPr>
+              <w:spacing w:after="20"/>
+            </w:pPr>
+            <w:r/>
+            <w:r>
+              <w:rPr>
+                <w:sz w:val="18"/>
+              </w:rPr>
+              <w:t>Endapan yang mengeras lapis demi lapis di permukaan bumi.</w:t>
             </w:r>
           </w:p>
         </w:tc>
@@ -1279,41 +1279,519 @@
                 <w:b/>
                 <w:sz w:val="18"/>
               </w:rPr>
-              <w:t>SIMA</w:t>
-            </w:r>
-          </w:p>
-        </w:tc>
-        <w:tc>
-          <w:tcPr>
-            <w:tcW w:type="dxa" w:w="3672"/>
-          </w:tcPr>
-          <w:p>
-            <w:pPr>
-              <w:spacing w:after="20"/>
-            </w:pPr>
-            <w:r/>
-            <w:r>
-              <w:rPr>
-                <w:sz w:val="18"/>
-              </w:rPr>
-              <w:t>Nama lain kerak samudra berdasarkan unsur penyusunnya: silika dan magnesium.</w:t>
-            </w:r>
-          </w:p>
-        </w:tc>
-        <w:tc>
-          <w:tcPr>
-            <w:tcW w:type="dxa" w:w="3672"/>
-          </w:tcPr>
-          <w:p>
-            <w:pPr>
-              <w:spacing w:after="20"/>
-            </w:pPr>
-            <w:r/>
-            <w:r>
-              <w:rPr>
-                <w:sz w:val="18"/>
-              </w:rPr>
-              <w:t>Sebutan kerak samudra dari dua unsur pembentuknya, silika dan magnesium.</w:t>
+              <w:t>LEMPENG</w:t>
+            </w:r>
+          </w:p>
+        </w:tc>
+        <w:tc>
+          <w:tcPr>
+            <w:tcW w:type="dxa" w:w="3672"/>
+          </w:tcPr>
+          <w:p>
+            <w:pPr>
+              <w:spacing w:after="20"/>
+            </w:pPr>
+            <w:r/>
+            <w:r>
+              <w:rPr>
+                <w:sz w:val="18"/>
+              </w:rPr>
+              <w:t>Pecahan besar kerak bumi yang bergerak di atas lapisan yang kental.</w:t>
+            </w:r>
+          </w:p>
+        </w:tc>
+        <w:tc>
+          <w:tcPr>
+            <w:tcW w:type="dxa" w:w="3672"/>
+          </w:tcPr>
+          <w:p>
+            <w:pPr>
+              <w:spacing w:after="20"/>
+            </w:pPr>
+            <w:r/>
+            <w:r>
+              <w:rPr>
+                <w:sz w:val="18"/>
+              </w:rPr>
+              <w:t>Potongan raksasa kerak bumi yang saling bergerak dan bertumbukan.</w:t>
+            </w:r>
+          </w:p>
+        </w:tc>
+      </w:tr>
+    </w:tbl>
+    <w:p>
+      <w:pPr>
+        <w:spacing w:after="80"/>
+      </w:pPr>
+    </w:p>
+    <w:p>
+      <w:pPr>
+        <w:spacing w:after="60"/>
+      </w:pPr>
+      <w:r>
+        <w:rPr>
+          <w:i w:val="0"/>
+          <w:sz w:val="19"/>
+        </w:rPr>
+        <w:t>Varian 6</w:t>
+      </w:r>
+    </w:p>
+    <w:tbl>
+      <w:tblPr>
+        <w:tblStyle w:val="TableGrid"/>
+        <w:tblW w:type="auto" w:w="0"/>
+        <w:tblLayout w:type="fixed"/>
+        <w:tblLook w:firstColumn="1" w:firstRow="1" w:lastColumn="0" w:lastRow="0" w:noHBand="0" w:noVBand="1" w:val="04A0"/>
+      </w:tblPr>
+      <w:tblGrid>
+        <w:gridCol w:w="3120"/>
+        <w:gridCol w:w="3120"/>
+        <w:gridCol w:w="3120"/>
+      </w:tblGrid>
+      <w:tr>
+        <w:tc>
+          <w:tcPr>
+            <w:tcW w:type="dxa" w:w="1728"/>
+          </w:tcPr>
+          <w:p>
+            <w:r/>
+            <w:r>
+              <w:rPr>
+                <w:b/>
+                <w:sz w:val="19"/>
+              </w:rPr>
+              <w:t>Jawaban</w:t>
+            </w:r>
+          </w:p>
+        </w:tc>
+        <w:tc>
+          <w:tcPr>
+            <w:tcW w:type="dxa" w:w="3672"/>
+          </w:tcPr>
+          <w:p>
+            <w:r/>
+            <w:r>
+              <w:rPr>
+                <w:b/>
+                <w:sz w:val="19"/>
+              </w:rPr>
+              <w:t>Kalimat A</w:t>
+            </w:r>
+          </w:p>
+        </w:tc>
+        <w:tc>
+          <w:tcPr>
+            <w:tcW w:type="dxa" w:w="3672"/>
+          </w:tcPr>
+          <w:p>
+            <w:r/>
+            <w:r>
+              <w:rPr>
+                <w:b/>
+                <w:sz w:val="19"/>
+              </w:rPr>
+              <w:t>Kalimat B</w:t>
+            </w:r>
+          </w:p>
+        </w:tc>
+      </w:tr>
+      <w:tr>
+        <w:tc>
+          <w:tcPr>
+            <w:tcW w:type="dxa" w:w="1728"/>
+          </w:tcPr>
+          <w:p>
+            <w:pPr>
+              <w:spacing w:after="20"/>
+            </w:pPr>
+            <w:r/>
+            <w:r>
+              <w:rPr>
+                <w:b/>
+                <w:sz w:val="18"/>
+              </w:rPr>
+              <w:t>KERAS</w:t>
+            </w:r>
+          </w:p>
+        </w:tc>
+        <w:tc>
+          <w:tcPr>
+            <w:tcW w:type="dxa" w:w="3672"/>
+          </w:tcPr>
+          <w:p>
+            <w:pPr>
+              <w:spacing w:after="20"/>
+            </w:pPr>
+            <w:r/>
+            <w:r>
+              <w:rPr>
+                <w:sz w:val="18"/>
+              </w:rPr>
+              <w:t>Sifat lapisan paling luar bumi yang membuat kita dapat berpijak di atasnya.</w:t>
+            </w:r>
+          </w:p>
+        </w:tc>
+        <w:tc>
+          <w:tcPr>
+            <w:tcW w:type="dxa" w:w="3672"/>
+          </w:tcPr>
+          <w:p>
+            <w:pPr>
+              <w:spacing w:after="20"/>
+            </w:pPr>
+            <w:r/>
+            <w:r>
+              <w:rPr>
+                <w:sz w:val="18"/>
+              </w:rPr>
+              <w:t>Sifat batuan di permukaan sehingga kita dapat berdiri di atasnya.</w:t>
+            </w:r>
+          </w:p>
+        </w:tc>
+      </w:tr>
+      <w:tr>
+        <w:tc>
+          <w:tcPr>
+            <w:tcW w:type="dxa" w:w="1728"/>
+          </w:tcPr>
+          <w:p>
+            <w:pPr>
+              <w:spacing w:after="20"/>
+            </w:pPr>
+            <w:r/>
+            <w:r>
+              <w:rPr>
+                <w:b/>
+                <w:sz w:val="18"/>
+              </w:rPr>
+              <w:t>SILIKAT</w:t>
+            </w:r>
+          </w:p>
+        </w:tc>
+        <w:tc>
+          <w:tcPr>
+            <w:tcW w:type="dxa" w:w="3672"/>
+          </w:tcPr>
+          <w:p>
+            <w:pPr>
+              <w:spacing w:after="20"/>
+            </w:pPr>
+            <w:r/>
+            <w:r>
+              <w:rPr>
+                <w:sz w:val="18"/>
+              </w:rPr>
+              <w:t>Senyawa pembentuk batuan yang banyak menyusun lapisan padat bumi.</w:t>
+            </w:r>
+          </w:p>
+        </w:tc>
+        <w:tc>
+          <w:tcPr>
+            <w:tcW w:type="dxa" w:w="3672"/>
+          </w:tcPr>
+          <w:p>
+            <w:pPr>
+              <w:spacing w:after="20"/>
+            </w:pPr>
+            <w:r/>
+            <w:r>
+              <w:rPr>
+                <w:sz w:val="18"/>
+              </w:rPr>
+              <w:t>Senyawa batuan yang mengandung silikon dan oksigen, banyak menyusun bumi.</w:t>
+            </w:r>
+          </w:p>
+        </w:tc>
+      </w:tr>
+      <w:tr>
+        <w:tc>
+          <w:tcPr>
+            <w:tcW w:type="dxa" w:w="1728"/>
+          </w:tcPr>
+          <w:p>
+            <w:pPr>
+              <w:spacing w:after="20"/>
+            </w:pPr>
+            <w:r/>
+            <w:r>
+              <w:rPr>
+                <w:b/>
+                <w:sz w:val="18"/>
+              </w:rPr>
+              <w:t>BATU</w:t>
+            </w:r>
+          </w:p>
+        </w:tc>
+        <w:tc>
+          <w:tcPr>
+            <w:tcW w:type="dxa" w:w="3672"/>
+          </w:tcPr>
+          <w:p>
+            <w:pPr>
+              <w:spacing w:after="20"/>
+            </w:pPr>
+            <w:r/>
+            <w:r>
+              <w:rPr>
+                <w:sz w:val="18"/>
+              </w:rPr>
+              <w:t>Benda padat alami yang menyusun lapisan kerak bumi.</w:t>
+            </w:r>
+          </w:p>
+        </w:tc>
+        <w:tc>
+          <w:tcPr>
+            <w:tcW w:type="dxa" w:w="3672"/>
+          </w:tcPr>
+          <w:p>
+            <w:pPr>
+              <w:spacing w:after="20"/>
+            </w:pPr>
+            <w:r/>
+            <w:r>
+              <w:rPr>
+                <w:sz w:val="18"/>
+              </w:rPr>
+              <w:t>Bahan padat alami pembentuk kerak, misalnya granit dan basal.</w:t>
+            </w:r>
+          </w:p>
+        </w:tc>
+      </w:tr>
+    </w:tbl>
+    <w:p>
+      <w:pPr>
+        <w:spacing w:after="80"/>
+      </w:pPr>
+    </w:p>
+    <w:p>
+      <w:pPr>
+        <w:spacing w:after="60"/>
+      </w:pPr>
+      <w:r>
+        <w:rPr>
+          <w:i w:val="0"/>
+          <w:sz w:val="19"/>
+        </w:rPr>
+        <w:t>Varian 7</w:t>
+      </w:r>
+    </w:p>
+    <w:tbl>
+      <w:tblPr>
+        <w:tblStyle w:val="TableGrid"/>
+        <w:tblW w:type="auto" w:w="0"/>
+        <w:tblLayout w:type="fixed"/>
+        <w:tblLook w:firstColumn="1" w:firstRow="1" w:lastColumn="0" w:lastRow="0" w:noHBand="0" w:noVBand="1" w:val="04A0"/>
+      </w:tblPr>
+      <w:tblGrid>
+        <w:gridCol w:w="3120"/>
+        <w:gridCol w:w="3120"/>
+        <w:gridCol w:w="3120"/>
+      </w:tblGrid>
+      <w:tr>
+        <w:tc>
+          <w:tcPr>
+            <w:tcW w:type="dxa" w:w="1728"/>
+          </w:tcPr>
+          <w:p>
+            <w:r/>
+            <w:r>
+              <w:rPr>
+                <w:b/>
+                <w:sz w:val="19"/>
+              </w:rPr>
+              <w:t>Jawaban</w:t>
+            </w:r>
+          </w:p>
+        </w:tc>
+        <w:tc>
+          <w:tcPr>
+            <w:tcW w:type="dxa" w:w="3672"/>
+          </w:tcPr>
+          <w:p>
+            <w:r/>
+            <w:r>
+              <w:rPr>
+                <w:b/>
+                <w:sz w:val="19"/>
+              </w:rPr>
+              <w:t>Kalimat A</w:t>
+            </w:r>
+          </w:p>
+        </w:tc>
+        <w:tc>
+          <w:tcPr>
+            <w:tcW w:type="dxa" w:w="3672"/>
+          </w:tcPr>
+          <w:p>
+            <w:r/>
+            <w:r>
+              <w:rPr>
+                <w:b/>
+                <w:sz w:val="19"/>
+              </w:rPr>
+              <w:t>Kalimat B</w:t>
+            </w:r>
+          </w:p>
+        </w:tc>
+      </w:tr>
+      <w:tr>
+        <w:tc>
+          <w:tcPr>
+            <w:tcW w:type="dxa" w:w="1728"/>
+          </w:tcPr>
+          <w:p>
+            <w:pPr>
+              <w:spacing w:after="20"/>
+            </w:pPr>
+            <w:r/>
+            <w:r>
+              <w:rPr>
+                <w:b/>
+                <w:sz w:val="18"/>
+              </w:rPr>
+              <w:t>LERENG</w:t>
+            </w:r>
+          </w:p>
+        </w:tc>
+        <w:tc>
+          <w:tcPr>
+            <w:tcW w:type="dxa" w:w="3672"/>
+          </w:tcPr>
+          <w:p>
+            <w:pPr>
+              <w:spacing w:after="20"/>
+            </w:pPr>
+            <w:r/>
+            <w:r>
+              <w:rPr>
+                <w:sz w:val="18"/>
+              </w:rPr>
+              <w:t>Sisi miring sebuah gunung atau bukit, dari kaki sampai ke puncaknya.</w:t>
+            </w:r>
+          </w:p>
+        </w:tc>
+        <w:tc>
+          <w:tcPr>
+            <w:tcW w:type="dxa" w:w="3672"/>
+          </w:tcPr>
+          <w:p>
+            <w:pPr>
+              <w:spacing w:after="20"/>
+            </w:pPr>
+            <w:r/>
+            <w:r>
+              <w:rPr>
+                <w:sz w:val="18"/>
+              </w:rPr>
+              <w:t>Bagian miring gunung yang menghubungkan kaki dengan puncaknya.</w:t>
+            </w:r>
+          </w:p>
+        </w:tc>
+      </w:tr>
+      <w:tr>
+        <w:tc>
+          <w:tcPr>
+            <w:tcW w:type="dxa" w:w="1728"/>
+          </w:tcPr>
+          <w:p>
+            <w:pPr>
+              <w:spacing w:after="20"/>
+            </w:pPr>
+            <w:r/>
+            <w:r>
+              <w:rPr>
+                <w:b/>
+                <w:sz w:val="18"/>
+              </w:rPr>
+              <w:t>TANAH</w:t>
+            </w:r>
+          </w:p>
+        </w:tc>
+        <w:tc>
+          <w:tcPr>
+            <w:tcW w:type="dxa" w:w="3672"/>
+          </w:tcPr>
+          <w:p>
+            <w:pPr>
+              <w:spacing w:after="20"/>
+            </w:pPr>
+            <w:r/>
+            <w:r>
+              <w:rPr>
+                <w:sz w:val="18"/>
+              </w:rPr>
+              <w:t>Lapisan paling atas kerak bumi tempat tumbuhan tumbuh dan berakar.</w:t>
+            </w:r>
+          </w:p>
+        </w:tc>
+        <w:tc>
+          <w:tcPr>
+            <w:tcW w:type="dxa" w:w="3672"/>
+          </w:tcPr>
+          <w:p>
+            <w:pPr>
+              <w:spacing w:after="20"/>
+            </w:pPr>
+            <w:r/>
+            <w:r>
+              <w:rPr>
+                <w:sz w:val="18"/>
+              </w:rPr>
+              <w:t>Lapisan gembur di permukaan tempat akar tumbuhan menancap.</w:t>
+            </w:r>
+          </w:p>
+        </w:tc>
+      </w:tr>
+      <w:tr>
+        <w:tc>
+          <w:tcPr>
+            <w:tcW w:type="dxa" w:w="1728"/>
+          </w:tcPr>
+          <w:p>
+            <w:pPr>
+              <w:spacing w:after="20"/>
+            </w:pPr>
+            <w:r/>
+            <w:r>
+              <w:rPr>
+                <w:b/>
+                <w:sz w:val="18"/>
+              </w:rPr>
+              <w:t>LEMPUNG</w:t>
+            </w:r>
+          </w:p>
+        </w:tc>
+        <w:tc>
+          <w:tcPr>
+            <w:tcW w:type="dxa" w:w="3672"/>
+          </w:tcPr>
+          <w:p>
+            <w:pPr>
+              <w:spacing w:after="20"/>
+            </w:pPr>
+            <w:r/>
+            <w:r>
+              <w:rPr>
+                <w:sz w:val="18"/>
+              </w:rPr>
+              <w:t>Jenis tanah yang lengket dan kedap air, sering dipakai membuat kerajinan.</w:t>
+            </w:r>
+          </w:p>
+        </w:tc>
+        <w:tc>
+          <w:tcPr>
+            <w:tcW w:type="dxa" w:w="3672"/>
+          </w:tcPr>
+          <w:p>
+            <w:pPr>
+              <w:spacing w:after="20"/>
+            </w:pPr>
+            <w:r/>
+            <w:r>
+              <w:rPr>
+                <w:sz w:val="18"/>
+              </w:rPr>
+              <w:t>Jenis tanah yang liat dan sulit dilalui air; bahan dasar gerabah.</w:t>
             </w:r>
           </w:p>
         </w:tc>
@@ -1788,41 +2266,41 @@
                 <w:b/>
                 <w:sz w:val="18"/>
               </w:rPr>
-              <w:t>ARUS</w:t>
-            </w:r>
-          </w:p>
-        </w:tc>
-        <w:tc>
-          <w:tcPr>
-            <w:tcW w:type="dxa" w:w="3672"/>
-          </w:tcPr>
-          <w:p>
-            <w:pPr>
-              <w:spacing w:after="20"/>
-            </w:pPr>
-            <w:r/>
-            <w:r>
-              <w:rPr>
-                <w:sz w:val="18"/>
-              </w:rPr>
-              <w:t>Aliran panas yang terbentuk di dalam mantel karena pemanasan dari bawah.</w:t>
-            </w:r>
-          </w:p>
-        </w:tc>
-        <w:tc>
-          <w:tcPr>
-            <w:tcW w:type="dxa" w:w="3672"/>
-          </w:tcPr>
-          <w:p>
-            <w:pPr>
-              <w:spacing w:after="20"/>
-            </w:pPr>
-            <w:r/>
-            <w:r>
-              <w:rPr>
-                <w:sz w:val="18"/>
-              </w:rPr>
-              <w:t>Yang mengalir dan berputar di dalam mantel, menjadi tenaga penggerak lempeng.</w:t>
+              <w:t>SILIKAT</w:t>
+            </w:r>
+          </w:p>
+        </w:tc>
+        <w:tc>
+          <w:tcPr>
+            <w:tcW w:type="dxa" w:w="3672"/>
+          </w:tcPr>
+          <w:p>
+            <w:pPr>
+              <w:spacing w:after="20"/>
+            </w:pPr>
+            <w:r/>
+            <w:r>
+              <w:rPr>
+                <w:sz w:val="18"/>
+              </w:rPr>
+              <w:t>Bahan batuan penyusun mantel bumi.</w:t>
+            </w:r>
+          </w:p>
+        </w:tc>
+        <w:tc>
+          <w:tcPr>
+            <w:tcW w:type="dxa" w:w="3672"/>
+          </w:tcPr>
+          <w:p>
+            <w:pPr>
+              <w:spacing w:after="20"/>
+            </w:pPr>
+            <w:r/>
+            <w:r>
+              <w:rPr>
+                <w:sz w:val="18"/>
+              </w:rPr>
+              <w:t>Senyawa yang banyak menyusun batuan mantel, mengandung silikon dan oksigen.</w:t>
             </w:r>
           </w:p>
         </w:tc>
@@ -2027,41 +2505,41 @@
                 <w:b/>
                 <w:sz w:val="18"/>
               </w:rPr>
-              <w:t>BERPUTAR</w:t>
-            </w:r>
-          </w:p>
-        </w:tc>
-        <w:tc>
-          <w:tcPr>
-            <w:tcW w:type="dxa" w:w="3672"/>
-          </w:tcPr>
-          <w:p>
-            <w:pPr>
-              <w:spacing w:after="20"/>
-            </w:pPr>
-            <w:r/>
-            <w:r>
-              <w:rPr>
-                <w:sz w:val="18"/>
-              </w:rPr>
-              <w:t>Gerakan aliran panas mantel yang berbalik arah membentuk lingkaran.</w:t>
-            </w:r>
-          </w:p>
-        </w:tc>
-        <w:tc>
-          <w:tcPr>
-            <w:tcW w:type="dxa" w:w="3672"/>
-          </w:tcPr>
-          <w:p>
-            <w:pPr>
-              <w:spacing w:after="20"/>
-            </w:pPr>
-            <w:r/>
-            <w:r>
-              <w:rPr>
-                <w:sz w:val="18"/>
-              </w:rPr>
-              <w:t>Sifat gerak aliran panas mantel: naik lalu turun kembali membentuk lingkaran.</w:t>
+              <w:t>ASTENOSFER</w:t>
+            </w:r>
+          </w:p>
+        </w:tc>
+        <w:tc>
+          <w:tcPr>
+            <w:tcW w:type="dxa" w:w="3672"/>
+          </w:tcPr>
+          <w:p>
+            <w:pPr>
+              <w:spacing w:after="20"/>
+            </w:pPr>
+            <w:r/>
+            <w:r>
+              <w:rPr>
+                <w:sz w:val="18"/>
+              </w:rPr>
+              <w:t>Lapisan kental di bagian atas mantel, tepat di bawah kerak bumi.</w:t>
+            </w:r>
+          </w:p>
+        </w:tc>
+        <w:tc>
+          <w:tcPr>
+            <w:tcW w:type="dxa" w:w="3672"/>
+          </w:tcPr>
+          <w:p>
+            <w:pPr>
+              <w:spacing w:after="20"/>
+            </w:pPr>
+            <w:r/>
+            <w:r>
+              <w:rPr>
+                <w:sz w:val="18"/>
+              </w:rPr>
+              <w:t>Bagian paling atas mantel yang paling liat, tempat lempeng bergerak di atasnya.</w:t>
             </w:r>
           </w:p>
         </w:tc>
@@ -2158,41 +2636,41 @@
                 <w:b/>
                 <w:sz w:val="18"/>
               </w:rPr>
-              <w:t>MENDIDIH</w:t>
-            </w:r>
-          </w:p>
-        </w:tc>
-        <w:tc>
-          <w:tcPr>
-            <w:tcW w:type="dxa" w:w="3672"/>
-          </w:tcPr>
-          <w:p>
-            <w:pPr>
-              <w:spacing w:after="20"/>
-            </w:pPr>
-            <w:r/>
-            <w:r>
-              <w:rPr>
-                <w:sz w:val="18"/>
-              </w:rPr>
-              <w:t>Keadaan air di dalam panci saat dipanaskan, dipakai sebagai perumpamaan arus mantel.</w:t>
-            </w:r>
-          </w:p>
-        </w:tc>
-        <w:tc>
-          <w:tcPr>
-            <w:tcW w:type="dxa" w:w="3672"/>
-          </w:tcPr>
-          <w:p>
-            <w:pPr>
-              <w:spacing w:after="20"/>
-            </w:pPr>
-            <w:r/>
-            <w:r>
-              <w:rPr>
-                <w:sz w:val="18"/>
-              </w:rPr>
-              <w:t>Perumpamaan arus mantel: seperti air panas yang menggelegak di panci.</w:t>
+              <w:t>MELELEH</w:t>
+            </w:r>
+          </w:p>
+        </w:tc>
+        <w:tc>
+          <w:tcPr>
+            <w:tcW w:type="dxa" w:w="3672"/>
+          </w:tcPr>
+          <w:p>
+            <w:pPr>
+              <w:spacing w:after="20"/>
+            </w:pPr>
+            <w:r/>
+            <w:r>
+              <w:rPr>
+                <w:sz w:val="18"/>
+              </w:rPr>
+              <w:t>Yang terjadi pada batuan bila suhunya melampaui titik leburnya.</w:t>
+            </w:r>
+          </w:p>
+        </w:tc>
+        <w:tc>
+          <w:tcPr>
+            <w:tcW w:type="dxa" w:w="3672"/>
+          </w:tcPr>
+          <w:p>
+            <w:pPr>
+              <w:spacing w:after="20"/>
+            </w:pPr>
+            <w:r/>
+            <w:r>
+              <w:rPr>
+                <w:sz w:val="18"/>
+              </w:rPr>
+              <w:t>Perubahan wujud batuan menjadi zat alir karena suhunya sangat tinggi.</w:t>
             </w:r>
           </w:p>
         </w:tc>
@@ -2212,41 +2690,41 @@
                 <w:b/>
                 <w:sz w:val="18"/>
               </w:rPr>
-              <w:t>PANCI</w:t>
-            </w:r>
-          </w:p>
-        </w:tc>
-        <w:tc>
-          <w:tcPr>
-            <w:tcW w:type="dxa" w:w="3672"/>
-          </w:tcPr>
-          <w:p>
-            <w:pPr>
-              <w:spacing w:after="20"/>
-            </w:pPr>
-            <w:r/>
-            <w:r>
-              <w:rPr>
-                <w:sz w:val="18"/>
-              </w:rPr>
-              <w:t>Wadah tempat air direbus, dipakai sebagai perumpamaan arus konveksi mantel.</w:t>
-            </w:r>
-          </w:p>
-        </w:tc>
-        <w:tc>
-          <w:tcPr>
-            <w:tcW w:type="dxa" w:w="3672"/>
-          </w:tcPr>
-          <w:p>
-            <w:pPr>
-              <w:spacing w:after="20"/>
-            </w:pPr>
-            <w:r/>
-            <w:r>
-              <w:rPr>
-                <w:sz w:val="18"/>
-              </w:rPr>
-              <w:t>Perkakas dapur untuk merebus air, menjadi perumpamaan sel konveksi.</w:t>
+              <w:t>SIRKULASI</w:t>
+            </w:r>
+          </w:p>
+        </w:tc>
+        <w:tc>
+          <w:tcPr>
+            <w:tcW w:type="dxa" w:w="3672"/>
+          </w:tcPr>
+          <w:p>
+            <w:pPr>
+              <w:spacing w:after="20"/>
+            </w:pPr>
+            <w:r/>
+            <w:r>
+              <w:rPr>
+                <w:sz w:val="18"/>
+              </w:rPr>
+              <w:t>Nama lain perputaran aliran panas yang membentuk sel di dalam mantel.</w:t>
+            </w:r>
+          </w:p>
+        </w:tc>
+        <w:tc>
+          <w:tcPr>
+            <w:tcW w:type="dxa" w:w="3672"/>
+          </w:tcPr>
+          <w:p>
+            <w:pPr>
+              <w:spacing w:after="20"/>
+            </w:pPr>
+            <w:r/>
+            <w:r>
+              <w:rPr>
+                <w:sz w:val="18"/>
+              </w:rPr>
+              <w:t>Gerakan berputar aliran zat kental di dalam mantel, dari bawah ke atas lalu kembali turun.</w:t>
             </w:r>
           </w:p>
         </w:tc>
@@ -2343,41 +2821,41 @@
                 <w:b/>
                 <w:sz w:val="18"/>
               </w:rPr>
-              <w:t>LEMPENG</w:t>
-            </w:r>
-          </w:p>
-        </w:tc>
-        <w:tc>
-          <w:tcPr>
-            <w:tcW w:type="dxa" w:w="3672"/>
-          </w:tcPr>
-          <w:p>
-            <w:pPr>
-              <w:spacing w:after="20"/>
-            </w:pPr>
-            <w:r/>
-            <w:r>
-              <w:rPr>
-                <w:sz w:val="18"/>
-              </w:rPr>
-              <w:t>Bagian kerak bumi yang digerakkan oleh arus panas di dalam mantel.</w:t>
-            </w:r>
-          </w:p>
-        </w:tc>
-        <w:tc>
-          <w:tcPr>
-            <w:tcW w:type="dxa" w:w="3672"/>
-          </w:tcPr>
-          <w:p>
-            <w:pPr>
-              <w:spacing w:after="20"/>
-            </w:pPr>
-            <w:r/>
-            <w:r>
-              <w:rPr>
-                <w:sz w:val="18"/>
-              </w:rPr>
-              <w:t>Kepingan kerak bumi; arus mantel menjadi mesin penggeraknya.</w:t>
+              <w:t>KONDUKSI</w:t>
+            </w:r>
+          </w:p>
+        </w:tc>
+        <w:tc>
+          <w:tcPr>
+            <w:tcW w:type="dxa" w:w="3672"/>
+          </w:tcPr>
+          <w:p>
+            <w:pPr>
+              <w:spacing w:after="20"/>
+            </w:pPr>
+            <w:r/>
+            <w:r>
+              <w:rPr>
+                <w:sz w:val="18"/>
+              </w:rPr>
+              <w:t>Perpindahan panas melalui sebuah zat tanpa memindahkan zatnya sendiri.</w:t>
+            </w:r>
+          </w:p>
+        </w:tc>
+        <w:tc>
+          <w:tcPr>
+            <w:tcW w:type="dxa" w:w="3672"/>
+          </w:tcPr>
+          <w:p>
+            <w:pPr>
+              <w:spacing w:after="20"/>
+            </w:pPr>
+            <w:r/>
+            <w:r>
+              <w:rPr>
+                <w:sz w:val="18"/>
+              </w:rPr>
+              <w:t>Cara panas merambat melalui sebuah benda tanpa benda itu ikut berpindah.</w:t>
             </w:r>
           </w:p>
         </w:tc>
@@ -2397,41 +2875,41 @@
                 <w:b/>
                 <w:sz w:val="18"/>
               </w:rPr>
-              <w:t>PENGGERAK</w:t>
-            </w:r>
-          </w:p>
-        </w:tc>
-        <w:tc>
-          <w:tcPr>
-            <w:tcW w:type="dxa" w:w="3672"/>
-          </w:tcPr>
-          <w:p>
-            <w:pPr>
-              <w:spacing w:after="20"/>
-            </w:pPr>
-            <w:r/>
-            <w:r>
-              <w:rPr>
-                <w:sz w:val="18"/>
-              </w:rPr>
-              <w:t>Peran arus konveksi mantel bagi pergerakan lempeng bumi: sebagai mesin ...</w:t>
-            </w:r>
-          </w:p>
-        </w:tc>
-        <w:tc>
-          <w:tcPr>
-            <w:tcW w:type="dxa" w:w="3672"/>
-          </w:tcPr>
-          <w:p>
-            <w:pPr>
-              <w:spacing w:after="20"/>
-            </w:pPr>
-            <w:r/>
-            <w:r>
-              <w:rPr>
-                <w:sz w:val="18"/>
-              </w:rPr>
-              <w:t>Peran arus mantel: menjadi mesin yang menggerakkan lempeng bumi.</w:t>
+              <w:t>GEOTERMAL</w:t>
+            </w:r>
+          </w:p>
+        </w:tc>
+        <w:tc>
+          <w:tcPr>
+            <w:tcW w:type="dxa" w:w="3672"/>
+          </w:tcPr>
+          <w:p>
+            <w:pPr>
+              <w:spacing w:after="20"/>
+            </w:pPr>
+            <w:r/>
+            <w:r>
+              <w:rPr>
+                <w:sz w:val="18"/>
+              </w:rPr>
+              <w:t>Sebutan bagi energi panas yang berasal dari dalam bumi.</w:t>
+            </w:r>
+          </w:p>
+        </w:tc>
+        <w:tc>
+          <w:tcPr>
+            <w:tcW w:type="dxa" w:w="3672"/>
+          </w:tcPr>
+          <w:p>
+            <w:pPr>
+              <w:spacing w:after="20"/>
+            </w:pPr>
+            <w:r/>
+            <w:r>
+              <w:rPr>
+                <w:sz w:val="18"/>
+              </w:rPr>
+              <w:t>Istilah bagi panas bumi yang dimanfaatkan sebagai pembangkit listrik.</w:t>
             </w:r>
           </w:p>
         </w:tc>
@@ -2829,41 +3307,41 @@
                 <w:b/>
                 <w:sz w:val="18"/>
               </w:rPr>
-              <w:t>PUTARAN</w:t>
-            </w:r>
-          </w:p>
-        </w:tc>
-        <w:tc>
-          <w:tcPr>
-            <w:tcW w:type="dxa" w:w="3672"/>
-          </w:tcPr>
-          <w:p>
-            <w:pPr>
-              <w:spacing w:after="20"/>
-            </w:pPr>
-            <w:r/>
-            <w:r>
-              <w:rPr>
-                <w:sz w:val="18"/>
-              </w:rPr>
-              <w:t>Gerakan berulang aliran logam cair di inti luar yang membangkitkan magnet.</w:t>
-            </w:r>
-          </w:p>
-        </w:tc>
-        <w:tc>
-          <w:tcPr>
-            <w:tcW w:type="dxa" w:w="3672"/>
-          </w:tcPr>
-          <w:p>
-            <w:pPr>
-              <w:spacing w:after="20"/>
-            </w:pPr>
-            <w:r/>
-            <w:r>
-              <w:rPr>
-                <w:sz w:val="18"/>
-              </w:rPr>
-              <w:t>Gerak berulang logam cair inti luar; inilah yang menimbulkan medan magnet.</w:t>
+              <w:t>LELEHAN</w:t>
+            </w:r>
+          </w:p>
+        </w:tc>
+        <w:tc>
+          <w:tcPr>
+            <w:tcW w:type="dxa" w:w="3672"/>
+          </w:tcPr>
+          <w:p>
+            <w:pPr>
+              <w:spacing w:after="20"/>
+            </w:pPr>
+            <w:r/>
+            <w:r>
+              <w:rPr>
+                <w:sz w:val="18"/>
+              </w:rPr>
+              <w:t>Inti luar berupa ... logam, karena suhunya melampaui titik leleh besi.</w:t>
+            </w:r>
+          </w:p>
+        </w:tc>
+        <w:tc>
+          <w:tcPr>
+            <w:tcW w:type="dxa" w:w="3672"/>
+          </w:tcPr>
+          <w:p>
+            <w:pPr>
+              <w:spacing w:after="20"/>
+            </w:pPr>
+            <w:r/>
+            <w:r>
+              <w:rPr>
+                <w:sz w:val="18"/>
+              </w:rPr>
+              <w:t>Logam yang telah berubah menjadi zat alir karena panas.</w:t>
             </w:r>
           </w:p>
         </w:tc>
@@ -2883,41 +3361,41 @@
                 <w:b/>
                 <w:sz w:val="18"/>
               </w:rPr>
-              <w:t>EKSTREM</w:t>
-            </w:r>
-          </w:p>
-        </w:tc>
-        <w:tc>
-          <w:tcPr>
-            <w:tcW w:type="dxa" w:w="3672"/>
-          </w:tcPr>
-          <w:p>
-            <w:pPr>
-              <w:spacing w:after="20"/>
-            </w:pPr>
-            <w:r/>
-            <w:r>
-              <w:rPr>
-                <w:sz w:val="18"/>
-              </w:rPr>
-              <w:t>Sifat panas di inti luar yang membuat logam besi dan nikel meleleh.</w:t>
-            </w:r>
-          </w:p>
-        </w:tc>
-        <w:tc>
-          <w:tcPr>
-            <w:tcW w:type="dxa" w:w="3672"/>
-          </w:tcPr>
-          <w:p>
-            <w:pPr>
-              <w:spacing w:after="20"/>
-            </w:pPr>
-            <w:r/>
-            <w:r>
-              <w:rPr>
-                <w:sz w:val="18"/>
-              </w:rPr>
-              <w:t>Sifat suhu inti luar yang melampaui titik leleh besi dan nikel.</w:t>
+              <w:t>KOMPAS</w:t>
+            </w:r>
+          </w:p>
+        </w:tc>
+        <w:tc>
+          <w:tcPr>
+            <w:tcW w:type="dxa" w:w="3672"/>
+          </w:tcPr>
+          <w:p>
+            <w:pPr>
+              <w:spacing w:after="20"/>
+            </w:pPr>
+            <w:r/>
+            <w:r>
+              <w:rPr>
+                <w:sz w:val="18"/>
+              </w:rPr>
+              <w:t>Alat penunjuk arah yang bekerja karena memanfaatkan medan magnet bumi.</w:t>
+            </w:r>
+          </w:p>
+        </w:tc>
+        <w:tc>
+          <w:tcPr>
+            <w:tcW w:type="dxa" w:w="3672"/>
+          </w:tcPr>
+          <w:p>
+            <w:pPr>
+              <w:spacing w:after="20"/>
+            </w:pPr>
+            <w:r/>
+            <w:r>
+              <w:rPr>
+                <w:sz w:val="18"/>
+              </w:rPr>
+              <w:t>Alat navigasi berjarum yang selalu menunjuk ke arah utara dan selatan.</w:t>
             </w:r>
           </w:p>
         </w:tc>
@@ -3122,41 +3600,41 @@
                 <w:b/>
                 <w:sz w:val="18"/>
               </w:rPr>
-              <w:t>DINAMO</w:t>
-            </w:r>
-          </w:p>
-        </w:tc>
-        <w:tc>
-          <w:tcPr>
-            <w:tcW w:type="dxa" w:w="3672"/>
-          </w:tcPr>
-          <w:p>
-            <w:pPr>
-              <w:spacing w:after="20"/>
-            </w:pPr>
-            <w:r/>
-            <w:r>
-              <w:rPr>
-                <w:sz w:val="18"/>
-              </w:rPr>
-              <w:t>Alat pembangkit listrik; perputaran logam inti luar bekerja seperti ini.</w:t>
-            </w:r>
-          </w:p>
-        </w:tc>
-        <w:tc>
-          <w:tcPr>
-            <w:tcW w:type="dxa" w:w="3672"/>
-          </w:tcPr>
-          <w:p>
-            <w:pPr>
-              <w:spacing w:after="20"/>
-            </w:pPr>
-            <w:r/>
-            <w:r>
-              <w:rPr>
-                <w:sz w:val="18"/>
-              </w:rPr>
-              <w:t>Perumpamaan bagi kerja inti luar: seperti ... raksasa yang berputar.</w:t>
+              <w:t>KUTUB</w:t>
+            </w:r>
+          </w:p>
+        </w:tc>
+        <w:tc>
+          <w:tcPr>
+            <w:tcW w:type="dxa" w:w="3672"/>
+          </w:tcPr>
+          <w:p>
+            <w:pPr>
+              <w:spacing w:after="20"/>
+            </w:pPr>
+            <w:r/>
+            <w:r>
+              <w:rPr>
+                <w:sz w:val="18"/>
+              </w:rPr>
+              <w:t>Medan magnet bumi memiliki dua ..., yaitu utara dan selatan.</w:t>
+            </w:r>
+          </w:p>
+        </w:tc>
+        <w:tc>
+          <w:tcPr>
+            <w:tcW w:type="dxa" w:w="3672"/>
+          </w:tcPr>
+          <w:p>
+            <w:pPr>
+              <w:spacing w:after="20"/>
+            </w:pPr>
+            <w:r/>
+            <w:r>
+              <w:rPr>
+                <w:sz w:val="18"/>
+              </w:rPr>
+              <w:t>Sebutan bagi ujung utara dan ujung selatan sebuah magnet.</w:t>
             </w:r>
           </w:p>
         </w:tc>
@@ -3253,41 +3731,41 @@
                 <w:b/>
                 <w:sz w:val="18"/>
               </w:rPr>
-              <w:t>RAKSASA</w:t>
-            </w:r>
-          </w:p>
-        </w:tc>
-        <w:tc>
-          <w:tcPr>
-            <w:tcW w:type="dxa" w:w="3672"/>
-          </w:tcPr>
-          <w:p>
-            <w:pPr>
-              <w:spacing w:after="20"/>
-            </w:pPr>
-            <w:r/>
-            <w:r>
-              <w:rPr>
-                <w:sz w:val="18"/>
-              </w:rPr>
-              <w:t>Ukuran dinamo yang menggambarkan besarnya medan magnet bumi.</w:t>
-            </w:r>
-          </w:p>
-        </w:tc>
-        <w:tc>
-          <w:tcPr>
-            <w:tcW w:type="dxa" w:w="3672"/>
-          </w:tcPr>
-          <w:p>
-            <w:pPr>
-              <w:spacing w:after="20"/>
-            </w:pPr>
-            <w:r/>
-            <w:r>
-              <w:rPr>
-                <w:sz w:val="18"/>
-              </w:rPr>
-              <w:t>Sifat dinamo yang dibentuk oleh inti luar bumi: sangat besar.</w:t>
+              <w:t>ARUS</w:t>
+            </w:r>
+          </w:p>
+        </w:tc>
+        <w:tc>
+          <w:tcPr>
+            <w:tcW w:type="dxa" w:w="3672"/>
+          </w:tcPr>
+          <w:p>
+            <w:pPr>
+              <w:spacing w:after="20"/>
+            </w:pPr>
+            <w:r/>
+            <w:r>
+              <w:rPr>
+                <w:sz w:val="18"/>
+              </w:rPr>
+              <w:t>Logam cair di inti luar membentuk ... listrik yang menghasilkan medan magnet.</w:t>
+            </w:r>
+          </w:p>
+        </w:tc>
+        <w:tc>
+          <w:tcPr>
+            <w:tcW w:type="dxa" w:w="3672"/>
+          </w:tcPr>
+          <w:p>
+            <w:pPr>
+              <w:spacing w:after="20"/>
+            </w:pPr>
+            <w:r/>
+            <w:r>
+              <w:rPr>
+                <w:sz w:val="18"/>
+              </w:rPr>
+              <w:t>Aliran listrik yang timbul dari logam yang bergerak di inti luar.</w:t>
             </w:r>
           </w:p>
         </w:tc>
@@ -3307,41 +3785,41 @@
                 <w:b/>
                 <w:sz w:val="18"/>
               </w:rPr>
-              <w:t>MATAHARI</w:t>
-            </w:r>
-          </w:p>
-        </w:tc>
-        <w:tc>
-          <w:tcPr>
-            <w:tcW w:type="dxa" w:w="3672"/>
-          </w:tcPr>
-          <w:p>
-            <w:pPr>
-              <w:spacing w:after="20"/>
-            </w:pPr>
-            <w:r/>
-            <w:r>
-              <w:rPr>
-                <w:sz w:val="18"/>
-              </w:rPr>
-              <w:t>Bintang yang radiasinya dibelokkan oleh medan magnet bumi.</w:t>
-            </w:r>
-          </w:p>
-        </w:tc>
-        <w:tc>
-          <w:tcPr>
-            <w:tcW w:type="dxa" w:w="3672"/>
-          </w:tcPr>
-          <w:p>
-            <w:pPr>
-              <w:spacing w:after="20"/>
-            </w:pPr>
-            <w:r/>
-            <w:r>
-              <w:rPr>
-                <w:sz w:val="18"/>
-              </w:rPr>
-              <w:t>Sumber badai radiasi yang ditahan oleh medan magnet bumi.</w:t>
+              <w:t>LISTRIK</w:t>
+            </w:r>
+          </w:p>
+        </w:tc>
+        <w:tc>
+          <w:tcPr>
+            <w:tcW w:type="dxa" w:w="3672"/>
+          </w:tcPr>
+          <w:p>
+            <w:pPr>
+              <w:spacing w:after="20"/>
+            </w:pPr>
+            <w:r/>
+            <w:r>
+              <w:rPr>
+                <w:sz w:val="18"/>
+              </w:rPr>
+              <w:t>Jenis aliran yang timbul dari logam cair yang bergerak di inti luar.</w:t>
+            </w:r>
+          </w:p>
+        </w:tc>
+        <w:tc>
+          <w:tcPr>
+            <w:tcW w:type="dxa" w:w="3672"/>
+          </w:tcPr>
+          <w:p>
+            <w:pPr>
+              <w:spacing w:after="20"/>
+            </w:pPr>
+            <w:r/>
+            <w:r>
+              <w:rPr>
+                <w:sz w:val="18"/>
+              </w:rPr>
+              <w:t>Aliran energi yang muncul dari logam yang bergerak, dan membangkitkan magnet.</w:t>
             </w:r>
           </w:p>
         </w:tc>
@@ -3546,41 +4024,41 @@
                 <w:b/>
                 <w:sz w:val="18"/>
               </w:rPr>
-              <w:t>BADAI</w:t>
-            </w:r>
-          </w:p>
-        </w:tc>
-        <w:tc>
-          <w:tcPr>
-            <w:tcW w:type="dxa" w:w="3672"/>
-          </w:tcPr>
-          <w:p>
-            <w:pPr>
-              <w:spacing w:after="20"/>
-            </w:pPr>
-            <w:r/>
-            <w:r>
-              <w:rPr>
-                <w:sz w:val="18"/>
-              </w:rPr>
-              <w:t>Sebutan bagi gangguan radiasi hebat yang datang dari matahari.</w:t>
-            </w:r>
-          </w:p>
-        </w:tc>
-        <w:tc>
-          <w:tcPr>
-            <w:tcW w:type="dxa" w:w="3672"/>
-          </w:tcPr>
-          <w:p>
-            <w:pPr>
-              <w:spacing w:after="20"/>
-            </w:pPr>
-            <w:r/>
-            <w:r>
-              <w:rPr>
-                <w:sz w:val="18"/>
-              </w:rPr>
-              <w:t>Gangguan radiasi matahari yang dibelokkan medan magnet bumi.</w:t>
+              <w:t>GEODYNAMO</w:t>
+            </w:r>
+          </w:p>
+        </w:tc>
+        <w:tc>
+          <w:tcPr>
+            <w:tcW w:type="dxa" w:w="3672"/>
+          </w:tcPr>
+          <w:p>
+            <w:pPr>
+              <w:spacing w:after="20"/>
+            </w:pPr>
+            <w:r/>
+            <w:r>
+              <w:rPr>
+                <w:sz w:val="18"/>
+              </w:rPr>
+              <w:t>Mekanisme perputaran logam di inti luar yang membangkitkan magnet bumi.</w:t>
+            </w:r>
+          </w:p>
+        </w:tc>
+        <w:tc>
+          <w:tcPr>
+            <w:tcW w:type="dxa" w:w="3672"/>
+          </w:tcPr>
+          <w:p>
+            <w:pPr>
+              <w:spacing w:after="20"/>
+            </w:pPr>
+            <w:r/>
+            <w:r>
+              <w:rPr>
+                <w:sz w:val="18"/>
+              </w:rPr>
+              <w:t>Cara kerja perputaran logam panas di inti luar sehingga bumi memiliki magnet.</w:t>
             </w:r>
           </w:p>
         </w:tc>
@@ -3731,41 +4209,41 @@
                 <w:b/>
                 <w:sz w:val="18"/>
               </w:rPr>
-              <w:t>RADIASI</w:t>
-            </w:r>
-          </w:p>
-        </w:tc>
-        <w:tc>
-          <w:tcPr>
-            <w:tcW w:type="dxa" w:w="3672"/>
-          </w:tcPr>
-          <w:p>
-            <w:pPr>
-              <w:spacing w:after="20"/>
-            </w:pPr>
-            <w:r/>
-            <w:r>
-              <w:rPr>
-                <w:sz w:val="18"/>
-              </w:rPr>
-              <w:t>Pancaran berbahaya dari angkasa yang dilindungi medan magnet bumi.</w:t>
-            </w:r>
-          </w:p>
-        </w:tc>
-        <w:tc>
-          <w:tcPr>
-            <w:tcW w:type="dxa" w:w="3672"/>
-          </w:tcPr>
-          <w:p>
-            <w:pPr>
-              <w:spacing w:after="20"/>
-            </w:pPr>
-            <w:r/>
-            <w:r>
-              <w:rPr>
-                <w:sz w:val="18"/>
-              </w:rPr>
-              <w:t>Pancaran berbahaya matahari yang dibelokkan oleh medan magnet bumi.</w:t>
+              <w:t>LEBUR</w:t>
+            </w:r>
+          </w:p>
+        </w:tc>
+        <w:tc>
+          <w:tcPr>
+            <w:tcW w:type="dxa" w:w="3672"/>
+          </w:tcPr>
+          <w:p>
+            <w:pPr>
+              <w:spacing w:after="20"/>
+            </w:pPr>
+            <w:r/>
+            <w:r>
+              <w:rPr>
+                <w:sz w:val="18"/>
+              </w:rPr>
+              <w:t>Hancur menjadi zat alir karena panas yang sangat tinggi.</w:t>
+            </w:r>
+          </w:p>
+        </w:tc>
+        <w:tc>
+          <w:tcPr>
+            <w:tcW w:type="dxa" w:w="3672"/>
+          </w:tcPr>
+          <w:p>
+            <w:pPr>
+              <w:spacing w:after="20"/>
+            </w:pPr>
+            <w:r/>
+            <w:r>
+              <w:rPr>
+                <w:sz w:val="18"/>
+              </w:rPr>
+              <w:t>Peristiwa berubahnya logam menjadi zat alir akibat panas yang sangat tinggi.</w:t>
             </w:r>
           </w:p>
         </w:tc>
@@ -3978,41 +4456,41 @@
                 <w:b/>
                 <w:sz w:val="18"/>
               </w:rPr>
-              <w:t>KRISTAL</w:t>
-            </w:r>
-          </w:p>
-        </w:tc>
-        <w:tc>
-          <w:tcPr>
-            <w:tcW w:type="dxa" w:w="3672"/>
-          </w:tcPr>
-          <w:p>
-            <w:pPr>
-              <w:spacing w:after="20"/>
-            </w:pPr>
-            <w:r/>
-            <w:r>
-              <w:rPr>
-                <w:sz w:val="18"/>
-              </w:rPr>
-              <w:t>Bentuk susunan logam besi dan nikel di inti dalam.</w:t>
-            </w:r>
-          </w:p>
-        </w:tc>
-        <w:tc>
-          <w:tcPr>
-            <w:tcW w:type="dxa" w:w="3672"/>
-          </w:tcPr>
-          <w:p>
-            <w:pPr>
-              <w:spacing w:after="20"/>
-            </w:pPr>
-            <w:r/>
-            <w:r>
-              <w:rPr>
-                <w:sz w:val="18"/>
-              </w:rPr>
-              <w:t>Susunan atom logam yang teratur rapat di inti dalam.</w:t>
+              <w:t>INTIDALAM</w:t>
+            </w:r>
+          </w:p>
+        </w:tc>
+        <w:tc>
+          <w:tcPr>
+            <w:tcW w:type="dxa" w:w="3672"/>
+          </w:tcPr>
+          <w:p>
+            <w:pPr>
+              <w:spacing w:after="20"/>
+            </w:pPr>
+            <w:r/>
+            <w:r>
+              <w:rPr>
+                <w:sz w:val="18"/>
+              </w:rPr>
+              <w:t>Lapisan terdalam planet bumi pada kedalaman 6.371 kilometer.</w:t>
+            </w:r>
+          </w:p>
+        </w:tc>
+        <w:tc>
+          <w:tcPr>
+            <w:tcW w:type="dxa" w:w="3672"/>
+          </w:tcPr>
+          <w:p>
+            <w:pPr>
+              <w:spacing w:after="20"/>
+            </w:pPr>
+            <w:r/>
+            <w:r>
+              <w:rPr>
+                <w:sz w:val="18"/>
+              </w:rPr>
+              <w:t>Bagian paling tengah bumi, berupa bola logam di kedalaman 6.371 km.</w:t>
             </w:r>
           </w:p>
         </w:tc>
@@ -4587,41 +5065,41 @@
                 <w:b/>
                 <w:sz w:val="18"/>
               </w:rPr>
-              <w:t>ATOM</w:t>
-            </w:r>
-          </w:p>
-        </w:tc>
-        <w:tc>
-          <w:tcPr>
-            <w:tcW w:type="dxa" w:w="3672"/>
-          </w:tcPr>
-          <w:p>
-            <w:pPr>
-              <w:spacing w:after="20"/>
-            </w:pPr>
-            <w:r/>
-            <w:r>
-              <w:rPr>
-                <w:sz w:val="18"/>
-              </w:rPr>
-              <w:t>Bagian terkecil penyusun besi yang dikunci rapat oleh tekanan di inti dalam.</w:t>
-            </w:r>
-          </w:p>
-        </w:tc>
-        <w:tc>
-          <w:tcPr>
-            <w:tcW w:type="dxa" w:w="3672"/>
-          </w:tcPr>
-          <w:p>
-            <w:pPr>
-              <w:spacing w:after="20"/>
-            </w:pPr>
-            <w:r/>
-            <w:r>
-              <w:rPr>
-                <w:sz w:val="18"/>
-              </w:rPr>
-              <w:t>Bagian terkecil penyusun logam; di inti dalam terkuci rapat oleh tekanan.</w:t>
+              <w:t>TERDALAM</w:t>
+            </w:r>
+          </w:p>
+        </w:tc>
+        <w:tc>
+          <w:tcPr>
+            <w:tcW w:type="dxa" w:w="3672"/>
+          </w:tcPr>
+          <w:p>
+            <w:pPr>
+              <w:spacing w:after="20"/>
+            </w:pPr>
+            <w:r/>
+            <w:r>
+              <w:rPr>
+                <w:sz w:val="18"/>
+              </w:rPr>
+              <w:t>Inti dalam adalah lapisan yang paling ... di seluruh bumi.</w:t>
+            </w:r>
+          </w:p>
+        </w:tc>
+        <w:tc>
+          <w:tcPr>
+            <w:tcW w:type="dxa" w:w="3672"/>
+          </w:tcPr>
+          <w:p>
+            <w:pPr>
+              <w:spacing w:after="20"/>
+            </w:pPr>
+            <w:r/>
+            <w:r>
+              <w:rPr>
+                <w:sz w:val="18"/>
+              </w:rPr>
+              <w:t>Kedudukan lapisan yang paling jauh dari permukaan bumi.</w:t>
             </w:r>
           </w:p>
         </w:tc>
@@ -4772,41 +5250,41 @@
                 <w:b/>
                 <w:sz w:val="18"/>
               </w:rPr>
-              <w:t>NOL</w:t>
-            </w:r>
-          </w:p>
-        </w:tc>
-        <w:tc>
-          <w:tcPr>
-            <w:tcW w:type="dxa" w:w="3672"/>
-          </w:tcPr>
-          <w:p>
-            <w:pPr>
-              <w:spacing w:after="20"/>
-            </w:pPr>
-            <w:r/>
-            <w:r>
-              <w:rPr>
-                <w:sz w:val="18"/>
-              </w:rPr>
-              <w:t>Nilai gravitasi tepat di pusat bumi, karena tarikan dari segala arah saling meniadakan.</w:t>
-            </w:r>
-          </w:p>
-        </w:tc>
-        <w:tc>
-          <w:tcPr>
-            <w:tcW w:type="dxa" w:w="3672"/>
-          </w:tcPr>
-          <w:p>
-            <w:pPr>
-              <w:spacing w:after="20"/>
-            </w:pPr>
-            <w:r/>
-            <w:r>
-              <w:rPr>
-                <w:sz w:val="18"/>
-              </w:rPr>
-              <w:t>Nilai gaya tarik di titik pusat bumi: karena saling meniadakan.</w:t>
+              <w:t>PADUAN</w:t>
+            </w:r>
+          </w:p>
+        </w:tc>
+        <w:tc>
+          <w:tcPr>
+            <w:tcW w:type="dxa" w:w="3672"/>
+          </w:tcPr>
+          <w:p>
+            <w:pPr>
+              <w:spacing w:after="20"/>
+            </w:pPr>
+            <w:r/>
+            <w:r>
+              <w:rPr>
+                <w:sz w:val="18"/>
+              </w:rPr>
+              <w:t>Campuran dua logam atau lebih, seperti besi dan nikel di pusat bumi.</w:t>
+            </w:r>
+          </w:p>
+        </w:tc>
+        <w:tc>
+          <w:tcPr>
+            <w:tcW w:type="dxa" w:w="3672"/>
+          </w:tcPr>
+          <w:p>
+            <w:pPr>
+              <w:spacing w:after="20"/>
+            </w:pPr>
+            <w:r/>
+            <w:r>
+              <w:rPr>
+                <w:sz w:val="18"/>
+              </w:rPr>
+              <w:t>Hasil pencampuran beberapa logam, misalnya besi dengan nikel.</w:t>
             </w:r>
           </w:p>
         </w:tc>
@@ -4957,41 +5435,41 @@
                 <w:b/>
                 <w:sz w:val="18"/>
               </w:rPr>
-              <w:t>DAHSYAT</w:t>
-            </w:r>
-          </w:p>
-        </w:tc>
-        <w:tc>
-          <w:tcPr>
-            <w:tcW w:type="dxa" w:w="3672"/>
-          </w:tcPr>
-          <w:p>
-            <w:pPr>
-              <w:spacing w:after="20"/>
-            </w:pPr>
-            <w:r/>
-            <w:r>
-              <w:rPr>
-                <w:sz w:val="18"/>
-              </w:rPr>
-              <w:t>Sifat tekanan di inti dalam yang membuat besi tetap padat.</w:t>
-            </w:r>
-          </w:p>
-        </w:tc>
-        <w:tc>
-          <w:tcPr>
-            <w:tcW w:type="dxa" w:w="3672"/>
-          </w:tcPr>
-          <w:p>
-            <w:pPr>
-              <w:spacing w:after="20"/>
-            </w:pPr>
-            <w:r/>
-            <w:r>
-              <w:rPr>
-                <w:sz w:val="18"/>
-              </w:rPr>
-              <w:t>Sifat tekanan dari seluruh bumi yang mengunci besi tetap padat.</w:t>
+              <w:t>MAMPAT</w:t>
+            </w:r>
+          </w:p>
+        </w:tc>
+        <w:tc>
+          <w:tcPr>
+            <w:tcW w:type="dxa" w:w="3672"/>
+          </w:tcPr>
+          <w:p>
+            <w:pPr>
+              <w:spacing w:after="20"/>
+            </w:pPr>
+            <w:r/>
+            <w:r>
+              <w:rPr>
+                <w:sz w:val="18"/>
+              </w:rPr>
+              <w:t>Keadaan zat yang partikelnya sangat rapat karena tekanan yang besar.</w:t>
+            </w:r>
+          </w:p>
+        </w:tc>
+        <w:tc>
+          <w:tcPr>
+            <w:tcW w:type="dxa" w:w="3672"/>
+          </w:tcPr>
+          <w:p>
+            <w:pPr>
+              <w:spacing w:after="20"/>
+            </w:pPr>
+            <w:r/>
+            <w:r>
+              <w:rPr>
+                <w:sz w:val="18"/>
+              </w:rPr>
+              <w:t>Keadaan zat yang partikelnya terdesak sangat rapat oleh tekanan besar.</w:t>
             </w:r>
           </w:p>
         </w:tc>
@@ -5389,41 +5867,41 @@
                 <w:b/>
                 <w:sz w:val="18"/>
               </w:rPr>
-              <w:t>HANYUT</w:t>
-            </w:r>
-          </w:p>
-        </w:tc>
-        <w:tc>
-          <w:tcPr>
-            <w:tcW w:type="dxa" w:w="3672"/>
-          </w:tcPr>
-          <w:p>
-            <w:pPr>
-              <w:spacing w:after="20"/>
-            </w:pPr>
-            <w:r/>
-            <w:r>
-              <w:rPr>
-                <w:sz w:val="18"/>
-              </w:rPr>
-              <w:t>Peristiwa terpisahnya benua setelah Pangea retak, menurut teori Alfred Wegener.</w:t>
-            </w:r>
-          </w:p>
-        </w:tc>
-        <w:tc>
-          <w:tcPr>
-            <w:tcW w:type="dxa" w:w="3672"/>
-          </w:tcPr>
-          <w:p>
-            <w:pPr>
-              <w:spacing w:after="20"/>
-            </w:pPr>
-            <w:r/>
-            <w:r>
-              <w:rPr>
-                <w:sz w:val="18"/>
-              </w:rPr>
-              <w:t>Yang dialami benua setelah Pangea retak dan bergerak saling menjauh.</w:t>
+              <w:t>CELAH</w:t>
+            </w:r>
+          </w:p>
+        </w:tc>
+        <w:tc>
+          <w:tcPr>
+            <w:tcW w:type="dxa" w:w="3672"/>
+          </w:tcPr>
+          <w:p>
+            <w:pPr>
+              <w:spacing w:after="20"/>
+            </w:pPr>
+            <w:r/>
+            <w:r>
+              <w:rPr>
+                <w:sz w:val="18"/>
+              </w:rPr>
+              <w:t>Ruang terbuka yang terbentuk saat dua lempeng saling menjauh, lalu terisi magma.</w:t>
+            </w:r>
+          </w:p>
+        </w:tc>
+        <w:tc>
+          <w:tcPr>
+            <w:tcW w:type="dxa" w:w="3672"/>
+          </w:tcPr>
+          <w:p>
+            <w:pPr>
+              <w:spacing w:after="20"/>
+            </w:pPr>
+            <w:r/>
+            <w:r>
+              <w:rPr>
+                <w:sz w:val="18"/>
+              </w:rPr>
+              <w:t>Rongga terbuka di kerak yang muncul ketika lempeng saling bergerak menjauh.</w:t>
             </w:r>
           </w:p>
         </w:tc>
@@ -5443,41 +5921,41 @@
                 <w:b/>
                 <w:sz w:val="18"/>
               </w:rPr>
-              <w:t>LEMPENG</w:t>
-            </w:r>
-          </w:p>
-        </w:tc>
-        <w:tc>
-          <w:tcPr>
-            <w:tcW w:type="dxa" w:w="3672"/>
-          </w:tcPr>
-          <w:p>
-            <w:pPr>
-              <w:spacing w:after="20"/>
-            </w:pPr>
-            <w:r/>
-            <w:r>
-              <w:rPr>
-                <w:sz w:val="18"/>
-              </w:rPr>
-              <w:t>Kepingan kerak bumi yang terus bergerak perlahan di atas mantel.</w:t>
-            </w:r>
-          </w:p>
-        </w:tc>
-        <w:tc>
-          <w:tcPr>
-            <w:tcW w:type="dxa" w:w="3672"/>
-          </w:tcPr>
-          <w:p>
-            <w:pPr>
-              <w:spacing w:after="20"/>
-            </w:pPr>
-            <w:r/>
-            <w:r>
-              <w:rPr>
-                <w:sz w:val="18"/>
-              </w:rPr>
-              <w:t>Bagian kerak bumi yang terpecah dan bergerak perlahan di atas mantel.</w:t>
+              <w:t>REKAHAN</w:t>
+            </w:r>
+          </w:p>
+        </w:tc>
+        <w:tc>
+          <w:tcPr>
+            <w:tcW w:type="dxa" w:w="3672"/>
+          </w:tcPr>
+          <w:p>
+            <w:pPr>
+              <w:spacing w:after="20"/>
+            </w:pPr>
+            <w:r/>
+            <w:r>
+              <w:rPr>
+                <w:sz w:val="18"/>
+              </w:rPr>
+              <w:t>Retakan pada kerak bumi tempat magma dapat naik ke permukaan.</w:t>
+            </w:r>
+          </w:p>
+        </w:tc>
+        <w:tc>
+          <w:tcPr>
+            <w:tcW w:type="dxa" w:w="3672"/>
+          </w:tcPr>
+          <w:p>
+            <w:pPr>
+              <w:spacing w:after="20"/>
+            </w:pPr>
+            <w:r/>
+            <w:r>
+              <w:rPr>
+                <w:sz w:val="18"/>
+              </w:rPr>
+              <w:t>Belahan pada kerak bumi yang menjadi jalan naiknya zat cair panas.</w:t>
             </w:r>
           </w:p>
         </w:tc>
@@ -5574,41 +6052,41 @@
                 <w:b/>
                 <w:sz w:val="18"/>
               </w:rPr>
-              <w:t>TEKTONIK</w:t>
-            </w:r>
-          </w:p>
-        </w:tc>
-        <w:tc>
-          <w:tcPr>
-            <w:tcW w:type="dxa" w:w="3672"/>
-          </w:tcPr>
-          <w:p>
-            <w:pPr>
-              <w:spacing w:after="20"/>
-            </w:pPr>
-            <w:r/>
-            <w:r>
-              <w:rPr>
-                <w:sz w:val="18"/>
-              </w:rPr>
-              <w:t>Sebutan bagi lempeng yang bergerak perlahan di atas mantel bumi.</w:t>
-            </w:r>
-          </w:p>
-        </w:tc>
-        <w:tc>
-          <w:tcPr>
-            <w:tcW w:type="dxa" w:w="3672"/>
-          </w:tcPr>
-          <w:p>
-            <w:pPr>
-              <w:spacing w:after="20"/>
-            </w:pPr>
-            <w:r/>
-            <w:r>
-              <w:rPr>
-                <w:sz w:val="18"/>
-              </w:rPr>
-              <w:t>Jenis lempeng yang bergerak perlahan di atas mantel, penggerak benua.</w:t>
+              <w:t>MEMISAH</w:t>
+            </w:r>
+          </w:p>
+        </w:tc>
+        <w:tc>
+          <w:tcPr>
+            <w:tcW w:type="dxa" w:w="3672"/>
+          </w:tcPr>
+          <w:p>
+            <w:pPr>
+              <w:spacing w:after="20"/>
+            </w:pPr>
+            <w:r/>
+            <w:r>
+              <w:rPr>
+                <w:sz w:val="18"/>
+              </w:rPr>
+              <w:t>Arti kata divergen: kedua lempeng saling...</w:t>
+            </w:r>
+          </w:p>
+        </w:tc>
+        <w:tc>
+          <w:tcPr>
+            <w:tcW w:type="dxa" w:w="3672"/>
+          </w:tcPr>
+          <w:p>
+            <w:pPr>
+              <w:spacing w:after="20"/>
+            </w:pPr>
+            <w:r/>
+            <w:r>
+              <w:rPr>
+                <w:sz w:val="18"/>
+              </w:rPr>
+              <w:t>Arti kata divergen: kedua lempeng saling meninggalkan satu sama lain.</w:t>
             </w:r>
           </w:p>
         </w:tc>
@@ -5628,41 +6106,41 @@
                 <w:b/>
                 <w:sz w:val="18"/>
               </w:rPr>
-              <w:t>MENDESAK</w:t>
-            </w:r>
-          </w:p>
-        </w:tc>
-        <w:tc>
-          <w:tcPr>
-            <w:tcW w:type="dxa" w:w="3672"/>
-          </w:tcPr>
-          <w:p>
-            <w:pPr>
-              <w:spacing w:after="20"/>
-            </w:pPr>
-            <w:r/>
-            <w:r>
-              <w:rPr>
-                <w:sz w:val="18"/>
-              </w:rPr>
-              <w:t>Yang dilakukan magma panas terhadap permukaan bumi saat naik.</w:t>
-            </w:r>
-          </w:p>
-        </w:tc>
-        <w:tc>
-          <w:tcPr>
-            <w:tcW w:type="dxa" w:w="3672"/>
-          </w:tcPr>
-          <w:p>
-            <w:pPr>
-              <w:spacing w:after="20"/>
-            </w:pPr>
-            <w:r/>
-            <w:r>
-              <w:rPr>
-                <w:sz w:val="18"/>
-              </w:rPr>
-              <w:t>Perbuatan magma panas yang naik lalu menekan permukaan bumi.</w:t>
+              <w:t>PUNGGUNG</w:t>
+            </w:r>
+          </w:p>
+        </w:tc>
+        <w:tc>
+          <w:tcPr>
+            <w:tcW w:type="dxa" w:w="3672"/>
+          </w:tcPr>
+          <w:p>
+            <w:pPr>
+              <w:spacing w:after="20"/>
+            </w:pPr>
+            <w:r/>
+            <w:r>
+              <w:rPr>
+                <w:sz w:val="18"/>
+              </w:rPr>
+              <w:t>Bentuk dasar samudra yang menjulang di batas divergen: ... tengah samudra.</w:t>
+            </w:r>
+          </w:p>
+        </w:tc>
+        <w:tc>
+          <w:tcPr>
+            <w:tcW w:type="dxa" w:w="3672"/>
+          </w:tcPr>
+          <w:p>
+            <w:pPr>
+              <w:spacing w:after="20"/>
+            </w:pPr>
+            <w:r/>
+            <w:r>
+              <w:rPr>
+                <w:sz w:val="18"/>
+              </w:rPr>
+              <w:t>Bagian dasar laut yang meninggi di batas divergen, disebut ... tengah samudra.</w:t>
             </w:r>
           </w:p>
         </w:tc>
@@ -5813,41 +6291,41 @@
                 <w:b/>
                 <w:sz w:val="18"/>
               </w:rPr>
-              <w:t>MENDINGIN</w:t>
-            </w:r>
-          </w:p>
-        </w:tc>
-        <w:tc>
-          <w:tcPr>
-            <w:tcW w:type="dxa" w:w="3672"/>
-          </w:tcPr>
-          <w:p>
-            <w:pPr>
-              <w:spacing w:after="20"/>
-            </w:pPr>
-            <w:r/>
-            <w:r>
-              <w:rPr>
-                <w:sz w:val="18"/>
-              </w:rPr>
-              <w:t>Yang terjadi pada magma setelah keluar ke permukaan bumi.</w:t>
-            </w:r>
-          </w:p>
-        </w:tc>
-        <w:tc>
-          <w:tcPr>
-            <w:tcW w:type="dxa" w:w="3672"/>
-          </w:tcPr>
-          <w:p>
-            <w:pPr>
-              <w:spacing w:after="20"/>
-            </w:pPr>
-            <w:r/>
-            <w:r>
-              <w:rPr>
-                <w:sz w:val="18"/>
-              </w:rPr>
-              <w:t>Proses yang dialami magma setelah naik, sebelum mengeras menjadi batuan.</w:t>
+              <w:t>TERBELAH</w:t>
+            </w:r>
+          </w:p>
+        </w:tc>
+        <w:tc>
+          <w:tcPr>
+            <w:tcW w:type="dxa" w:w="3672"/>
+          </w:tcPr>
+          <w:p>
+            <w:pPr>
+              <w:spacing w:after="20"/>
+            </w:pPr>
+            <w:r/>
+            <w:r>
+              <w:rPr>
+                <w:sz w:val="18"/>
+              </w:rPr>
+              <w:t>Daratan Pangea perlahan ... menjadi benua-benua yang kita kenal sekarang.</w:t>
+            </w:r>
+          </w:p>
+        </w:tc>
+        <w:tc>
+          <w:tcPr>
+            <w:tcW w:type="dxa" w:w="3672"/>
+          </w:tcPr>
+          <w:p>
+            <w:pPr>
+              <w:spacing w:after="20"/>
+            </w:pPr>
+            <w:r/>
+            <w:r>
+              <w:rPr>
+                <w:sz w:val="18"/>
+              </w:rPr>
+              <w:t>Benua yang kita kenal sekarang dahulu menyatu, lalu saling melepaskan diri.</w:t>
             </w:r>
           </w:p>
         </w:tc>
@@ -5921,41 +6399,41 @@
                 <w:b/>
                 <w:sz w:val="18"/>
               </w:rPr>
-              <w:t>MENGERAS</w:t>
-            </w:r>
-          </w:p>
-        </w:tc>
-        <w:tc>
-          <w:tcPr>
-            <w:tcW w:type="dxa" w:w="3672"/>
-          </w:tcPr>
-          <w:p>
-            <w:pPr>
-              <w:spacing w:after="20"/>
-            </w:pPr>
-            <w:r/>
-            <w:r>
-              <w:rPr>
-                <w:sz w:val="18"/>
-              </w:rPr>
-              <w:t>Yang terjadi pada magma setelah mendingin di permukaan.</w:t>
-            </w:r>
-          </w:p>
-        </w:tc>
-        <w:tc>
-          <w:tcPr>
-            <w:tcW w:type="dxa" w:w="3672"/>
-          </w:tcPr>
-          <w:p>
-            <w:pPr>
-              <w:spacing w:after="20"/>
-            </w:pPr>
-            <w:r/>
-            <w:r>
-              <w:rPr>
-                <w:sz w:val="18"/>
-              </w:rPr>
-              <w:t>Perubahan magma setelah dingin, menjadi batuan kerak baru.</w:t>
+              <w:t>LAVA</w:t>
+            </w:r>
+          </w:p>
+        </w:tc>
+        <w:tc>
+          <w:tcPr>
+            <w:tcW w:type="dxa" w:w="3672"/>
+          </w:tcPr>
+          <w:p>
+            <w:pPr>
+              <w:spacing w:after="20"/>
+            </w:pPr>
+            <w:r/>
+            <w:r>
+              <w:rPr>
+                <w:sz w:val="18"/>
+              </w:rPr>
+              <w:t>Magma yang sudah mencapai permukaan bumi disebut...</w:t>
+            </w:r>
+          </w:p>
+        </w:tc>
+        <w:tc>
+          <w:tcPr>
+            <w:tcW w:type="dxa" w:w="3672"/>
+          </w:tcPr>
+          <w:p>
+            <w:pPr>
+              <w:spacing w:after="20"/>
+            </w:pPr>
+            <w:r/>
+            <w:r>
+              <w:rPr>
+                <w:sz w:val="18"/>
+              </w:rPr>
+              <w:t>Zat cair panas dari dalam bumi yang sudah keluar ke permukaan.</w:t>
             </w:r>
           </w:p>
         </w:tc>
@@ -6052,41 +6530,41 @@
                 <w:b/>
                 <w:sz w:val="18"/>
               </w:rPr>
-              <w:t>PEMATANG</w:t>
-            </w:r>
-          </w:p>
-        </w:tc>
-        <w:tc>
-          <w:tcPr>
-            <w:tcW w:type="dxa" w:w="3672"/>
-          </w:tcPr>
-          <w:p>
-            <w:pPr>
-              <w:spacing w:after="20"/>
-            </w:pPr>
-            <w:r/>
-            <w:r>
-              <w:rPr>
-                <w:sz w:val="18"/>
-              </w:rPr>
-              <w:t>Bentuk dasar laut yang menjulang di tengah samudra akibat batas divergen.</w:t>
-            </w:r>
-          </w:p>
-        </w:tc>
-        <w:tc>
-          <w:tcPr>
-            <w:tcW w:type="dxa" w:w="3672"/>
-          </w:tcPr>
-          <w:p>
-            <w:pPr>
-              <w:spacing w:after="20"/>
-            </w:pPr>
-            <w:r/>
-            <w:r>
-              <w:rPr>
-                <w:sz w:val="18"/>
-              </w:rPr>
-              <w:t>Bentuk dasar laut yang naik di tengah samudra, disebut mid-ocean ridge.</w:t>
+              <w:t>MELEBAR</w:t>
+            </w:r>
+          </w:p>
+        </w:tc>
+        <w:tc>
+          <w:tcPr>
+            <w:tcW w:type="dxa" w:w="3672"/>
+          </w:tcPr>
+          <w:p>
+            <w:pPr>
+              <w:spacing w:after="20"/>
+            </w:pPr>
+            <w:r/>
+            <w:r>
+              <w:rPr>
+                <w:sz w:val="18"/>
+              </w:rPr>
+              <w:t>Bertambah luas, seperti dasar samudra yang terus memanjang.</w:t>
+            </w:r>
+          </w:p>
+        </w:tc>
+        <w:tc>
+          <w:tcPr>
+            <w:tcW w:type="dxa" w:w="3672"/>
+          </w:tcPr>
+          <w:p>
+            <w:pPr>
+              <w:spacing w:after="20"/>
+            </w:pPr>
+            <w:r/>
+            <w:r>
+              <w:rPr>
+                <w:sz w:val="18"/>
+              </w:rPr>
+              <w:t>Bertambah lebar, seperti dasar laut yang terus memanjang.</w:t>
             </w:r>
           </w:p>
         </w:tc>
@@ -6160,41 +6638,41 @@
                 <w:b/>
                 <w:sz w:val="18"/>
               </w:rPr>
-              <w:t>MEMPERLUAS</w:t>
-            </w:r>
-          </w:p>
-        </w:tc>
-        <w:tc>
-          <w:tcPr>
-            <w:tcW w:type="dxa" w:w="3672"/>
-          </w:tcPr>
-          <w:p>
-            <w:pPr>
-              <w:spacing w:after="20"/>
-            </w:pPr>
-            <w:r/>
-            <w:r>
-              <w:rPr>
-                <w:sz w:val="18"/>
-              </w:rPr>
-              <w:t>Yang dilakukan dasar laut ketika magma baru terus menambah kerak.</w:t>
-            </w:r>
-          </w:p>
-        </w:tc>
-        <w:tc>
-          <w:tcPr>
-            <w:tcW w:type="dxa" w:w="3672"/>
-          </w:tcPr>
-          <w:p>
-            <w:pPr>
-              <w:spacing w:after="20"/>
-            </w:pPr>
-            <w:r/>
-            <w:r>
-              <w:rPr>
-                <w:sz w:val="18"/>
-              </w:rPr>
-              <w:t>Akibat magma baru yang terus keluar: dasar laut bertambah lebar.</w:t>
+              <w:t>ZONA</w:t>
+            </w:r>
+          </w:p>
+        </w:tc>
+        <w:tc>
+          <w:tcPr>
+            <w:tcW w:type="dxa" w:w="3672"/>
+          </w:tcPr>
+          <w:p>
+            <w:pPr>
+              <w:spacing w:after="20"/>
+            </w:pPr>
+            <w:r/>
+            <w:r>
+              <w:rPr>
+                <w:sz w:val="18"/>
+              </w:rPr>
+              <w:t>Sebutan untuk daerah atau kawasan yang memiliki ciri tertentu.</w:t>
+            </w:r>
+          </w:p>
+        </w:tc>
+        <w:tc>
+          <w:tcPr>
+            <w:tcW w:type="dxa" w:w="3672"/>
+          </w:tcPr>
+          <w:p>
+            <w:pPr>
+              <w:spacing w:after="20"/>
+            </w:pPr>
+            <w:r/>
+            <w:r>
+              <w:rPr>
+                <w:sz w:val="18"/>
+              </w:rPr>
+              <w:t>Sebutan bagi kawasan yang punya ciri khas tertentu.</w:t>
             </w:r>
           </w:p>
         </w:tc>
@@ -6291,41 +6769,41 @@
                 <w:b/>
                 <w:sz w:val="18"/>
               </w:rPr>
-              <w:t>PERLAHAN</w:t>
-            </w:r>
-          </w:p>
-        </w:tc>
-        <w:tc>
-          <w:tcPr>
-            <w:tcW w:type="dxa" w:w="3672"/>
-          </w:tcPr>
-          <w:p>
-            <w:pPr>
-              <w:spacing w:after="20"/>
-            </w:pPr>
-            <w:r/>
-            <w:r>
-              <w:rPr>
-                <w:sz w:val="18"/>
-              </w:rPr>
-              <w:t>Sifat gerak lempeng tektonik menurut teori Alfred Wegener.</w:t>
-            </w:r>
-          </w:p>
-        </w:tc>
-        <w:tc>
-          <w:tcPr>
-            <w:tcW w:type="dxa" w:w="3672"/>
-          </w:tcPr>
-          <w:p>
-            <w:pPr>
-              <w:spacing w:after="20"/>
-            </w:pPr>
-            <w:r/>
-            <w:r>
-              <w:rPr>
-                <w:sz w:val="18"/>
-              </w:rPr>
-              <w:t>Cara lempeng tektonik bergerak: sangat lambat sehingga tidak terasa.</w:t>
+              <w:t>MENGAPUNG</w:t>
+            </w:r>
+          </w:p>
+        </w:tc>
+        <w:tc>
+          <w:tcPr>
+            <w:tcW w:type="dxa" w:w="3672"/>
+          </w:tcPr>
+          <w:p>
+            <w:pPr>
+              <w:spacing w:after="20"/>
+            </w:pPr>
+            <w:r/>
+            <w:r>
+              <w:rPr>
+                <w:sz w:val="18"/>
+              </w:rPr>
+              <w:t>Keadaan lempeng yang berada di atas lapisan mantel yang kental.</w:t>
+            </w:r>
+          </w:p>
+        </w:tc>
+        <w:tc>
+          <w:tcPr>
+            <w:tcW w:type="dxa" w:w="3672"/>
+          </w:tcPr>
+          <w:p>
+            <w:pPr>
+              <w:spacing w:after="20"/>
+            </w:pPr>
+            <w:r/>
+            <w:r>
+              <w:rPr>
+                <w:sz w:val="18"/>
+              </w:rPr>
+              <w:t>Keadaan lempeng yang terapung di atas lapisan kental di bawahnya.</w:t>
             </w:r>
           </w:p>
         </w:tc>
@@ -7278,41 +7756,41 @@
                 <w:b/>
                 <w:sz w:val="18"/>
               </w:rPr>
-              <w:t>TEKUK</w:t>
-            </w:r>
-          </w:p>
-        </w:tc>
-        <w:tc>
-          <w:tcPr>
-            <w:tcW w:type="dxa" w:w="3672"/>
-          </w:tcPr>
-          <w:p>
-            <w:pPr>
-              <w:spacing w:after="20"/>
-            </w:pPr>
-            <w:r/>
-            <w:r>
-              <w:rPr>
-                <w:sz w:val="18"/>
-              </w:rPr>
-              <w:t>Keadaan lempeng yang terlipat ke bawah saat dua lempeng bertumbukan.</w:t>
-            </w:r>
-          </w:p>
-        </w:tc>
-        <w:tc>
-          <w:tcPr>
-            <w:tcW w:type="dxa" w:w="3672"/>
-          </w:tcPr>
-          <w:p>
-            <w:pPr>
-              <w:spacing w:after="20"/>
-            </w:pPr>
-            <w:r/>
-            <w:r>
-              <w:rPr>
-                <w:sz w:val="18"/>
-              </w:rPr>
-              <w:t>Yang terjadi pada salah satu lempeng: terlipat dan masuk ke bawah lempeng lain.</w:t>
+              <w:t>TABRAKAN</w:t>
+            </w:r>
+          </w:p>
+        </w:tc>
+        <w:tc>
+          <w:tcPr>
+            <w:tcW w:type="dxa" w:w="3672"/>
+          </w:tcPr>
+          <w:p>
+            <w:pPr>
+              <w:spacing w:after="20"/>
+            </w:pPr>
+            <w:r/>
+            <w:r>
+              <w:rPr>
+                <w:sz w:val="18"/>
+              </w:rPr>
+              <w:t>Batas konvergen terjadi karena ... antara dua lempeng tektonik.</w:t>
+            </w:r>
+          </w:p>
+        </w:tc>
+        <w:tc>
+          <w:tcPr>
+            <w:tcW w:type="dxa" w:w="3672"/>
+          </w:tcPr>
+          <w:p>
+            <w:pPr>
+              <w:spacing w:after="20"/>
+            </w:pPr>
+            <w:r/>
+            <w:r>
+              <w:rPr>
+                <w:sz w:val="18"/>
+              </w:rPr>
+              <w:t>Peristiwa benturan antara dua lempeng yang membentuk batas konvergen.</w:t>
             </w:r>
           </w:p>
         </w:tc>
@@ -7332,41 +7810,41 @@
                 <w:b/>
                 <w:sz w:val="18"/>
               </w:rPr>
-              <w:t>DAHSYAT</w:t>
-            </w:r>
-          </w:p>
-        </w:tc>
-        <w:tc>
-          <w:tcPr>
-            <w:tcW w:type="dxa" w:w="3672"/>
-          </w:tcPr>
-          <w:p>
-            <w:pPr>
-              <w:spacing w:after="20"/>
-            </w:pPr>
-            <w:r/>
-            <w:r>
-              <w:rPr>
-                <w:sz w:val="18"/>
-              </w:rPr>
-              <w:t>Sifat gerakan tumbukan lempeng yang menimbulkan gempa sangat kuat.</w:t>
-            </w:r>
-          </w:p>
-        </w:tc>
-        <w:tc>
-          <w:tcPr>
-            <w:tcW w:type="dxa" w:w="3672"/>
-          </w:tcPr>
-          <w:p>
-            <w:pPr>
-              <w:spacing w:after="20"/>
-            </w:pPr>
-            <w:r/>
-            <w:r>
-              <w:rPr>
-                <w:sz w:val="18"/>
-              </w:rPr>
-              <w:t>Sifat gerakan tumbukan lempeng hingga memicu gempa dan tsunami Aceh 2004.</w:t>
+              <w:t>TINGGI</w:t>
+            </w:r>
+          </w:p>
+        </w:tc>
+        <w:tc>
+          <w:tcPr>
+            <w:tcW w:type="dxa" w:w="3672"/>
+          </w:tcPr>
+          <w:p>
+            <w:pPr>
+              <w:spacing w:after="20"/>
+            </w:pPr>
+            <w:r/>
+            <w:r>
+              <w:rPr>
+                <w:sz w:val="18"/>
+              </w:rPr>
+              <w:t>Tumbukan dua lempeng benua mengangkat daratan menjadi pegunungan yang sangat...</w:t>
+            </w:r>
+          </w:p>
+        </w:tc>
+        <w:tc>
+          <w:tcPr>
+            <w:tcW w:type="dxa" w:w="3672"/>
+          </w:tcPr>
+          <w:p>
+            <w:pPr>
+              <w:spacing w:after="20"/>
+            </w:pPr>
+            <w:r/>
+            <w:r>
+              <w:rPr>
+                <w:sz w:val="18"/>
+              </w:rPr>
+              <w:t>Akibat benturan dua lempeng daratan, tanah terangkat sampai menjulang ke langit.</w:t>
             </w:r>
           </w:p>
         </w:tc>
@@ -7648,41 +8126,41 @@
                 <w:b/>
                 <w:sz w:val="18"/>
               </w:rPr>
-              <w:t>INDONESIA</w:t>
-            </w:r>
-          </w:p>
-        </w:tc>
-        <w:tc>
-          <w:tcPr>
-            <w:tcW w:type="dxa" w:w="3672"/>
-          </w:tcPr>
-          <w:p>
-            <w:pPr>
-              <w:spacing w:after="20"/>
-            </w:pPr>
-            <w:r/>
-            <w:r>
-              <w:rPr>
-                <w:sz w:val="18"/>
-              </w:rPr>
-              <w:t>Negara kepulauan yang terbentuk dari jalur subduksi lempeng aktif.</w:t>
-            </w:r>
-          </w:p>
-        </w:tc>
-        <w:tc>
-          <w:tcPr>
-            <w:tcW w:type="dxa" w:w="3672"/>
-          </w:tcPr>
-          <w:p>
-            <w:pPr>
-              <w:spacing w:after="20"/>
-            </w:pPr>
-            <w:r/>
-            <w:r>
-              <w:rPr>
-                <w:sz w:val="18"/>
-              </w:rPr>
-              <w:t>Kepulauan yang lahir dari tumbukan lempeng, sehingga rawan gempa dan tsunami.</w:t>
+              <w:t>DANGKAL</w:t>
+            </w:r>
+          </w:p>
+        </w:tc>
+        <w:tc>
+          <w:tcPr>
+            <w:tcW w:type="dxa" w:w="3672"/>
+          </w:tcPr>
+          <w:p>
+            <w:pPr>
+              <w:spacing w:after="20"/>
+            </w:pPr>
+            <w:r/>
+            <w:r>
+              <w:rPr>
+                <w:sz w:val="18"/>
+              </w:rPr>
+              <w:t>Sifat gempa yang pusatnya dekat permukaan, sehingga getarannya kuat.</w:t>
+            </w:r>
+          </w:p>
+        </w:tc>
+        <w:tc>
+          <w:tcPr>
+            <w:tcW w:type="dxa" w:w="3672"/>
+          </w:tcPr>
+          <w:p>
+            <w:pPr>
+              <w:spacing w:after="20"/>
+            </w:pPr>
+            <w:r/>
+            <w:r>
+              <w:rPr>
+                <w:sz w:val="18"/>
+              </w:rPr>
+              <w:t>Sifat gempa yang pusatnya dekat permukaan bumi; getarannya terasa kuat.</w:t>
             </w:r>
           </w:p>
         </w:tc>
@@ -7702,41 +8180,41 @@
                 <w:b/>
                 <w:sz w:val="18"/>
               </w:rPr>
-              <w:t>GEMPA</w:t>
-            </w:r>
-          </w:p>
-        </w:tc>
-        <w:tc>
-          <w:tcPr>
-            <w:tcW w:type="dxa" w:w="3672"/>
-          </w:tcPr>
-          <w:p>
-            <w:pPr>
-              <w:spacing w:after="20"/>
-            </w:pPr>
-            <w:r/>
-            <w:r>
-              <w:rPr>
-                <w:sz w:val="18"/>
-              </w:rPr>
-              <w:t>Getaran yang ditimbulkan oleh tumbukan dua lempeng kulit bumi.</w:t>
-            </w:r>
-          </w:p>
-        </w:tc>
-        <w:tc>
-          <w:tcPr>
-            <w:tcW w:type="dxa" w:w="3672"/>
-          </w:tcPr>
-          <w:p>
-            <w:pPr>
-              <w:spacing w:after="20"/>
-            </w:pPr>
-            <w:r/>
-            <w:r>
-              <w:rPr>
-                <w:sz w:val="18"/>
-              </w:rPr>
-              <w:t>Getaran kuat akibat lempeng yang saling bertumbukan, dapat memicu tsunami.</w:t>
+              <w:t>MENDEKAT</w:t>
+            </w:r>
+          </w:p>
+        </w:tc>
+        <w:tc>
+          <w:tcPr>
+            <w:tcW w:type="dxa" w:w="3672"/>
+          </w:tcPr>
+          <w:p>
+            <w:pPr>
+              <w:spacing w:after="20"/>
+            </w:pPr>
+            <w:r/>
+            <w:r>
+              <w:rPr>
+                <w:sz w:val="18"/>
+              </w:rPr>
+              <w:t>Arah gerak dua lempeng pada batas konvergen, yaitu saling...</w:t>
+            </w:r>
+          </w:p>
+        </w:tc>
+        <w:tc>
+          <w:tcPr>
+            <w:tcW w:type="dxa" w:w="3672"/>
+          </w:tcPr>
+          <w:p>
+            <w:pPr>
+              <w:spacing w:after="20"/>
+            </w:pPr>
+            <w:r/>
+            <w:r>
+              <w:rPr>
+                <w:sz w:val="18"/>
+              </w:rPr>
+              <w:t>Pada batas konvergen, kedua lempeng bergerak saling menghampiri.</w:t>
             </w:r>
           </w:p>
         </w:tc>
@@ -7895,41 +8373,41 @@
                 <w:b/>
                 <w:sz w:val="18"/>
               </w:rPr>
-              <w:t>KALIFORNIA</w:t>
-            </w:r>
-          </w:p>
-        </w:tc>
-        <w:tc>
-          <w:tcPr>
-            <w:tcW w:type="dxa" w:w="3672"/>
-          </w:tcPr>
-          <w:p>
-            <w:pPr>
-              <w:spacing w:after="20"/>
-            </w:pPr>
-            <w:r/>
-            <w:r>
-              <w:rPr>
-                <w:sz w:val="18"/>
-              </w:rPr>
-              <w:t>Wilayah di Amerika Serikat tempat patahan San Andreas membentang.</w:t>
-            </w:r>
-          </w:p>
-        </w:tc>
-        <w:tc>
-          <w:tcPr>
-            <w:tcW w:type="dxa" w:w="3672"/>
-          </w:tcPr>
-          <w:p>
-            <w:pPr>
-              <w:spacing w:after="20"/>
-            </w:pPr>
-            <w:r/>
-            <w:r>
-              <w:rPr>
-                <w:sz w:val="18"/>
-              </w:rPr>
-              <w:t>Nama wilayah tempat sesar San Andreas berada.</w:t>
+              <w:t>SANANDREAS</w:t>
+            </w:r>
+          </w:p>
+        </w:tc>
+        <w:tc>
+          <w:tcPr>
+            <w:tcW w:type="dxa" w:w="3672"/>
+          </w:tcPr>
+          <w:p>
+            <w:pPr>
+              <w:spacing w:after="20"/>
+            </w:pPr>
+            <w:r/>
+            <w:r>
+              <w:rPr>
+                <w:sz w:val="18"/>
+              </w:rPr>
+              <w:t>Patahan mendatar terkenal di California yang membentang sepanjang 1.200 kilometer.</w:t>
+            </w:r>
+          </w:p>
+        </w:tc>
+        <w:tc>
+          <w:tcPr>
+            <w:tcW w:type="dxa" w:w="3672"/>
+          </w:tcPr>
+          <w:p>
+            <w:pPr>
+              <w:spacing w:after="20"/>
+            </w:pPr>
+            <w:r/>
+            <w:r>
+              <w:rPr>
+                <w:sz w:val="18"/>
+              </w:rPr>
+              <w:t>Patahan mendatar di California yang panjangnya sekitar 1.200 kilometer.</w:t>
             </w:r>
           </w:p>
         </w:tc>
@@ -8026,41 +8504,41 @@
                 <w:b/>
                 <w:sz w:val="18"/>
               </w:rPr>
-              <w:t>INCI</w:t>
-            </w:r>
-          </w:p>
-        </w:tc>
-        <w:tc>
-          <w:tcPr>
-            <w:tcW w:type="dxa" w:w="3672"/>
-          </w:tcPr>
-          <w:p>
-            <w:pPr>
-              <w:spacing w:after="20"/>
-            </w:pPr>
-            <w:r/>
-            <w:r>
-              <w:rPr>
-                <w:sz w:val="18"/>
-              </w:rPr>
-              <w:t>Satuan panjang; sesar San Andreas bergeser sekitar 2 ... per tahun.</w:t>
-            </w:r>
-          </w:p>
-        </w:tc>
-        <w:tc>
-          <w:tcPr>
-            <w:tcW w:type="dxa" w:w="3672"/>
-          </w:tcPr>
-          <w:p>
-            <w:pPr>
-              <w:spacing w:after="20"/>
-            </w:pPr>
-            <w:r/>
-            <w:r>
-              <w:rPr>
-                <w:sz w:val="18"/>
-              </w:rPr>
-              <w:t>Satuan panjang pergeseran San Andreas setiap tahun (2 ... per tahun).</w:t>
+              <w:t>GESERAN</w:t>
+            </w:r>
+          </w:p>
+        </w:tc>
+        <w:tc>
+          <w:tcPr>
+            <w:tcW w:type="dxa" w:w="3672"/>
+          </w:tcPr>
+          <w:p>
+            <w:pPr>
+              <w:spacing w:after="20"/>
+            </w:pPr>
+            <w:r/>
+            <w:r>
+              <w:rPr>
+                <w:sz w:val="18"/>
+              </w:rPr>
+              <w:t>Jenis pergerakan lempeng pada batas transform: ... mendatar.</w:t>
+            </w:r>
+          </w:p>
+        </w:tc>
+        <w:tc>
+          <w:tcPr>
+            <w:tcW w:type="dxa" w:w="3672"/>
+          </w:tcPr>
+          <w:p>
+            <w:pPr>
+              <w:spacing w:after="20"/>
+            </w:pPr>
+            <w:r/>
+            <w:r>
+              <w:rPr>
+                <w:sz w:val="18"/>
+              </w:rPr>
+              <w:t>Pada batas transform, lempeng bergerak menyamping sejajar permukaan bumi.</w:t>
             </w:r>
           </w:p>
         </w:tc>
@@ -8211,41 +8689,41 @@
                 <w:b/>
                 <w:sz w:val="18"/>
               </w:rPr>
-              <w:t>DANGKAL</w:t>
-            </w:r>
-          </w:p>
-        </w:tc>
-        <w:tc>
-          <w:tcPr>
-            <w:tcW w:type="dxa" w:w="3672"/>
-          </w:tcPr>
-          <w:p>
-            <w:pPr>
-              <w:spacing w:after="20"/>
-            </w:pPr>
-            <w:r/>
-            <w:r>
-              <w:rPr>
-                <w:sz w:val="18"/>
-              </w:rPr>
-              <w:t>Sifat gempa yang dipicu oleh gesekan di batas transform.</w:t>
-            </w:r>
-          </w:p>
-        </w:tc>
-        <w:tc>
-          <w:tcPr>
-            <w:tcW w:type="dxa" w:w="3672"/>
-          </w:tcPr>
-          <w:p>
-            <w:pPr>
-              <w:spacing w:after="20"/>
-            </w:pPr>
-            <w:r/>
-            <w:r>
-              <w:rPr>
-                <w:sz w:val="18"/>
-              </w:rPr>
-              <w:t>Sifat gempa akibat gesekan batuan yang terlepas di batas transform.</w:t>
+              <w:t>MENDATAR</w:t>
+            </w:r>
+          </w:p>
+        </w:tc>
+        <w:tc>
+          <w:tcPr>
+            <w:tcW w:type="dxa" w:w="3672"/>
+          </w:tcPr>
+          <w:p>
+            <w:pPr>
+              <w:spacing w:after="20"/>
+            </w:pPr>
+            <w:r/>
+            <w:r>
+              <w:rPr>
+                <w:sz w:val="18"/>
+              </w:rPr>
+              <w:t>Arah gesekan kedua lempeng pada batas transform: saling bergesekan...</w:t>
+            </w:r>
+          </w:p>
+        </w:tc>
+        <w:tc>
+          <w:tcPr>
+            <w:tcW w:type="dxa" w:w="3672"/>
+          </w:tcPr>
+          <w:p>
+            <w:pPr>
+              <w:spacing w:after="20"/>
+            </w:pPr>
+            <w:r/>
+            <w:r>
+              <w:rPr>
+                <w:sz w:val="18"/>
+              </w:rPr>
+              <w:t>Arah gesekan kedua lempeng pada batas transform, yaitu sejajar permukaan.</w:t>
             </w:r>
           </w:p>
         </w:tc>
@@ -8265,41 +8743,41 @@
                 <w:b/>
                 <w:sz w:val="18"/>
               </w:rPr>
-              <w:t>ENERGI</w:t>
-            </w:r>
-          </w:p>
-        </w:tc>
-        <w:tc>
-          <w:tcPr>
-            <w:tcW w:type="dxa" w:w="3672"/>
-          </w:tcPr>
-          <w:p>
-            <w:pPr>
-              <w:spacing w:after="20"/>
-            </w:pPr>
-            <w:r/>
-            <w:r>
-              <w:rPr>
-                <w:sz w:val="18"/>
-              </w:rPr>
-              <w:t>Yang dilepaskan ketika gesekan batuan di sesar tidak lagi tertahan.</w:t>
-            </w:r>
-          </w:p>
-        </w:tc>
-        <w:tc>
-          <w:tcPr>
-            <w:tcW w:type="dxa" w:w="3672"/>
-          </w:tcPr>
-          <w:p>
-            <w:pPr>
-              <w:spacing w:after="20"/>
-            </w:pPr>
-            <w:r/>
-            <w:r>
-              <w:rPr>
-                <w:sz w:val="18"/>
-              </w:rPr>
-              <w:t>Yang terlepas saat batuan di sepanjang sesar bergesekan lalu retak.</w:t>
+              <w:t>PATAHAN</w:t>
+            </w:r>
+          </w:p>
+        </w:tc>
+        <w:tc>
+          <w:tcPr>
+            <w:tcW w:type="dxa" w:w="3672"/>
+          </w:tcPr>
+          <w:p>
+            <w:pPr>
+              <w:spacing w:after="20"/>
+            </w:pPr>
+            <w:r/>
+            <w:r>
+              <w:rPr>
+                <w:sz w:val="18"/>
+              </w:rPr>
+              <w:t>Retakan panjang di kerak bumi akibat gesekan mendatar lempeng.</w:t>
+            </w:r>
+          </w:p>
+        </w:tc>
+        <w:tc>
+          <w:tcPr>
+            <w:tcW w:type="dxa" w:w="3672"/>
+          </w:tcPr>
+          <w:p>
+            <w:pPr>
+              <w:spacing w:after="20"/>
+            </w:pPr>
+            <w:r/>
+            <w:r>
+              <w:rPr>
+                <w:sz w:val="18"/>
+              </w:rPr>
+              <w:t>Retakan panjang di kerak akibat dua lempeng bergesekan menyamping.</w:t>
             </w:r>
           </w:p>
         </w:tc>
@@ -8450,41 +8928,41 @@
                 <w:b/>
                 <w:sz w:val="18"/>
               </w:rPr>
-              <w:t>BATUAN</w:t>
-            </w:r>
-          </w:p>
-        </w:tc>
-        <w:tc>
-          <w:tcPr>
-            <w:tcW w:type="dxa" w:w="3672"/>
-          </w:tcPr>
-          <w:p>
-            <w:pPr>
-              <w:spacing w:after="20"/>
-            </w:pPr>
-            <w:r/>
-            <w:r>
-              <w:rPr>
-                <w:sz w:val="18"/>
-              </w:rPr>
-              <w:t>Bahan yang saling bergesekan di sepanjang sesar pada batas transform.</w:t>
-            </w:r>
-          </w:p>
-        </w:tc>
-        <w:tc>
-          <w:tcPr>
-            <w:tcW w:type="dxa" w:w="3672"/>
-          </w:tcPr>
-          <w:p>
-            <w:pPr>
-              <w:spacing w:after="20"/>
-            </w:pPr>
-            <w:r/>
-            <w:r>
-              <w:rPr>
-                <w:sz w:val="18"/>
-              </w:rPr>
-              <w:t>Yang saling bergesekan di sepanjang sesar sehingga memicu gempa.</w:t>
+              <w:t>PATAH</w:t>
+            </w:r>
+          </w:p>
+        </w:tc>
+        <w:tc>
+          <w:tcPr>
+            <w:tcW w:type="dxa" w:w="3672"/>
+          </w:tcPr>
+          <w:p>
+            <w:pPr>
+              <w:spacing w:after="20"/>
+            </w:pPr>
+            <w:r/>
+            <w:r>
+              <w:rPr>
+                <w:sz w:val="18"/>
+              </w:rPr>
+              <w:t>Batuan di sepanjang sesar dapat ... dan melepaskan energi gempa.</w:t>
+            </w:r>
+          </w:p>
+        </w:tc>
+        <w:tc>
+          <w:tcPr>
+            <w:tcW w:type="dxa" w:w="3672"/>
+          </w:tcPr>
+          <w:p>
+            <w:pPr>
+              <w:spacing w:after="20"/>
+            </w:pPr>
+            <w:r/>
+            <w:r>
+              <w:rPr>
+                <w:sz w:val="18"/>
+              </w:rPr>
+              <w:t>Ketika batuan di sepanjang sesar tak kuat lagi menahan, energi gempa terlepas.</w:t>
             </w:r>
           </w:p>
         </w:tc>
@@ -8581,41 +9059,41 @@
                 <w:b/>
                 <w:sz w:val="18"/>
               </w:rPr>
-              <w:t>LEPAS</w:t>
-            </w:r>
-          </w:p>
-        </w:tc>
-        <w:tc>
-          <w:tcPr>
-            <w:tcW w:type="dxa" w:w="3672"/>
-          </w:tcPr>
-          <w:p>
-            <w:pPr>
-              <w:spacing w:after="20"/>
-            </w:pPr>
-            <w:r/>
-            <w:r>
-              <w:rPr>
-                <w:sz w:val="18"/>
-              </w:rPr>
-              <w:t>Nasib energi gesekan batuan ketika sudah tidak tertahan lagi.</w:t>
-            </w:r>
-          </w:p>
-        </w:tc>
-        <w:tc>
-          <w:tcPr>
-            <w:tcW w:type="dxa" w:w="3672"/>
-          </w:tcPr>
-          <w:p>
-            <w:pPr>
-              <w:spacing w:after="20"/>
-            </w:pPr>
-            <w:r/>
-            <w:r>
-              <w:rPr>
-                <w:sz w:val="18"/>
-              </w:rPr>
-              <w:t>Energi gesekan batuan akan ... dan memicu gempa dangkal.</w:t>
+              <w:t>HORIZONTAL</w:t>
+            </w:r>
+          </w:p>
+        </w:tc>
+        <w:tc>
+          <w:tcPr>
+            <w:tcW w:type="dxa" w:w="3672"/>
+          </w:tcPr>
+          <w:p>
+            <w:pPr>
+              <w:spacing w:after="20"/>
+            </w:pPr>
+            <w:r/>
+            <w:r>
+              <w:rPr>
+                <w:sz w:val="18"/>
+              </w:rPr>
+              <w:t>Arah gesekan kedua lempeng pada batas transform, yaitu mendatar.</w:t>
+            </w:r>
+          </w:p>
+        </w:tc>
+        <w:tc>
+          <w:tcPr>
+            <w:tcW w:type="dxa" w:w="3672"/>
+          </w:tcPr>
+          <w:p>
+            <w:pPr>
+              <w:spacing w:after="20"/>
+            </w:pPr>
+            <w:r/>
+            <w:r>
+              <w:rPr>
+                <w:sz w:val="18"/>
+              </w:rPr>
+              <w:t>Arah gesekan kedua lempeng pada batas transform: sejajar permukaan bumi.</w:t>
             </w:r>
           </w:p>
         </w:tc>
@@ -8766,41 +9244,41 @@
                 <w:b/>
                 <w:sz w:val="18"/>
               </w:rPr>
-              <w:t>DATAR</w:t>
-            </w:r>
-          </w:p>
-        </w:tc>
-        <w:tc>
-          <w:tcPr>
-            <w:tcW w:type="dxa" w:w="3672"/>
-          </w:tcPr>
-          <w:p>
-            <w:pPr>
-              <w:spacing w:after="20"/>
-            </w:pPr>
-            <w:r/>
-            <w:r>
-              <w:rPr>
-                <w:sz w:val="18"/>
-              </w:rPr>
-              <w:t>Kedudukan kedua lempeng pada batas transform: sejajar dan rata.</w:t>
-            </w:r>
-          </w:p>
-        </w:tc>
-        <w:tc>
-          <w:tcPr>
-            <w:tcW w:type="dxa" w:w="3672"/>
-          </w:tcPr>
-          <w:p>
-            <w:pPr>
-              <w:spacing w:after="20"/>
-            </w:pPr>
-            <w:r/>
-            <w:r>
-              <w:rPr>
-                <w:sz w:val="18"/>
-              </w:rPr>
-              <w:t>Posisi kedua lempeng yang bergesek di batas transform: sama ...</w:t>
+              <w:t>REKAH</w:t>
+            </w:r>
+          </w:p>
+        </w:tc>
+        <w:tc>
+          <w:tcPr>
+            <w:tcW w:type="dxa" w:w="3672"/>
+          </w:tcPr>
+          <w:p>
+            <w:pPr>
+              <w:spacing w:after="20"/>
+            </w:pPr>
+            <w:r/>
+            <w:r>
+              <w:rPr>
+                <w:sz w:val="18"/>
+              </w:rPr>
+              <w:t>Keadaan tanah yang terbelah-belah akibat gesekan lempeng mendatar.</w:t>
+            </w:r>
+          </w:p>
+        </w:tc>
+        <w:tc>
+          <w:tcPr>
+            <w:tcW w:type="dxa" w:w="3672"/>
+          </w:tcPr>
+          <w:p>
+            <w:pPr>
+              <w:spacing w:after="20"/>
+            </w:pPr>
+            <w:r/>
+            <w:r>
+              <w:rPr>
+                <w:sz w:val="18"/>
+              </w:rPr>
+              <w:t>Keadaan tanah yang pecah-pecah akibat gesekan lempeng mendatar.</w:t>
             </w:r>
           </w:p>
         </w:tc>
@@ -8820,41 +9298,41 @@
                 <w:b/>
                 <w:sz w:val="18"/>
               </w:rPr>
-              <w:t>POSISI</w:t>
-            </w:r>
-          </w:p>
-        </w:tc>
-        <w:tc>
-          <w:tcPr>
-            <w:tcW w:type="dxa" w:w="3672"/>
-          </w:tcPr>
-          <w:p>
-            <w:pPr>
-              <w:spacing w:after="20"/>
-            </w:pPr>
-            <w:r/>
-            <w:r>
-              <w:rPr>
-                <w:sz w:val="18"/>
-              </w:rPr>
-              <w:t>Letak kedua lempeng ketika bergesekan: dalam ... yang sama.</w:t>
-            </w:r>
-          </w:p>
-        </w:tc>
-        <w:tc>
-          <w:tcPr>
-            <w:tcW w:type="dxa" w:w="3672"/>
-          </w:tcPr>
-          <w:p>
-            <w:pPr>
-              <w:spacing w:after="20"/>
-            </w:pPr>
-            <w:r/>
-            <w:r>
-              <w:rPr>
-                <w:sz w:val="18"/>
-              </w:rPr>
-              <w:t>Kedudukan kedua lempeng saat bergesek: dalam ... yang sama rata.</w:t>
+              <w:t>TEGANGAN</w:t>
+            </w:r>
+          </w:p>
+        </w:tc>
+        <w:tc>
+          <w:tcPr>
+            <w:tcW w:type="dxa" w:w="3672"/>
+          </w:tcPr>
+          <w:p>
+            <w:pPr>
+              <w:spacing w:after="20"/>
+            </w:pPr>
+            <w:r/>
+            <w:r>
+              <w:rPr>
+                <w:sz w:val="18"/>
+              </w:rPr>
+              <w:t>Yang menumpuk pada batuan akibat gesekan yang terus-menerus.</w:t>
+            </w:r>
+          </w:p>
+        </w:tc>
+        <w:tc>
+          <w:tcPr>
+            <w:tcW w:type="dxa" w:w="3672"/>
+          </w:tcPr>
+          <w:p>
+            <w:pPr>
+              <w:spacing w:after="20"/>
+            </w:pPr>
+            <w:r/>
+            <w:r>
+              <w:rPr>
+                <w:sz w:val="18"/>
+              </w:rPr>
+              <w:t>Yang terkumpul pada batuan karena gesekan terus-menerus, lalu dilepas saat retak.</w:t>
             </w:r>
           </w:p>
         </w:tc>
@@ -8907,7 +9385,7 @@
           <w:i w:val="0"/>
           <w:sz w:val="19"/>
         </w:rPr>
-        <w:t>Varian 1  (11 × 10 petak)</w:t>
+        <w:t>Varian 1  (10 × 12 petak)</w:t>
       </w:r>
     </w:p>
     <w:tbl>
@@ -8984,41 +9462,41 @@
                 <w:b/>
                 <w:sz w:val="18"/>
               </w:rPr>
-              <w:t>1. MERUNDUK (menurun)</w:t>
-            </w:r>
-          </w:p>
-        </w:tc>
-        <w:tc>
-          <w:tcPr>
-            <w:tcW w:type="dxa" w:w="3672"/>
-          </w:tcPr>
-          <w:p>
-            <w:pPr>
-              <w:spacing w:after="20"/>
-            </w:pPr>
-            <w:r/>
-            <w:r>
-              <w:rPr>
-                <w:sz w:val="18"/>
-              </w:rPr>
-              <w:t>Gerakan pertama saat gempa: ... ke bawah mendekati lantai agar tidak terkena benda yang jatuh.</w:t>
-            </w:r>
-          </w:p>
-        </w:tc>
-        <w:tc>
-          <w:tcPr>
-            <w:tcW w:type="dxa" w:w="3672"/>
-          </w:tcPr>
-          <w:p>
-            <w:pPr>
-              <w:spacing w:after="20"/>
-            </w:pPr>
-            <w:r/>
-            <w:r>
-              <w:rPr>
-                <w:sz w:val="18"/>
-              </w:rPr>
-              <w:t>Gerakan menurunkan badan mendekati lantai saat gempa dimulai.</w:t>
+              <w:t>1. BERLINDUNG (mendatar)</w:t>
+            </w:r>
+          </w:p>
+        </w:tc>
+        <w:tc>
+          <w:tcPr>
+            <w:tcW w:type="dxa" w:w="3672"/>
+          </w:tcPr>
+          <w:p>
+            <w:pPr>
+              <w:spacing w:after="20"/>
+            </w:pPr>
+            <w:r/>
+            <w:r>
+              <w:rPr>
+                <w:sz w:val="18"/>
+              </w:rPr>
+              <w:t>Masuk ke bawah meja saat terjadi gempa untuk ... dari material yang jatuh.</w:t>
+            </w:r>
+          </w:p>
+        </w:tc>
+        <w:tc>
+          <w:tcPr>
+            <w:tcW w:type="dxa" w:w="3672"/>
+          </w:tcPr>
+          <w:p>
+            <w:pPr>
+              <w:spacing w:after="20"/>
+            </w:pPr>
+            <w:r/>
+            <w:r>
+              <w:rPr>
+                <w:sz w:val="18"/>
+              </w:rPr>
+              <w:t>Tindakan mencari tempat aman di bawah meja agar tidak tertimpa benda yang jatuh.</w:t>
             </w:r>
           </w:p>
         </w:tc>
@@ -9038,41 +9516,41 @@
                 <w:b/>
                 <w:sz w:val="18"/>
               </w:rPr>
-              <w:t>2. KORSLETING (menurun)</w:t>
-            </w:r>
-          </w:p>
-        </w:tc>
-        <w:tc>
-          <w:tcPr>
-            <w:tcW w:type="dxa" w:w="3672"/>
-          </w:tcPr>
-          <w:p>
-            <w:pPr>
-              <w:spacing w:after="20"/>
-            </w:pPr>
-            <w:r/>
-            <w:r>
-              <w:rPr>
-                <w:sz w:val="18"/>
-              </w:rPr>
-              <w:t>Bahaya listrik yang harus diwaspadai setelah guncangan mereda.</w:t>
-            </w:r>
-          </w:p>
-        </w:tc>
-        <w:tc>
-          <w:tcPr>
-            <w:tcW w:type="dxa" w:w="3672"/>
-          </w:tcPr>
-          <w:p>
-            <w:pPr>
-              <w:spacing w:after="20"/>
-            </w:pPr>
-            <w:r/>
-            <w:r>
-              <w:rPr>
-                <w:sz w:val="18"/>
-              </w:rPr>
-              <w:t>Risiko hubungan arus pendek yang diperiksa sebelum meninggalkan area.</w:t>
+              <w:t>2. EVAKUASI (menurun)</w:t>
+            </w:r>
+          </w:p>
+        </w:tc>
+        <w:tc>
+          <w:tcPr>
+            <w:tcW w:type="dxa" w:w="3672"/>
+          </w:tcPr>
+          <w:p>
+            <w:pPr>
+              <w:spacing w:after="20"/>
+            </w:pPr>
+            <w:r/>
+            <w:r>
+              <w:rPr>
+                <w:sz w:val="18"/>
+              </w:rPr>
+              <w:t>Penyelamatan diri dengan berjalan tertib lewat tangga darurat menuju titik kumpul di lapangan sekolah.</w:t>
+            </w:r>
+          </w:p>
+        </w:tc>
+        <w:tc>
+          <w:tcPr>
+            <w:tcW w:type="dxa" w:w="3672"/>
+          </w:tcPr>
+          <w:p>
+            <w:pPr>
+              <w:spacing w:after="20"/>
+            </w:pPr>
+            <w:r/>
+            <w:r>
+              <w:rPr>
+                <w:sz w:val="18"/>
+              </w:rPr>
+              <w:t>Upaya menyelamatkan diri menuju titik kumpul dengan tertib lewat jalur darurat.</w:t>
             </w:r>
           </w:p>
         </w:tc>
@@ -9092,41 +9570,41 @@
                 <w:b/>
                 <w:sz w:val="18"/>
               </w:rPr>
-              <w:t>3. BERLINDUNG (mendatar)</w:t>
-            </w:r>
-          </w:p>
-        </w:tc>
-        <w:tc>
-          <w:tcPr>
-            <w:tcW w:type="dxa" w:w="3672"/>
-          </w:tcPr>
-          <w:p>
-            <w:pPr>
-              <w:spacing w:after="20"/>
-            </w:pPr>
-            <w:r/>
-            <w:r>
-              <w:rPr>
-                <w:sz w:val="18"/>
-              </w:rPr>
-              <w:t>Masuk ke bawah meja saat terjadi gempa untuk ... dari material yang jatuh.</w:t>
-            </w:r>
-          </w:p>
-        </w:tc>
-        <w:tc>
-          <w:tcPr>
-            <w:tcW w:type="dxa" w:w="3672"/>
-          </w:tcPr>
-          <w:p>
-            <w:pPr>
-              <w:spacing w:after="20"/>
-            </w:pPr>
-            <w:r/>
-            <w:r>
-              <w:rPr>
-                <w:sz w:val="18"/>
-              </w:rPr>
-              <w:t>Tindakan mencari tempat aman di bawah meja agar tidak tertimpa benda yang jatuh.</w:t>
+              <w:t>3. GEMPA (menurun)</w:t>
+            </w:r>
+          </w:p>
+        </w:tc>
+        <w:tc>
+          <w:tcPr>
+            <w:tcW w:type="dxa" w:w="3672"/>
+          </w:tcPr>
+          <w:p>
+            <w:pPr>
+              <w:spacing w:after="20"/>
+            </w:pPr>
+            <w:r/>
+            <w:r>
+              <w:rPr>
+                <w:sz w:val="18"/>
+              </w:rPr>
+              <w:t>Peristiwa getaran atau guncangan tanah mendadak yang kita simulasikan cara penyelamatannya di kelas.</w:t>
+            </w:r>
+          </w:p>
+        </w:tc>
+        <w:tc>
+          <w:tcPr>
+            <w:tcW w:type="dxa" w:w="3672"/>
+          </w:tcPr>
+          <w:p>
+            <w:pPr>
+              <w:spacing w:after="20"/>
+            </w:pPr>
+            <w:r/>
+            <w:r>
+              <w:rPr>
+                <w:sz w:val="18"/>
+              </w:rPr>
+              <w:t>Guncangan tanah yang datang mendadak dan dapat merobohkan bangunan.</w:t>
             </w:r>
           </w:p>
         </w:tc>
@@ -9146,41 +9624,41 @@
                 <w:b/>
                 <w:sz w:val="18"/>
               </w:rPr>
-              <w:t>4. EVAKUASI (menurun)</w:t>
-            </w:r>
-          </w:p>
-        </w:tc>
-        <w:tc>
-          <w:tcPr>
-            <w:tcW w:type="dxa" w:w="3672"/>
-          </w:tcPr>
-          <w:p>
-            <w:pPr>
-              <w:spacing w:after="20"/>
-            </w:pPr>
-            <w:r/>
-            <w:r>
-              <w:rPr>
-                <w:sz w:val="18"/>
-              </w:rPr>
-              <w:t>Saat status AWAS, segera tinggalkan zona KRB III menuju tempat aman.</w:t>
-            </w:r>
-          </w:p>
-        </w:tc>
-        <w:tc>
-          <w:tcPr>
-            <w:tcW w:type="dxa" w:w="3672"/>
-          </w:tcPr>
-          <w:p>
-            <w:pPr>
-              <w:spacing w:after="20"/>
-            </w:pPr>
-            <w:r/>
-            <w:r>
-              <w:rPr>
-                <w:sz w:val="18"/>
-              </w:rPr>
-              <w:t>Tindakan meninggalkan kawasan berbahaya ke tempat aman ketika status AWAS.</w:t>
+              <w:t>4. SIAGA (mendatar)</w:t>
+            </w:r>
+          </w:p>
+        </w:tc>
+        <w:tc>
+          <w:tcPr>
+            <w:tcW w:type="dxa" w:w="3672"/>
+          </w:tcPr>
+          <w:p>
+            <w:pPr>
+              <w:spacing w:after="20"/>
+            </w:pPr>
+            <w:r/>
+            <w:r>
+              <w:rPr>
+                <w:sz w:val="18"/>
+              </w:rPr>
+              <w:t>Tas darurat 72 jam yang diajarkan Bu Rahma berisi makanan, air, dan obat disebut Tas ... Bencana.</w:t>
+            </w:r>
+          </w:p>
+        </w:tc>
+        <w:tc>
+          <w:tcPr>
+            <w:tcW w:type="dxa" w:w="3672"/>
+          </w:tcPr>
+          <w:p>
+            <w:pPr>
+              <w:spacing w:after="20"/>
+            </w:pPr>
+            <w:r/>
+            <w:r>
+              <w:rPr>
+                <w:sz w:val="18"/>
+              </w:rPr>
+              <w:t>Tas berisi makanan, air, dan obat untuk 72 jam pertama, disebut Tas ... Bencana.</w:t>
             </w:r>
           </w:p>
         </w:tc>
@@ -9200,7 +9678,7 @@
           <w:i w:val="0"/>
           <w:sz w:val="19"/>
         </w:rPr>
-        <w:t>Varian 2  (7 × 6 petak)</w:t>
+        <w:t>Varian 2  (6 × 8 petak)</w:t>
       </w:r>
     </w:p>
     <w:tbl>
@@ -9277,41 +9755,41 @@
                 <w:b/>
                 <w:sz w:val="18"/>
               </w:rPr>
-              <w:t>1. PELUIT (menurun)</w:t>
-            </w:r>
-          </w:p>
-        </w:tc>
-        <w:tc>
-          <w:tcPr>
-            <w:tcW w:type="dxa" w:w="3672"/>
-          </w:tcPr>
-          <w:p>
-            <w:pPr>
-              <w:spacing w:after="20"/>
-            </w:pPr>
-            <w:r/>
-            <w:r>
-              <w:rPr>
-                <w:sz w:val="18"/>
-              </w:rPr>
-              <w:t>Alat yang dibunyikan untuk meminta pertolongan saat terjebak.</w:t>
-            </w:r>
-          </w:p>
-        </w:tc>
-        <w:tc>
-          <w:tcPr>
-            <w:tcW w:type="dxa" w:w="3672"/>
-          </w:tcPr>
-          <w:p>
-            <w:pPr>
-              <w:spacing w:after="20"/>
-            </w:pPr>
-            <w:r/>
-            <w:r>
-              <w:rPr>
-                <w:sz w:val="18"/>
-              </w:rPr>
-              <w:t>Benda kecil di tas siaga yang bunyinya memanggil bantuan.</w:t>
+              <w:t>1. MERUNDUK (mendatar)</w:t>
+            </w:r>
+          </w:p>
+        </w:tc>
+        <w:tc>
+          <w:tcPr>
+            <w:tcW w:type="dxa" w:w="3672"/>
+          </w:tcPr>
+          <w:p>
+            <w:pPr>
+              <w:spacing w:after="20"/>
+            </w:pPr>
+            <w:r/>
+            <w:r>
+              <w:rPr>
+                <w:sz w:val="18"/>
+              </w:rPr>
+              <w:t>Gerakan pertama saat gempa: ... ke bawah mendekati lantai agar tidak terkena benda yang jatuh.</w:t>
+            </w:r>
+          </w:p>
+        </w:tc>
+        <w:tc>
+          <w:tcPr>
+            <w:tcW w:type="dxa" w:w="3672"/>
+          </w:tcPr>
+          <w:p>
+            <w:pPr>
+              <w:spacing w:after="20"/>
+            </w:pPr>
+            <w:r/>
+            <w:r>
+              <w:rPr>
+                <w:sz w:val="18"/>
+              </w:rPr>
+              <w:t>Gerakan menurunkan badan mendekati lantai saat gempa dimulai.</w:t>
             </w:r>
           </w:p>
         </w:tc>
@@ -9331,41 +9809,41 @@
                 <w:b/>
                 <w:sz w:val="18"/>
               </w:rPr>
-              <w:t>2. SENTER (mendatar)</w:t>
-            </w:r>
-          </w:p>
-        </w:tc>
-        <w:tc>
-          <w:tcPr>
-            <w:tcW w:type="dxa" w:w="3672"/>
-          </w:tcPr>
-          <w:p>
-            <w:pPr>
-              <w:spacing w:after="20"/>
-            </w:pPr>
-            <w:r/>
-            <w:r>
-              <w:rPr>
-                <w:sz w:val="18"/>
-              </w:rPr>
-              <w:t>Alat penerang di dalam tas siaga bencana.</w:t>
-            </w:r>
-          </w:p>
-        </w:tc>
-        <w:tc>
-          <w:tcPr>
-            <w:tcW w:type="dxa" w:w="3672"/>
-          </w:tcPr>
-          <w:p>
-            <w:pPr>
-              <w:spacing w:after="20"/>
-            </w:pPr>
-            <w:r/>
-            <w:r>
-              <w:rPr>
-                <w:sz w:val="18"/>
-              </w:rPr>
-              <w:t>Perkakas bercahaya yang wajib ada di tas siaga untuk keadaan gelap.</w:t>
+              <w:t>2. RINGAN (menurun)</w:t>
+            </w:r>
+          </w:p>
+        </w:tc>
+        <w:tc>
+          <w:tcPr>
+            <w:tcW w:type="dxa" w:w="3672"/>
+          </w:tcPr>
+          <w:p>
+            <w:pPr>
+              <w:spacing w:after="20"/>
+            </w:pPr>
+            <w:r/>
+            <w:r>
+              <w:rPr>
+                <w:sz w:val="18"/>
+              </w:rPr>
+              <w:t>Sebutan untuk gempa berkekuatan kecil, yang getarannya hanya dirasakan sebagian orang.</w:t>
+            </w:r>
+          </w:p>
+        </w:tc>
+        <w:tc>
+          <w:tcPr>
+            <w:tcW w:type="dxa" w:w="3672"/>
+          </w:tcPr>
+          <w:p>
+            <w:pPr>
+              <w:spacing w:after="20"/>
+            </w:pPr>
+            <w:r/>
+            <w:r>
+              <w:rPr>
+                <w:sz w:val="18"/>
+              </w:rPr>
+              <w:t>Sebutan gempa berkekuatan kecil; getarannya hanya terasa oleh sebagian orang.</w:t>
             </w:r>
           </w:p>
         </w:tc>
@@ -9385,41 +9863,41 @@
                 <w:b/>
                 <w:sz w:val="18"/>
               </w:rPr>
-              <w:t>3. TANGGA (menurun)</w:t>
-            </w:r>
-          </w:p>
-        </w:tc>
-        <w:tc>
-          <w:tcPr>
-            <w:tcW w:type="dxa" w:w="3672"/>
-          </w:tcPr>
-          <w:p>
-            <w:pPr>
-              <w:spacing w:after="20"/>
-            </w:pPr>
-            <w:r/>
-            <w:r>
-              <w:rPr>
-                <w:sz w:val="18"/>
-              </w:rPr>
-              <w:t>Jalur turun darurat yang dipakai saat gempa, dan bukan lift.</w:t>
-            </w:r>
-          </w:p>
-        </w:tc>
-        <w:tc>
-          <w:tcPr>
-            <w:tcW w:type="dxa" w:w="3672"/>
-          </w:tcPr>
-          <w:p>
-            <w:pPr>
-              <w:spacing w:after="20"/>
-            </w:pPr>
-            <w:r/>
-            <w:r>
-              <w:rPr>
-                <w:sz w:val="18"/>
-              </w:rPr>
-              <w:t>Jalur menurun di gedung yang wajib dipakai saat evakuasi, bukan lift.</w:t>
+              <w:t>3. RENCANA (mendatar)</w:t>
+            </w:r>
+          </w:p>
+        </w:tc>
+        <w:tc>
+          <w:tcPr>
+            <w:tcW w:type="dxa" w:w="3672"/>
+          </w:tcPr>
+          <w:p>
+            <w:pPr>
+              <w:spacing w:after="20"/>
+            </w:pPr>
+            <w:r/>
+            <w:r>
+              <w:rPr>
+                <w:sz w:val="18"/>
+              </w:rPr>
+              <w:t>Susunan langkah yang disiapkan jauh sebelum bencana terjadi, misalnya ... evakuasi sekolah.</w:t>
+            </w:r>
+          </w:p>
+        </w:tc>
+        <w:tc>
+          <w:tcPr>
+            <w:tcW w:type="dxa" w:w="3672"/>
+          </w:tcPr>
+          <w:p>
+            <w:pPr>
+              <w:spacing w:after="20"/>
+            </w:pPr>
+            <w:r/>
+            <w:r>
+              <w:rPr>
+                <w:sz w:val="18"/>
+              </w:rPr>
+              <w:t>Sebelum bencana datang, sekolah menyusun ini agar tahu apa yang harus dilakukan: ... evakuasi.</w:t>
             </w:r>
           </w:p>
         </w:tc>
@@ -9439,41 +9917,41 @@
                 <w:b/>
                 <w:sz w:val="18"/>
               </w:rPr>
-              <w:t>4. RANSUM (menurun)</w:t>
-            </w:r>
-          </w:p>
-        </w:tc>
-        <w:tc>
-          <w:tcPr>
-            <w:tcW w:type="dxa" w:w="3672"/>
-          </w:tcPr>
-          <w:p>
-            <w:pPr>
-              <w:spacing w:after="20"/>
-            </w:pPr>
-            <w:r/>
-            <w:r>
-              <w:rPr>
-                <w:sz w:val="18"/>
-              </w:rPr>
-              <w:t>Makanan darurat yang disimpan di dalam tas siaga bencana.</w:t>
-            </w:r>
-          </w:p>
-        </w:tc>
-        <w:tc>
-          <w:tcPr>
-            <w:tcW w:type="dxa" w:w="3672"/>
-          </w:tcPr>
-          <w:p>
-            <w:pPr>
-              <w:spacing w:after="20"/>
-            </w:pPr>
-            <w:r/>
-            <w:r>
-              <w:rPr>
-                <w:sz w:val="18"/>
-              </w:rPr>
-              <w:t>Bekal makanan tahan lama untuk 72 jam pertama.</w:t>
+              <w:t>4. UPAYA (menurun)</w:t>
+            </w:r>
+          </w:p>
+        </w:tc>
+        <w:tc>
+          <w:tcPr>
+            <w:tcW w:type="dxa" w:w="3672"/>
+          </w:tcPr>
+          <w:p>
+            <w:pPr>
+              <w:spacing w:after="20"/>
+            </w:pPr>
+            <w:r/>
+            <w:r>
+              <w:rPr>
+                <w:sz w:val="18"/>
+              </w:rPr>
+              <w:t>Ikhtiar yang dilakukan manusia untuk mengurangi risiko bencana, misalnya latihan evakuasi rutin.</w:t>
+            </w:r>
+          </w:p>
+        </w:tc>
+        <w:tc>
+          <w:tcPr>
+            <w:tcW w:type="dxa" w:w="3672"/>
+          </w:tcPr>
+          <w:p>
+            <w:pPr>
+              <w:spacing w:after="20"/>
+            </w:pPr>
+            <w:r/>
+            <w:r>
+              <w:rPr>
+                <w:sz w:val="18"/>
+              </w:rPr>
+              <w:t>Ikhtiar manusia untuk menekan risiko bencana, contohnya latihan berkala.</w:t>
             </w:r>
           </w:p>
         </w:tc>
@@ -9493,7 +9971,7 @@
           <w:i w:val="0"/>
           <w:sz w:val="19"/>
         </w:rPr>
-        <w:t>Varian 3  (5 × 8 petak)</w:t>
+        <w:t>Varian 3  (8 × 9 petak)</w:t>
       </w:r>
     </w:p>
     <w:tbl>
@@ -9570,41 +10048,41 @@
                 <w:b/>
                 <w:sz w:val="18"/>
               </w:rPr>
-              <w:t>1. GEMPA (menurun)</w:t>
-            </w:r>
-          </w:p>
-        </w:tc>
-        <w:tc>
-          <w:tcPr>
-            <w:tcW w:type="dxa" w:w="3672"/>
-          </w:tcPr>
-          <w:p>
-            <w:pPr>
-              <w:spacing w:after="20"/>
-            </w:pPr>
-            <w:r/>
-            <w:r>
-              <w:rPr>
-                <w:sz w:val="18"/>
-              </w:rPr>
-              <w:t>Peristiwa getaran atau guncangan tanah mendadak yang kita simulasikan cara penyelamatannya di kelas.</w:t>
-            </w:r>
-          </w:p>
-        </w:tc>
-        <w:tc>
-          <w:tcPr>
-            <w:tcW w:type="dxa" w:w="3672"/>
-          </w:tcPr>
-          <w:p>
-            <w:pPr>
-              <w:spacing w:after="20"/>
-            </w:pPr>
-            <w:r/>
-            <w:r>
-              <w:rPr>
-                <w:sz w:val="18"/>
-              </w:rPr>
-              <w:t>Guncangan tanah yang datang mendadak dan dapat merobohkan bangunan.</w:t>
+              <w:t>1. BANGUNAN (menurun)</w:t>
+            </w:r>
+          </w:p>
+        </w:tc>
+        <w:tc>
+          <w:tcPr>
+            <w:tcW w:type="dxa" w:w="3672"/>
+          </w:tcPr>
+          <w:p>
+            <w:pPr>
+              <w:spacing w:after="20"/>
+            </w:pPr>
+            <w:r/>
+            <w:r>
+              <w:rPr>
+                <w:sz w:val="18"/>
+              </w:rPr>
+              <w:t>Struktur yang wajib dirancang tahan gempa di daerah rawan gempa.</w:t>
+            </w:r>
+          </w:p>
+        </w:tc>
+        <w:tc>
+          <w:tcPr>
+            <w:tcW w:type="dxa" w:w="3672"/>
+          </w:tcPr>
+          <w:p>
+            <w:pPr>
+              <w:spacing w:after="20"/>
+            </w:pPr>
+            <w:r/>
+            <w:r>
+              <w:rPr>
+                <w:sz w:val="18"/>
+              </w:rPr>
+              <w:t>Struktur buatan manusia yang wajib dirancang tahan guncangan di daerah rawan.</w:t>
             </w:r>
           </w:p>
         </w:tc>
@@ -9624,41 +10102,41 @@
                 <w:b/>
                 <w:sz w:val="18"/>
               </w:rPr>
-              <w:t>2. SIAGA (menurun)</w:t>
-            </w:r>
-          </w:p>
-        </w:tc>
-        <w:tc>
-          <w:tcPr>
-            <w:tcW w:type="dxa" w:w="3672"/>
-          </w:tcPr>
-          <w:p>
-            <w:pPr>
-              <w:spacing w:after="20"/>
-            </w:pPr>
-            <w:r/>
-            <w:r>
-              <w:rPr>
-                <w:sz w:val="18"/>
-              </w:rPr>
-              <w:t>Tingkat status gunung api Level III yang menunjukkan peningkatan aktivitas seismik secara nyata dan letusan dapat segera menyusul.</w:t>
-            </w:r>
-          </w:p>
-        </w:tc>
-        <w:tc>
-          <w:tcPr>
-            <w:tcW w:type="dxa" w:w="3672"/>
-          </w:tcPr>
-          <w:p>
-            <w:pPr>
-              <w:spacing w:after="20"/>
-            </w:pPr>
-            <w:r/>
-            <w:r>
-              <w:rPr>
-                <w:sz w:val="18"/>
-              </w:rPr>
-              <w:t>Tingkat status gunung api Level III: aktivitas gempa meningkat nyata, letusan dapat menyusul.</w:t>
+              <w:t>2. LATIHAN (menurun)</w:t>
+            </w:r>
+          </w:p>
+        </w:tc>
+        <w:tc>
+          <w:tcPr>
+            <w:tcW w:type="dxa" w:w="3672"/>
+          </w:tcPr>
+          <w:p>
+            <w:pPr>
+              <w:spacing w:after="20"/>
+            </w:pPr>
+            <w:r/>
+            <w:r>
+              <w:rPr>
+                <w:sz w:val="18"/>
+              </w:rPr>
+              <w:t>Kegiatan mengulang prosedur evakuasi agar menjadi kebiasaan saat panik.</w:t>
+            </w:r>
+          </w:p>
+        </w:tc>
+        <w:tc>
+          <w:tcPr>
+            <w:tcW w:type="dxa" w:w="3672"/>
+          </w:tcPr>
+          <w:p>
+            <w:pPr>
+              <w:spacing w:after="20"/>
+            </w:pPr>
+            <w:r/>
+            <w:r>
+              <w:rPr>
+                <w:sz w:val="18"/>
+              </w:rPr>
+              <w:t>Kegiatan mengulang prosedur penyelamatan diri agar terbiasa saat panik.</w:t>
             </w:r>
           </w:p>
         </w:tc>
@@ -9678,41 +10156,41 @@
                 <w:b/>
                 <w:sz w:val="18"/>
               </w:rPr>
-              <w:t>3. TERTIB (mendatar)</w:t>
-            </w:r>
-          </w:p>
-        </w:tc>
-        <w:tc>
-          <w:tcPr>
-            <w:tcW w:type="dxa" w:w="3672"/>
-          </w:tcPr>
-          <w:p>
-            <w:pPr>
-              <w:spacing w:after="20"/>
-            </w:pPr>
-            <w:r/>
-            <w:r>
-              <w:rPr>
-                <w:sz w:val="18"/>
-              </w:rPr>
-              <w:t>Sikap berbaris rapi tanpa saling mendorong ketika evakuasi.</w:t>
-            </w:r>
-          </w:p>
-        </w:tc>
-        <w:tc>
-          <w:tcPr>
-            <w:tcW w:type="dxa" w:w="3672"/>
-          </w:tcPr>
-          <w:p>
-            <w:pPr>
-              <w:spacing w:after="20"/>
-            </w:pPr>
-            <w:r/>
-            <w:r>
-              <w:rPr>
-                <w:sz w:val="18"/>
-              </w:rPr>
-              <w:t>Cara berjalan menuju titik kumpul: rapi dan tidak saling dorong.</w:t>
+              <w:t>3. PERSIAPAN (mendatar)</w:t>
+            </w:r>
+          </w:p>
+        </w:tc>
+        <w:tc>
+          <w:tcPr>
+            <w:tcW w:type="dxa" w:w="3672"/>
+          </w:tcPr>
+          <w:p>
+            <w:pPr>
+              <w:spacing w:after="20"/>
+            </w:pPr>
+            <w:r/>
+            <w:r>
+              <w:rPr>
+                <w:sz w:val="18"/>
+              </w:rPr>
+              <w:t>Segala usaha yang dilakukan SEBELUM bencana terjadi agar risiko berkurang.</w:t>
+            </w:r>
+          </w:p>
+        </w:tc>
+        <w:tc>
+          <w:tcPr>
+            <w:tcW w:type="dxa" w:w="3672"/>
+          </w:tcPr>
+          <w:p>
+            <w:pPr>
+              <w:spacing w:after="20"/>
+            </w:pPr>
+            <w:r/>
+            <w:r>
+              <w:rPr>
+                <w:sz w:val="18"/>
+              </w:rPr>
+              <w:t>Semua yang dikerjakan jauh hari sebelum bencana, supaya risikonya mengecil.</w:t>
             </w:r>
           </w:p>
         </w:tc>
@@ -9732,41 +10210,41 @@
                 <w:b/>
                 <w:sz w:val="18"/>
               </w:rPr>
-              <w:t>4. DENAH (mendatar)</w:t>
-            </w:r>
-          </w:p>
-        </w:tc>
-        <w:tc>
-          <w:tcPr>
-            <w:tcW w:type="dxa" w:w="3672"/>
-          </w:tcPr>
-          <w:p>
-            <w:pPr>
-              <w:spacing w:after="20"/>
-            </w:pPr>
-            <w:r/>
-            <w:r>
-              <w:rPr>
-                <w:sz w:val="18"/>
-              </w:rPr>
-              <w:t>Gambar susunan ruangan yang dipelajari agar tahu jalur keluar.</w:t>
-            </w:r>
-          </w:p>
-        </w:tc>
-        <w:tc>
-          <w:tcPr>
-            <w:tcW w:type="dxa" w:w="3672"/>
-          </w:tcPr>
-          <w:p>
-            <w:pPr>
-              <w:spacing w:after="20"/>
-            </w:pPr>
-            <w:r/>
-            <w:r>
-              <w:rPr>
-                <w:sz w:val="18"/>
-              </w:rPr>
-              <w:t>Yang dikenali sejak sebelum gempa supaya tahu jalan keluar sekolah.</w:t>
+              <w:t>4. PETUGAS (menurun)</w:t>
+            </w:r>
+          </w:p>
+        </w:tc>
+        <w:tc>
+          <w:tcPr>
+            <w:tcW w:type="dxa" w:w="3672"/>
+          </w:tcPr>
+          <w:p>
+            <w:pPr>
+              <w:spacing w:after="20"/>
+            </w:pPr>
+            <w:r/>
+            <w:r>
+              <w:rPr>
+                <w:sz w:val="18"/>
+              </w:rPr>
+              <w:t>Orang yang bertugas menertibkan warga saat evakuasi berlangsung.</w:t>
+            </w:r>
+          </w:p>
+        </w:tc>
+        <w:tc>
+          <w:tcPr>
+            <w:tcW w:type="dxa" w:w="3672"/>
+          </w:tcPr>
+          <w:p>
+            <w:pPr>
+              <w:spacing w:after="20"/>
+            </w:pPr>
+            <w:r/>
+            <w:r>
+              <w:rPr>
+                <w:sz w:val="18"/>
+              </w:rPr>
+              <w:t>Orang yang bertugas menertibkan warga saat proses penyelamatan berlangsung.</w:t>
             </w:r>
           </w:p>
         </w:tc>
@@ -10681,7 +11159,7 @@
           <w:i w:val="0"/>
           <w:sz w:val="19"/>
         </w:rPr>
-        <w:t>Varian 1  (13 × 11 petak)</w:t>
+        <w:t>Varian 1  (11 × 8 petak)</w:t>
       </w:r>
     </w:p>
     <w:tbl>
@@ -10758,41 +11236,41 @@
                 <w:b/>
                 <w:sz w:val="18"/>
               </w:rPr>
-              <w:t>1. SELAMAT (menurun)</w:t>
-            </w:r>
-          </w:p>
-        </w:tc>
-        <w:tc>
-          <w:tcPr>
-            <w:tcW w:type="dxa" w:w="3672"/>
-          </w:tcPr>
-          <w:p>
-            <w:pPr>
-              <w:spacing w:after="20"/>
-            </w:pPr>
-            <w:r/>
-            <w:r>
-              <w:rPr>
-                <w:sz w:val="18"/>
-              </w:rPr>
-              <w:t>Kondisi warga yang berhasil keluar dari bangunan tanpa cedera.</w:t>
-            </w:r>
-          </w:p>
-        </w:tc>
-        <w:tc>
-          <w:tcPr>
-            <w:tcW w:type="dxa" w:w="3672"/>
-          </w:tcPr>
-          <w:p>
-            <w:pPr>
-              <w:spacing w:after="20"/>
-            </w:pPr>
-            <w:r/>
-            <w:r>
-              <w:rPr>
-                <w:sz w:val="18"/>
-              </w:rPr>
-              <w:t>Keadaan warga yang berhasil keluar dari bangunan tanpa luka sedikit pun.</w:t>
+              <w:t>1. SUSULAN (mendatar)</w:t>
+            </w:r>
+          </w:p>
+        </w:tc>
+        <w:tc>
+          <w:tcPr>
+            <w:tcW w:type="dxa" w:w="3672"/>
+          </w:tcPr>
+          <w:p>
+            <w:pPr>
+              <w:spacing w:after="20"/>
+            </w:pPr>
+            <w:r/>
+            <w:r>
+              <w:rPr>
+                <w:sz w:val="18"/>
+              </w:rPr>
+              <w:t>Getaran gempa bumi berikutnya yang berpotensi terjadi beberapa menit hingga beberapa hari setelah gempa utama.</w:t>
+            </w:r>
+          </w:p>
+        </w:tc>
+        <w:tc>
+          <w:tcPr>
+            <w:tcW w:type="dxa" w:w="3672"/>
+          </w:tcPr>
+          <w:p>
+            <w:pPr>
+              <w:spacing w:after="20"/>
+            </w:pPr>
+            <w:r/>
+            <w:r>
+              <w:rPr>
+                <w:sz w:val="18"/>
+              </w:rPr>
+              <w:t>Getaran lanjutan setelah gempa utama, dapat terjadi beberapa menit sampai beberapa hari.</w:t>
             </w:r>
           </w:p>
         </w:tc>
@@ -10812,41 +11290,41 @@
                 <w:b/>
                 <w:sz w:val="18"/>
               </w:rPr>
-              <w:t>2. SUSULAN (menurun)</w:t>
-            </w:r>
-          </w:p>
-        </w:tc>
-        <w:tc>
-          <w:tcPr>
-            <w:tcW w:type="dxa" w:w="3672"/>
-          </w:tcPr>
-          <w:p>
-            <w:pPr>
-              <w:spacing w:after="20"/>
-            </w:pPr>
-            <w:r/>
-            <w:r>
-              <w:rPr>
-                <w:sz w:val="18"/>
-              </w:rPr>
-              <w:t>Getaran gempa bumi berikutnya yang berpotensi terjadi beberapa menit hingga beberapa hari setelah gempa utama.</w:t>
-            </w:r>
-          </w:p>
-        </w:tc>
-        <w:tc>
-          <w:tcPr>
-            <w:tcW w:type="dxa" w:w="3672"/>
-          </w:tcPr>
-          <w:p>
-            <w:pPr>
-              <w:spacing w:after="20"/>
-            </w:pPr>
-            <w:r/>
-            <w:r>
-              <w:rPr>
-                <w:sz w:val="18"/>
-              </w:rPr>
-              <w:t>Getaran lanjutan setelah gempa utama, dapat terjadi beberapa menit sampai beberapa hari.</w:t>
+              <w:t>2. LAPANGAN (menurun)</w:t>
+            </w:r>
+          </w:p>
+        </w:tc>
+        <w:tc>
+          <w:tcPr>
+            <w:tcW w:type="dxa" w:w="3672"/>
+          </w:tcPr>
+          <w:p>
+            <w:pPr>
+              <w:spacing w:after="20"/>
+            </w:pPr>
+            <w:r/>
+            <w:r>
+              <w:rPr>
+                <w:sz w:val="18"/>
+              </w:rPr>
+              <w:t>Area terbuka luas yang paling aman dijadikan titik kumpul warga sekolah karena terbebas dari bahaya reruntuhan bangunan.</w:t>
+            </w:r>
+          </w:p>
+        </w:tc>
+        <w:tc>
+          <w:tcPr>
+            <w:tcW w:type="dxa" w:w="3672"/>
+          </w:tcPr>
+          <w:p>
+            <w:pPr>
+              <w:spacing w:after="20"/>
+            </w:pPr>
+            <w:r/>
+            <w:r>
+              <w:rPr>
+                <w:sz w:val="18"/>
+              </w:rPr>
+              <w:t>Area terbuka luas yang paling aman sebagai titik kumpul karena bebas reruntuhan.</w:t>
             </w:r>
           </w:p>
         </w:tc>
@@ -10866,41 +11344,41 @@
                 <w:b/>
                 <w:sz w:val="18"/>
               </w:rPr>
-              <w:t>3. PRESENSI (menurun)</w:t>
-            </w:r>
-          </w:p>
-        </w:tc>
-        <w:tc>
-          <w:tcPr>
-            <w:tcW w:type="dxa" w:w="3672"/>
-          </w:tcPr>
-          <w:p>
-            <w:pPr>
-              <w:spacing w:after="20"/>
-            </w:pPr>
-            <w:r/>
-            <w:r>
-              <w:rPr>
-                <w:sz w:val="18"/>
-              </w:rPr>
-              <w:t>Pemeriksaan menyeluruh di titik kumpul untuk memastikan tidak ada yang tertinggal.</w:t>
-            </w:r>
-          </w:p>
-        </w:tc>
-        <w:tc>
-          <w:tcPr>
-            <w:tcW w:type="dxa" w:w="3672"/>
-          </w:tcPr>
-          <w:p>
-            <w:pPr>
-              <w:spacing w:after="20"/>
-            </w:pPr>
-            <w:r/>
-            <w:r>
-              <w:rPr>
-                <w:sz w:val="18"/>
-              </w:rPr>
-              <w:t>Pendataan ulang seluruh siswa di titik kumpul agar tidak ada yang hilang.</w:t>
+              <w:t>3. BMKG (mendatar)</w:t>
+            </w:r>
+          </w:p>
+        </w:tc>
+        <w:tc>
+          <w:tcPr>
+            <w:tcW w:type="dxa" w:w="3672"/>
+          </w:tcPr>
+          <w:p>
+            <w:pPr>
+              <w:spacing w:after="20"/>
+            </w:pPr>
+            <w:r/>
+            <w:r>
+              <w:rPr>
+                <w:sz w:val="18"/>
+              </w:rPr>
+              <w:t>Lembaga resmi pemerintah yang berwenang menyiarkan informasi gempa bumi dan peringatan dini tsunami di Indonesia.</w:t>
+            </w:r>
+          </w:p>
+        </w:tc>
+        <w:tc>
+          <w:tcPr>
+            <w:tcW w:type="dxa" w:w="3672"/>
+          </w:tcPr>
+          <w:p>
+            <w:pPr>
+              <w:spacing w:after="20"/>
+            </w:pPr>
+            <w:r/>
+            <w:r>
+              <w:rPr>
+                <w:sz w:val="18"/>
+              </w:rPr>
+              <w:t>Lembaga pemerintah yang menyiarkan informasi gempa dan peringatan dini tsunami.</w:t>
             </w:r>
           </w:p>
         </w:tc>
@@ -10920,41 +11398,41 @@
                 <w:b/>
                 <w:sz w:val="18"/>
               </w:rPr>
-              <w:t>4. KOORDINATOR (mendatar)</w:t>
-            </w:r>
-          </w:p>
-        </w:tc>
-        <w:tc>
-          <w:tcPr>
-            <w:tcW w:type="dxa" w:w="3672"/>
-          </w:tcPr>
-          <w:p>
-            <w:pPr>
-              <w:spacing w:after="20"/>
-            </w:pPr>
-            <w:r/>
-            <w:r>
-              <w:rPr>
-                <w:sz w:val="18"/>
-              </w:rPr>
-              <w:t>Orang yang memimpin pemeriksaan di titik kumpul.</w:t>
-            </w:r>
-          </w:p>
-        </w:tc>
-        <w:tc>
-          <w:tcPr>
-            <w:tcW w:type="dxa" w:w="3672"/>
-          </w:tcPr>
-          <w:p>
-            <w:pPr>
-              <w:spacing w:after="20"/>
-            </w:pPr>
-            <w:r/>
-            <w:r>
-              <w:rPr>
-                <w:sz w:val="18"/>
-              </w:rPr>
-              <w:t>Pihak yang mengatur pendataan warga di titik kumpul bersama guru.</w:t>
+              <w:t>4. MEDIS (menurun)</w:t>
+            </w:r>
+          </w:p>
+        </w:tc>
+        <w:tc>
+          <w:tcPr>
+            <w:tcW w:type="dxa" w:w="3672"/>
+          </w:tcPr>
+          <w:p>
+            <w:pPr>
+              <w:spacing w:after="20"/>
+            </w:pPr>
+            <w:r/>
+            <w:r>
+              <w:rPr>
+                <w:sz w:val="18"/>
+              </w:rPr>
+              <w:t>Bantuan pertolongan pertama (P3K) dan perawatan kesehatan yang diberikan kepada korban luka atau syok di posko darurat.</w:t>
+            </w:r>
+          </w:p>
+        </w:tc>
+        <w:tc>
+          <w:tcPr>
+            <w:tcW w:type="dxa" w:w="3672"/>
+          </w:tcPr>
+          <w:p>
+            <w:pPr>
+              <w:spacing w:after="20"/>
+            </w:pPr>
+            <w:r/>
+            <w:r>
+              <w:rPr>
+                <w:sz w:val="18"/>
+              </w:rPr>
+              <w:t>Bantuan pertolongan pertama dan perawatan kesehatan bagi korban luka di posko.</w:t>
             </w:r>
           </w:p>
         </w:tc>
@@ -10974,7 +11452,7 @@
           <w:i w:val="0"/>
           <w:sz w:val="19"/>
         </w:rPr>
-        <w:t>Varian 2  (6 × 9 petak)</w:t>
+        <w:t>Varian 2  (10 × 10 petak)</w:t>
       </w:r>
     </w:p>
     <w:tbl>
@@ -11051,41 +11529,41 @@
                 <w:b/>
                 <w:sz w:val="18"/>
               </w:rPr>
-              <w:t>1. HOAKS (menurun)</w:t>
-            </w:r>
-          </w:p>
-        </w:tc>
-        <w:tc>
-          <w:tcPr>
-            <w:tcW w:type="dxa" w:w="3672"/>
-          </w:tcPr>
-          <w:p>
-            <w:pPr>
-              <w:spacing w:after="20"/>
-            </w:pPr>
-            <w:r/>
-            <w:r>
-              <w:rPr>
-                <w:sz w:val="18"/>
-              </w:rPr>
-              <w:t>Kabar bohong yang harus dihindari dan tidak disebarkan.</w:t>
-            </w:r>
-          </w:p>
-        </w:tc>
-        <w:tc>
-          <w:tcPr>
-            <w:tcW w:type="dxa" w:w="3672"/>
-          </w:tcPr>
-          <w:p>
-            <w:pPr>
-              <w:spacing w:after="20"/>
-            </w:pPr>
-            <w:r/>
-            <w:r>
-              <w:rPr>
-                <w:sz w:val="18"/>
-              </w:rPr>
-              <w:t>Informasi palsu yang wajib tidak diteruskan ke orang lain.</w:t>
+              <w:t>1. KEHADIRAN (menurun)</w:t>
+            </w:r>
+          </w:p>
+        </w:tc>
+        <w:tc>
+          <w:tcPr>
+            <w:tcW w:type="dxa" w:w="3672"/>
+          </w:tcPr>
+          <w:p>
+            <w:pPr>
+              <w:spacing w:after="20"/>
+            </w:pPr>
+            <w:r/>
+            <w:r>
+              <w:rPr>
+                <w:sz w:val="18"/>
+              </w:rPr>
+              <w:t>Hal pertama yang diperiksa di titik kumpul, apakah semua sudah lengkap.</w:t>
+            </w:r>
+          </w:p>
+        </w:tc>
+        <w:tc>
+          <w:tcPr>
+            <w:tcW w:type="dxa" w:w="3672"/>
+          </w:tcPr>
+          <w:p>
+            <w:pPr>
+              <w:spacing w:after="20"/>
+            </w:pPr>
+            <w:r/>
+            <w:r>
+              <w:rPr>
+                <w:sz w:val="18"/>
+              </w:rPr>
+              <w:t>Di titik kumpul, petugas menghitung orang untuk memastikan tidak ada yang tertinggal.</w:t>
             </w:r>
           </w:p>
         </w:tc>
@@ -11105,41 +11583,41 @@
                 <w:b/>
                 <w:sz w:val="18"/>
               </w:rPr>
-              <w:t>2. KORBAN (mendatar)</w:t>
-            </w:r>
-          </w:p>
-        </w:tc>
-        <w:tc>
-          <w:tcPr>
-            <w:tcW w:type="dxa" w:w="3672"/>
-          </w:tcPr>
-          <w:p>
-            <w:pPr>
-              <w:spacing w:after="20"/>
-            </w:pPr>
-            <w:r/>
-            <w:r>
-              <w:rPr>
-                <w:sz w:val="18"/>
-              </w:rPr>
-              <w:t>Orang yang mengalami luka atau kerugian akibat peristiwa bencana.</w:t>
-            </w:r>
-          </w:p>
-        </w:tc>
-        <w:tc>
-          <w:tcPr>
-            <w:tcW w:type="dxa" w:w="3672"/>
-          </w:tcPr>
-          <w:p>
-            <w:pPr>
-              <w:spacing w:after="20"/>
-            </w:pPr>
-            <w:r/>
-            <w:r>
-              <w:rPr>
-                <w:sz w:val="18"/>
-              </w:rPr>
-              <w:t>Siapa pun yang terkena dampak bencana, baik terluka maupun kehilangan harta.</w:t>
+              <w:t>2. BERKUMPUL (menurun)</w:t>
+            </w:r>
+          </w:p>
+        </w:tc>
+        <w:tc>
+          <w:tcPr>
+            <w:tcW w:type="dxa" w:w="3672"/>
+          </w:tcPr>
+          <w:p>
+            <w:pPr>
+              <w:spacing w:after="20"/>
+            </w:pPr>
+            <w:r/>
+            <w:r>
+              <w:rPr>
+                <w:sz w:val="18"/>
+              </w:rPr>
+              <w:t>Setelah guncangan usai, semua warga menuju lapangan agar mudah diperiksa.</w:t>
+            </w:r>
+          </w:p>
+        </w:tc>
+        <w:tc>
+          <w:tcPr>
+            <w:tcW w:type="dxa" w:w="3672"/>
+          </w:tcPr>
+          <w:p>
+            <w:pPr>
+              <w:spacing w:after="20"/>
+            </w:pPr>
+            <w:r/>
+            <w:r>
+              <w:rPr>
+                <w:sz w:val="18"/>
+              </w:rPr>
+              <w:t>Petugas memeriksa kelengkapan warga tepat setelah guncangan reda, di tempat terbuka.</w:t>
             </w:r>
           </w:p>
         </w:tc>
@@ -11159,41 +11637,41 @@
                 <w:b/>
                 <w:sz w:val="18"/>
               </w:rPr>
-              <w:t>3. RETAK (menurun)</w:t>
-            </w:r>
-          </w:p>
-        </w:tc>
-        <w:tc>
-          <w:tcPr>
-            <w:tcW w:type="dxa" w:w="3672"/>
-          </w:tcPr>
-          <w:p>
-            <w:pPr>
-              <w:spacing w:after="20"/>
-            </w:pPr>
-            <w:r/>
-            <w:r>
-              <w:rPr>
-                <w:sz w:val="18"/>
-              </w:rPr>
-              <w:t>Keadaan bangunan yang harus dijauhi setelah gempa.</w:t>
-            </w:r>
-          </w:p>
-        </w:tc>
-        <w:tc>
-          <w:tcPr>
-            <w:tcW w:type="dxa" w:w="3672"/>
-          </w:tcPr>
-          <w:p>
-            <w:pPr>
-              <w:spacing w:after="20"/>
-            </w:pPr>
-            <w:r/>
-            <w:r>
-              <w:rPr>
-                <w:sz w:val="18"/>
-              </w:rPr>
-              <w:t>Kondisi dinding gedung yang menandakan strukturnya belum aman.</w:t>
+              <w:t>3. RERUNTUHAN (mendatar)</w:t>
+            </w:r>
+          </w:p>
+        </w:tc>
+        <w:tc>
+          <w:tcPr>
+            <w:tcW w:type="dxa" w:w="3672"/>
+          </w:tcPr>
+          <w:p>
+            <w:pPr>
+              <w:spacing w:after="20"/>
+            </w:pPr>
+            <w:r/>
+            <w:r>
+              <w:rPr>
+                <w:sz w:val="18"/>
+              </w:rPr>
+              <w:t>Puing bangunan yang menutup jalur evakuasi setelah gempa besar.</w:t>
+            </w:r>
+          </w:p>
+        </w:tc>
+        <w:tc>
+          <w:tcPr>
+            <w:tcW w:type="dxa" w:w="3672"/>
+          </w:tcPr>
+          <w:p>
+            <w:pPr>
+              <w:spacing w:after="20"/>
+            </w:pPr>
+            <w:r/>
+            <w:r>
+              <w:rPr>
+                <w:sz w:val="18"/>
+              </w:rPr>
+              <w:t>Sisa bangunan yang runtuh dan menghalangi jalan keluar.</w:t>
             </w:r>
           </w:p>
         </w:tc>
@@ -11213,41 +11691,41 @@
                 <w:b/>
                 <w:sz w:val="18"/>
               </w:rPr>
-              <w:t>4. MEDIS (mendatar)</w:t>
-            </w:r>
-          </w:p>
-        </w:tc>
-        <w:tc>
-          <w:tcPr>
-            <w:tcW w:type="dxa" w:w="3672"/>
-          </w:tcPr>
-          <w:p>
-            <w:pPr>
-              <w:spacing w:after="20"/>
-            </w:pPr>
-            <w:r/>
-            <w:r>
-              <w:rPr>
-                <w:sz w:val="18"/>
-              </w:rPr>
-              <w:t>Bantuan pertolongan pertama (P3K) dan perawatan kesehatan yang diberikan kepada korban luka atau syok di posko darurat.</w:t>
-            </w:r>
-          </w:p>
-        </w:tc>
-        <w:tc>
-          <w:tcPr>
-            <w:tcW w:type="dxa" w:w="3672"/>
-          </w:tcPr>
-          <w:p>
-            <w:pPr>
-              <w:spacing w:after="20"/>
-            </w:pPr>
-            <w:r/>
-            <w:r>
-              <w:rPr>
-                <w:sz w:val="18"/>
-              </w:rPr>
-              <w:t>Bantuan pertolongan pertama dan perawatan kesehatan bagi korban luka di posko.</w:t>
+              <w:t>4. AMBULANS (menurun)</w:t>
+            </w:r>
+          </w:p>
+        </w:tc>
+        <w:tc>
+          <w:tcPr>
+            <w:tcW w:type="dxa" w:w="3672"/>
+          </w:tcPr>
+          <w:p>
+            <w:pPr>
+              <w:spacing w:after="20"/>
+            </w:pPr>
+            <w:r/>
+            <w:r>
+              <w:rPr>
+                <w:sz w:val="18"/>
+              </w:rPr>
+              <w:t>Kendaraan pengangkut korban luka menuju rumah sakit terdekat.</w:t>
+            </w:r>
+          </w:p>
+        </w:tc>
+        <w:tc>
+          <w:tcPr>
+            <w:tcW w:type="dxa" w:w="3672"/>
+          </w:tcPr>
+          <w:p>
+            <w:pPr>
+              <w:spacing w:after="20"/>
+            </w:pPr>
+            <w:r/>
+            <w:r>
+              <w:rPr>
+                <w:sz w:val="18"/>
+              </w:rPr>
+              <w:t>Kendaraan bersirine yang membawa orang terluka ke rumah sakit.</w:t>
             </w:r>
           </w:p>
         </w:tc>
@@ -11267,7 +11745,7 @@
           <w:i w:val="0"/>
           <w:sz w:val="19"/>
         </w:rPr>
-        <w:t>Varian 3  (4 × 7 petak)</w:t>
+        <w:t>Varian 3  (10 × 7 petak)</w:t>
       </w:r>
     </w:p>
     <w:tbl>
@@ -11344,41 +11822,41 @@
                 <w:b/>
                 <w:sz w:val="18"/>
               </w:rPr>
-              <w:t>1. KABEL (mendatar)</w:t>
-            </w:r>
-          </w:p>
-        </w:tc>
-        <w:tc>
-          <w:tcPr>
-            <w:tcW w:type="dxa" w:w="3672"/>
-          </w:tcPr>
-          <w:p>
-            <w:pPr>
-              <w:spacing w:after="20"/>
-            </w:pPr>
-            <w:r/>
-            <w:r>
-              <w:rPr>
-                <w:sz w:val="18"/>
-              </w:rPr>
-              <w:t>Yang harus dijauhi bersama tiang dan pohon agar tidak tersengat.</w:t>
-            </w:r>
-          </w:p>
-        </w:tc>
-        <w:tc>
-          <w:tcPr>
-            <w:tcW w:type="dxa" w:w="3672"/>
-          </w:tcPr>
-          <w:p>
-            <w:pPr>
-              <w:spacing w:after="20"/>
-            </w:pPr>
-            <w:r/>
-            <w:r>
-              <w:rPr>
-                <w:sz w:val="18"/>
-              </w:rPr>
-              <w:t>Saluran listrik yang berbahaya bila tersentuh setelah gempa.</w:t>
+              <w:t>1. KORBAN (menurun)</w:t>
+            </w:r>
+          </w:p>
+        </w:tc>
+        <w:tc>
+          <w:tcPr>
+            <w:tcW w:type="dxa" w:w="3672"/>
+          </w:tcPr>
+          <w:p>
+            <w:pPr>
+              <w:spacing w:after="20"/>
+            </w:pPr>
+            <w:r/>
+            <w:r>
+              <w:rPr>
+                <w:sz w:val="18"/>
+              </w:rPr>
+              <w:t>Orang yang mengalami luka atau kerugian akibat peristiwa bencana.</w:t>
+            </w:r>
+          </w:p>
+        </w:tc>
+        <w:tc>
+          <w:tcPr>
+            <w:tcW w:type="dxa" w:w="3672"/>
+          </w:tcPr>
+          <w:p>
+            <w:pPr>
+              <w:spacing w:after="20"/>
+            </w:pPr>
+            <w:r/>
+            <w:r>
+              <w:rPr>
+                <w:sz w:val="18"/>
+              </w:rPr>
+              <w:t>Siapa pun yang terkena dampak bencana, baik terluka maupun kehilangan harta.</w:t>
             </w:r>
           </w:p>
         </w:tc>
@@ -11398,41 +11876,41 @@
                 <w:b/>
                 <w:sz w:val="18"/>
               </w:rPr>
-              <w:t>2. BMKG (menurun)</w:t>
-            </w:r>
-          </w:p>
-        </w:tc>
-        <w:tc>
-          <w:tcPr>
-            <w:tcW w:type="dxa" w:w="3672"/>
-          </w:tcPr>
-          <w:p>
-            <w:pPr>
-              <w:spacing w:after="20"/>
-            </w:pPr>
-            <w:r/>
-            <w:r>
-              <w:rPr>
-                <w:sz w:val="18"/>
-              </w:rPr>
-              <w:t>Lembaga resmi pemerintah yang berwenang menyiarkan informasi gempa bumi dan peringatan dini tsunami di Indonesia.</w:t>
-            </w:r>
-          </w:p>
-        </w:tc>
-        <w:tc>
-          <w:tcPr>
-            <w:tcW w:type="dxa" w:w="3672"/>
-          </w:tcPr>
-          <w:p>
-            <w:pPr>
-              <w:spacing w:after="20"/>
-            </w:pPr>
-            <w:r/>
-            <w:r>
-              <w:rPr>
-                <w:sz w:val="18"/>
-              </w:rPr>
-              <w:t>Lembaga pemerintah yang menyiarkan informasi gempa dan peringatan dini tsunami.</w:t>
+              <w:t>2. POSKO (menurun)</w:t>
+            </w:r>
+          </w:p>
+        </w:tc>
+        <w:tc>
+          <w:tcPr>
+            <w:tcW w:type="dxa" w:w="3672"/>
+          </w:tcPr>
+          <w:p>
+            <w:pPr>
+              <w:spacing w:after="20"/>
+            </w:pPr>
+            <w:r/>
+            <w:r>
+              <w:rPr>
+                <w:sz w:val="18"/>
+              </w:rPr>
+              <w:t>Tempat penanganan darurat yang didirikan di lapangan evakuasi.</w:t>
+            </w:r>
+          </w:p>
+        </w:tc>
+        <w:tc>
+          <w:tcPr>
+            <w:tcW w:type="dxa" w:w="3672"/>
+          </w:tcPr>
+          <w:p>
+            <w:pPr>
+              <w:spacing w:after="20"/>
+            </w:pPr>
+            <w:r/>
+            <w:r>
+              <w:rPr>
+                <w:sz w:val="18"/>
+              </w:rPr>
+              <w:t>Tempat penanganan darurat yang didirikan di area titik kumpul.</w:t>
             </w:r>
           </w:p>
         </w:tc>
@@ -11452,41 +11930,41 @@
                 <w:b/>
                 <w:sz w:val="18"/>
               </w:rPr>
-              <w:t>3. LUKA (menurun)</w:t>
-            </w:r>
-          </w:p>
-        </w:tc>
-        <w:tc>
-          <w:tcPr>
-            <w:tcW w:type="dxa" w:w="3672"/>
-          </w:tcPr>
-          <w:p>
-            <w:pPr>
-              <w:spacing w:after="20"/>
-            </w:pPr>
-            <w:r/>
-            <w:r>
-              <w:rPr>
-                <w:sz w:val="18"/>
-              </w:rPr>
-              <w:t>Keadaan korban yang mendapat pertolongan pertama setelah gempa.</w:t>
-            </w:r>
-          </w:p>
-        </w:tc>
-        <w:tc>
-          <w:tcPr>
-            <w:tcW w:type="dxa" w:w="3672"/>
-          </w:tcPr>
-          <w:p>
-            <w:pPr>
-              <w:spacing w:after="20"/>
-            </w:pPr>
-            <w:r/>
-            <w:r>
-              <w:rPr>
-                <w:sz w:val="18"/>
-              </w:rPr>
-              <w:t>Akibat yang dialami korban sehingga perlu bantuan medis.</w:t>
+              <w:t>3. PETUGAS (menurun)</w:t>
+            </w:r>
+          </w:p>
+        </w:tc>
+        <w:tc>
+          <w:tcPr>
+            <w:tcW w:type="dxa" w:w="3672"/>
+          </w:tcPr>
+          <w:p>
+            <w:pPr>
+              <w:spacing w:after="20"/>
+            </w:pPr>
+            <w:r/>
+            <w:r>
+              <w:rPr>
+                <w:sz w:val="18"/>
+              </w:rPr>
+              <w:t>Orang berkompeten yang dipanggil untuk menangani korban cedera.</w:t>
+            </w:r>
+          </w:p>
+        </w:tc>
+        <w:tc>
+          <w:tcPr>
+            <w:tcW w:type="dxa" w:w="3672"/>
+          </w:tcPr>
+          <w:p>
+            <w:pPr>
+              <w:spacing w:after="20"/>
+            </w:pPr>
+            <w:r/>
+            <w:r>
+              <w:rPr>
+                <w:sz w:val="18"/>
+              </w:rPr>
+              <w:t>Pihak yang dipanggil karena keahliannya untuk merawat orang terluka.</w:t>
             </w:r>
           </w:p>
         </w:tc>
@@ -11506,41 +11984,41 @@
                 <w:b/>
                 <w:sz w:val="18"/>
               </w:rPr>
-              <w:t>4. GURU (mendatar)</w:t>
-            </w:r>
-          </w:p>
-        </w:tc>
-        <w:tc>
-          <w:tcPr>
-            <w:tcW w:type="dxa" w:w="3672"/>
-          </w:tcPr>
-          <w:p>
-            <w:pPr>
-              <w:spacing w:after="20"/>
-            </w:pPr>
-            <w:r/>
-            <w:r>
-              <w:rPr>
-                <w:sz w:val="18"/>
-              </w:rPr>
-              <w:t>Yang melakukan presensi bersama koordinator di titik kumpul.</w:t>
-            </w:r>
-          </w:p>
-        </w:tc>
-        <w:tc>
-          <w:tcPr>
-            <w:tcW w:type="dxa" w:w="3672"/>
-          </w:tcPr>
-          <w:p>
-            <w:pPr>
-              <w:spacing w:after="20"/>
-            </w:pPr>
-            <w:r/>
-            <w:r>
-              <w:rPr>
-                <w:sz w:val="18"/>
-              </w:rPr>
-              <w:t>Pendamping siswa yang memastikan semua anak terdata di titik kumpul.</w:t>
+              <w:t>4. SELAMAT (mendatar)</w:t>
+            </w:r>
+          </w:p>
+        </w:tc>
+        <w:tc>
+          <w:tcPr>
+            <w:tcW w:type="dxa" w:w="3672"/>
+          </w:tcPr>
+          <w:p>
+            <w:pPr>
+              <w:spacing w:after="20"/>
+            </w:pPr>
+            <w:r/>
+            <w:r>
+              <w:rPr>
+                <w:sz w:val="18"/>
+              </w:rPr>
+              <w:t>Kondisi warga yang berhasil keluar dari bangunan tanpa cedera.</w:t>
+            </w:r>
+          </w:p>
+        </w:tc>
+        <w:tc>
+          <w:tcPr>
+            <w:tcW w:type="dxa" w:w="3672"/>
+          </w:tcPr>
+          <w:p>
+            <w:pPr>
+              <w:spacing w:after="20"/>
+            </w:pPr>
+            <w:r/>
+            <w:r>
+              <w:rPr>
+                <w:sz w:val="18"/>
+              </w:rPr>
+              <w:t>Keadaan warga yang berhasil keluar dari bangunan tanpa luka sedikit pun.</w:t>
             </w:r>
           </w:p>
         </w:tc>
@@ -11568,7 +12046,7 @@
           <w:i w:val="0"/>
           <w:sz w:val="19"/>
         </w:rPr>
-        <w:t>Varian 1  (7 × 7 petak)</w:t>
+        <w:t>Varian 1  (8 × 11 petak)</w:t>
       </w:r>
     </w:p>
     <w:tbl>
@@ -11645,41 +12123,41 @@
                 <w:b/>
                 <w:sz w:val="18"/>
               </w:rPr>
-              <w:t>1. MASKER (menurun)</w:t>
-            </w:r>
-          </w:p>
-        </w:tc>
-        <w:tc>
-          <w:tcPr>
-            <w:tcW w:type="dxa" w:w="3672"/>
-          </w:tcPr>
-          <w:p>
-            <w:pPr>
-              <w:spacing w:after="20"/>
-            </w:pPr>
-            <w:r/>
-            <w:r>
-              <w:rPr>
-                <w:sz w:val="18"/>
-              </w:rPr>
-              <w:t>Alat yang menutup hidung dan mulut untuk menyaring abu vulkanik.</w:t>
-            </w:r>
-          </w:p>
-        </w:tc>
-        <w:tc>
-          <w:tcPr>
-            <w:tcW w:type="dxa" w:w="3672"/>
-          </w:tcPr>
-          <w:p>
-            <w:pPr>
-              <w:spacing w:after="20"/>
-            </w:pPr>
-            <w:r/>
-            <w:r>
-              <w:rPr>
-                <w:sz w:val="18"/>
-              </w:rPr>
-              <w:t>Pelindung pernapasan yang wajib dikenakan saat status SIAGA.</w:t>
+              <w:t>1. MAGMA (mendatar)</w:t>
+            </w:r>
+          </w:p>
+        </w:tc>
+        <w:tc>
+          <w:tcPr>
+            <w:tcW w:type="dxa" w:w="3672"/>
+          </w:tcPr>
+          <w:p>
+            <w:pPr>
+              <w:spacing w:after="20"/>
+            </w:pPr>
+            <w:r/>
+            <w:r>
+              <w:rPr>
+                <w:sz w:val="18"/>
+              </w:rPr>
+              <w:t>Batuan cair pijar bersuhu ribuan derajat di perut bumi, sekaligus nama aplikasi resmi pemantauan gunung api di Indonesia.</w:t>
+            </w:r>
+          </w:p>
+        </w:tc>
+        <w:tc>
+          <w:tcPr>
+            <w:tcW w:type="dxa" w:w="3672"/>
+          </w:tcPr>
+          <w:p>
+            <w:pPr>
+              <w:spacing w:after="20"/>
+            </w:pPr>
+            <w:r/>
+            <w:r>
+              <w:rPr>
+                <w:sz w:val="18"/>
+              </w:rPr>
+              <w:t>Zat cair pijar bersuhu ribuan derajat di perut bumi, juga nama aplikasi pemantauan gunung api.</w:t>
             </w:r>
           </w:p>
         </w:tc>
@@ -11699,41 +12177,41 @@
                 <w:b/>
                 <w:sz w:val="18"/>
               </w:rPr>
-              <w:t>2. WASPADA (mendatar)</w:t>
-            </w:r>
-          </w:p>
-        </w:tc>
-        <w:tc>
-          <w:tcPr>
-            <w:tcW w:type="dxa" w:w="3672"/>
-          </w:tcPr>
-          <w:p>
-            <w:pPr>
-              <w:spacing w:after="20"/>
-            </w:pPr>
-            <w:r/>
-            <w:r>
-              <w:rPr>
-                <w:sz w:val="18"/>
-              </w:rPr>
-              <w:t>Tingkat status gunung api satu langkah di atas Normal.</w:t>
-            </w:r>
-          </w:p>
-        </w:tc>
-        <w:tc>
-          <w:tcPr>
-            <w:tcW w:type="dxa" w:w="3672"/>
-          </w:tcPr>
-          <w:p>
-            <w:pPr>
-              <w:spacing w:after="20"/>
-            </w:pPr>
-            <w:r/>
-            <w:r>
-              <w:rPr>
-                <w:sz w:val="18"/>
-              </w:rPr>
-              <w:t>Tingkat status gunung api satu tingkat di atas Normal, yaitu Level II.</w:t>
+              <w:t>2. MASKER (menurun)</w:t>
+            </w:r>
+          </w:p>
+        </w:tc>
+        <w:tc>
+          <w:tcPr>
+            <w:tcW w:type="dxa" w:w="3672"/>
+          </w:tcPr>
+          <w:p>
+            <w:pPr>
+              <w:spacing w:after="20"/>
+            </w:pPr>
+            <w:r/>
+            <w:r>
+              <w:rPr>
+                <w:sz w:val="18"/>
+              </w:rPr>
+              <w:t>Alat pelindung pernapasan wajib disiapkan untuk menyaring partikel abu silika tajam agar tidak merusak paru-paru.</w:t>
+            </w:r>
+          </w:p>
+        </w:tc>
+        <w:tc>
+          <w:tcPr>
+            <w:tcW w:type="dxa" w:w="3672"/>
+          </w:tcPr>
+          <w:p>
+            <w:pPr>
+              <w:spacing w:after="20"/>
+            </w:pPr>
+            <w:r/>
+            <w:r>
+              <w:rPr>
+                <w:sz w:val="18"/>
+              </w:rPr>
+              <w:t>Alat pelindung pernapasan untuk menyaring abu tajam agar paru-paru tidak rusak.</w:t>
             </w:r>
           </w:p>
         </w:tc>
@@ -11753,41 +12231,41 @@
                 <w:b/>
                 <w:sz w:val="18"/>
               </w:rPr>
-              <w:t>3. STATUS (menurun)</w:t>
-            </w:r>
-          </w:p>
-        </w:tc>
-        <w:tc>
-          <w:tcPr>
-            <w:tcW w:type="dxa" w:w="3672"/>
-          </w:tcPr>
-          <w:p>
-            <w:pPr>
-              <w:spacing w:after="20"/>
-            </w:pPr>
-            <w:r/>
-            <w:r>
-              <w:rPr>
-                <w:sz w:val="18"/>
-              </w:rPr>
-              <w:t>Tingkat kondisi gunung api, dari Normal sampai Awas.</w:t>
-            </w:r>
-          </w:p>
-        </w:tc>
-        <w:tc>
-          <w:tcPr>
-            <w:tcW w:type="dxa" w:w="3672"/>
-          </w:tcPr>
-          <w:p>
-            <w:pPr>
-              <w:spacing w:after="20"/>
-            </w:pPr>
-            <w:r/>
-            <w:r>
-              <w:rPr>
-                <w:sz w:val="18"/>
-              </w:rPr>
-              <w:t>Tingkat kondisi gunung api, mulai dari Normal hingga Awas.</w:t>
+              <w:t>3. AWAS (menurun)</w:t>
+            </w:r>
+          </w:p>
+        </w:tc>
+        <w:tc>
+          <w:tcPr>
+            <w:tcW w:type="dxa" w:w="3672"/>
+          </w:tcPr>
+          <w:p>
+            <w:pPr>
+              <w:spacing w:after="20"/>
+            </w:pPr>
+            <w:r/>
+            <w:r>
+              <w:rPr>
+                <w:sz w:val="18"/>
+              </w:rPr>
+              <w:t>Tingkat status aktivitas gunung api tertinggi (Level IV) yang menandakan letusan utama berpeluang besar segera terjadi.</w:t>
+            </w:r>
+          </w:p>
+        </w:tc>
+        <w:tc>
+          <w:tcPr>
+            <w:tcW w:type="dxa" w:w="3672"/>
+          </w:tcPr>
+          <w:p>
+            <w:pPr>
+              <w:spacing w:after="20"/>
+            </w:pPr>
+            <w:r/>
+            <w:r>
+              <w:rPr>
+                <w:sz w:val="18"/>
+              </w:rPr>
+              <w:t>Tingkat status gunung api tertinggi, Level IV, tanda letusan utama segera terjadi.</w:t>
             </w:r>
           </w:p>
         </w:tc>
@@ -11807,41 +12285,41 @@
                 <w:b/>
                 <w:sz w:val="18"/>
               </w:rPr>
-              <w:t>4. PANTAU (menurun)</w:t>
-            </w:r>
-          </w:p>
-        </w:tc>
-        <w:tc>
-          <w:tcPr>
-            <w:tcW w:type="dxa" w:w="3672"/>
-          </w:tcPr>
-          <w:p>
-            <w:pPr>
-              <w:spacing w:after="20"/>
-            </w:pPr>
-            <w:r/>
-            <w:r>
-              <w:rPr>
-                <w:sz w:val="18"/>
-              </w:rPr>
-              <w:t>Kegiatan mengamati gunung api terus-menerus dari pos pengamatan.</w:t>
-            </w:r>
-          </w:p>
-        </w:tc>
-        <w:tc>
-          <w:tcPr>
-            <w:tcW w:type="dxa" w:w="3672"/>
-          </w:tcPr>
-          <w:p>
-            <w:pPr>
-              <w:spacing w:after="20"/>
-            </w:pPr>
-            <w:r/>
-            <w:r>
-              <w:rPr>
-                <w:sz w:val="18"/>
-              </w:rPr>
-              <w:t>Kegiatan mengawasi gunung api tanpa henti dari pos pengamatan.</w:t>
+              <w:t>4. SIAGA (mendatar)</w:t>
+            </w:r>
+          </w:p>
+        </w:tc>
+        <w:tc>
+          <w:tcPr>
+            <w:tcW w:type="dxa" w:w="3672"/>
+          </w:tcPr>
+          <w:p>
+            <w:pPr>
+              <w:spacing w:after="20"/>
+            </w:pPr>
+            <w:r/>
+            <w:r>
+              <w:rPr>
+                <w:sz w:val="18"/>
+              </w:rPr>
+              <w:t>Tingkat status gunung api Level III yang menunjukkan peningkatan aktivitas seismik secara nyata dan letusan dapat segera menyusul.</w:t>
+            </w:r>
+          </w:p>
+        </w:tc>
+        <w:tc>
+          <w:tcPr>
+            <w:tcW w:type="dxa" w:w="3672"/>
+          </w:tcPr>
+          <w:p>
+            <w:pPr>
+              <w:spacing w:after="20"/>
+            </w:pPr>
+            <w:r/>
+            <w:r>
+              <w:rPr>
+                <w:sz w:val="18"/>
+              </w:rPr>
+              <w:t>Tingkat status gunung api Level III: aktivitas gempa meningkat nyata, letusan dapat menyusul.</w:t>
             </w:r>
           </w:p>
         </w:tc>
@@ -11861,7 +12339,7 @@
           <w:i w:val="0"/>
           <w:sz w:val="19"/>
         </w:rPr>
-        <w:t>Varian 2  (8 × 6 petak)</w:t>
+        <w:t>Varian 2  (9 × 10 petak)</w:t>
       </w:r>
     </w:p>
     <w:tbl>
@@ -11938,41 +12416,41 @@
                 <w:b/>
                 <w:sz w:val="18"/>
               </w:rPr>
-              <w:t>1. HUNIAN (menurun)</w:t>
-            </w:r>
-          </w:p>
-        </w:tc>
-        <w:tc>
-          <w:tcPr>
-            <w:tcW w:type="dxa" w:w="3672"/>
-          </w:tcPr>
-          <w:p>
-            <w:pPr>
-              <w:spacing w:after="20"/>
-            </w:pPr>
-            <w:r/>
-            <w:r>
-              <w:rPr>
-                <w:sz w:val="18"/>
-              </w:rPr>
-              <w:t>KRB III adalah zona larangan ... tetap karena selalu terancam awan panas.</w:t>
-            </w:r>
-          </w:p>
-        </w:tc>
-        <w:tc>
-          <w:tcPr>
-            <w:tcW w:type="dxa" w:w="3672"/>
-          </w:tcPr>
-          <w:p>
-            <w:pPr>
-              <w:spacing w:after="20"/>
-            </w:pPr>
-            <w:r/>
-            <w:r>
-              <w:rPr>
-                <w:sz w:val="18"/>
-              </w:rPr>
-              <w:t>Jenis bangunan yang dilarang berdiri tetap di KRB III.</w:t>
+              <w:t>1. DEFORMASI (menurun)</w:t>
+            </w:r>
+          </w:p>
+        </w:tc>
+        <w:tc>
+          <w:tcPr>
+            <w:tcW w:type="dxa" w:w="3672"/>
+          </w:tcPr>
+          <w:p>
+            <w:pPr>
+              <w:spacing w:after="20"/>
+            </w:pPr>
+            <w:r/>
+            <w:r>
+              <w:rPr>
+                <w:sz w:val="18"/>
+              </w:rPr>
+              <w:t>Perubahan bentuk tubuh gunung akibat tekanan magma dari dalam.</w:t>
+            </w:r>
+          </w:p>
+        </w:tc>
+        <w:tc>
+          <w:tcPr>
+            <w:tcW w:type="dxa" w:w="3672"/>
+          </w:tcPr>
+          <w:p>
+            <w:pPr>
+              <w:spacing w:after="20"/>
+            </w:pPr>
+            <w:r/>
+            <w:r>
+              <w:rPr>
+                <w:sz w:val="18"/>
+              </w:rPr>
+              <w:t>Perubahan bentuk tubuh gunung akibat tekanan zat cair panas dari dalam.</w:t>
             </w:r>
           </w:p>
         </w:tc>
@@ -11992,41 +12470,41 @@
                 <w:b/>
                 <w:sz w:val="18"/>
               </w:rPr>
-              <w:t>2. GEMBEL (menurun)</w:t>
-            </w:r>
-          </w:p>
-        </w:tc>
-        <w:tc>
-          <w:tcPr>
-            <w:tcW w:type="dxa" w:w="3672"/>
-          </w:tcPr>
-          <w:p>
-            <w:pPr>
-              <w:spacing w:after="20"/>
-            </w:pPr>
-            <w:r/>
-            <w:r>
-              <w:rPr>
-                <w:sz w:val="18"/>
-              </w:rPr>
-              <w:t>Kata kedua dari sebutan Jawa untuk awan panas: wedhus ...</w:t>
-            </w:r>
-          </w:p>
-        </w:tc>
-        <w:tc>
-          <w:tcPr>
-            <w:tcW w:type="dxa" w:w="3672"/>
-          </w:tcPr>
-          <w:p>
-            <w:pPr>
-              <w:spacing w:after="20"/>
-            </w:pPr>
-            <w:r/>
-            <w:r>
-              <w:rPr>
-                <w:sz w:val="18"/>
-              </w:rPr>
-              <w:t>Pasangan kata "wedhus", nama lain awan panas guguran.</w:t>
+              <w:t>2. WASPADA (menurun)</w:t>
+            </w:r>
+          </w:p>
+        </w:tc>
+        <w:tc>
+          <w:tcPr>
+            <w:tcW w:type="dxa" w:w="3672"/>
+          </w:tcPr>
+          <w:p>
+            <w:pPr>
+              <w:spacing w:after="20"/>
+            </w:pPr>
+            <w:r/>
+            <w:r>
+              <w:rPr>
+                <w:sz w:val="18"/>
+              </w:rPr>
+              <w:t>Tingkat status gunung api satu langkah di atas Normal.</w:t>
+            </w:r>
+          </w:p>
+        </w:tc>
+        <w:tc>
+          <w:tcPr>
+            <w:tcW w:type="dxa" w:w="3672"/>
+          </w:tcPr>
+          <w:p>
+            <w:pPr>
+              <w:spacing w:after="20"/>
+            </w:pPr>
+            <w:r/>
+            <w:r>
+              <w:rPr>
+                <w:sz w:val="18"/>
+              </w:rPr>
+              <w:t>Tingkat status gunung api satu tingkat di atas Normal, yaitu Level II.</w:t>
             </w:r>
           </w:p>
         </w:tc>
@@ -12046,41 +12524,41 @@
                 <w:b/>
                 <w:sz w:val="18"/>
               </w:rPr>
-              <w:t>3. LERENG (mendatar)</w:t>
-            </w:r>
-          </w:p>
-        </w:tc>
-        <w:tc>
-          <w:tcPr>
-            <w:tcW w:type="dxa" w:w="3672"/>
-          </w:tcPr>
-          <w:p>
-            <w:pPr>
-              <w:spacing w:after="20"/>
-            </w:pPr>
-            <w:r/>
-            <w:r>
-              <w:rPr>
-                <w:sz w:val="18"/>
-              </w:rPr>
-              <w:t>Bagian miring gunung tempat KRB II berada.</w:t>
-            </w:r>
-          </w:p>
-        </w:tc>
-        <w:tc>
-          <w:tcPr>
-            <w:tcW w:type="dxa" w:w="3672"/>
-          </w:tcPr>
-          <w:p>
-            <w:pPr>
-              <w:spacing w:after="20"/>
-            </w:pPr>
-            <w:r/>
-            <w:r>
-              <w:rPr>
-                <w:sz w:val="18"/>
-              </w:rPr>
-              <w:t>Bagian gunung yang melandai di bawah puncak, termasuk zona tengah.</w:t>
+              <w:t>3. SEISMOGRAF (mendatar)</w:t>
+            </w:r>
+          </w:p>
+        </w:tc>
+        <w:tc>
+          <w:tcPr>
+            <w:tcW w:type="dxa" w:w="3672"/>
+          </w:tcPr>
+          <w:p>
+            <w:pPr>
+              <w:spacing w:after="20"/>
+            </w:pPr>
+            <w:r/>
+            <w:r>
+              <w:rPr>
+                <w:sz w:val="18"/>
+              </w:rPr>
+              <w:t>Alat perekam getaran magma di pos pengamatan gunung api.</w:t>
+            </w:r>
+          </w:p>
+        </w:tc>
+        <w:tc>
+          <w:tcPr>
+            <w:tcW w:type="dxa" w:w="3672"/>
+          </w:tcPr>
+          <w:p>
+            <w:pPr>
+              <w:spacing w:after="20"/>
+            </w:pPr>
+            <w:r/>
+            <w:r>
+              <w:rPr>
+                <w:sz w:val="18"/>
+              </w:rPr>
+              <w:t>Di pos pengamatan, alat ini mencatat setiap getaran yang berasal dari dalam gunung.</w:t>
             </w:r>
           </w:p>
         </w:tc>
@@ -12100,41 +12578,41 @@
                 <w:b/>
                 <w:sz w:val="18"/>
               </w:rPr>
-              <w:t>4. GOGGLE (menurun)</w:t>
-            </w:r>
-          </w:p>
-        </w:tc>
-        <w:tc>
-          <w:tcPr>
-            <w:tcW w:type="dxa" w:w="3672"/>
-          </w:tcPr>
-          <w:p>
-            <w:pPr>
-              <w:spacing w:after="20"/>
-            </w:pPr>
-            <w:r/>
-            <w:r>
-              <w:rPr>
-                <w:sz w:val="18"/>
-              </w:rPr>
-              <w:t>Kacamata pelindung yang wajib dipakai bersama masker N95.</w:t>
-            </w:r>
-          </w:p>
-        </w:tc>
-        <w:tc>
-          <w:tcPr>
-            <w:tcW w:type="dxa" w:w="3672"/>
-          </w:tcPr>
-          <w:p>
-            <w:pPr>
-              <w:spacing w:after="20"/>
-            </w:pPr>
-            <w:r/>
-            <w:r>
-              <w:rPr>
-                <w:sz w:val="18"/>
-              </w:rPr>
-              <w:t>Pelindung mata dari abu vulkanik, bagian dari APD warga Merapi.</w:t>
+              <w:t>4. STATUS (menurun)</w:t>
+            </w:r>
+          </w:p>
+        </w:tc>
+        <w:tc>
+          <w:tcPr>
+            <w:tcW w:type="dxa" w:w="3672"/>
+          </w:tcPr>
+          <w:p>
+            <w:pPr>
+              <w:spacing w:after="20"/>
+            </w:pPr>
+            <w:r/>
+            <w:r>
+              <w:rPr>
+                <w:sz w:val="18"/>
+              </w:rPr>
+              <w:t>Tingkat kondisi gunung api, dari Normal sampai Awas.</w:t>
+            </w:r>
+          </w:p>
+        </w:tc>
+        <w:tc>
+          <w:tcPr>
+            <w:tcW w:type="dxa" w:w="3672"/>
+          </w:tcPr>
+          <w:p>
+            <w:pPr>
+              <w:spacing w:after="20"/>
+            </w:pPr>
+            <w:r/>
+            <w:r>
+              <w:rPr>
+                <w:sz w:val="18"/>
+              </w:rPr>
+              <w:t>Tingkat kondisi gunung api, mulai dari Normal hingga Awas.</w:t>
             </w:r>
           </w:p>
         </w:tc>
@@ -12154,7 +12632,7 @@
           <w:i w:val="0"/>
           <w:sz w:val="19"/>
         </w:rPr>
-        <w:t>Varian 3  (6 × 5 petak)</w:t>
+        <w:t>Varian 3  (6 × 6 petak)</w:t>
       </w:r>
     </w:p>
     <w:tbl>
@@ -12231,41 +12709,41 @@
                 <w:b/>
                 <w:sz w:val="18"/>
               </w:rPr>
-              <w:t>1. PVMBG (menurun)</w:t>
-            </w:r>
-          </w:p>
-        </w:tc>
-        <w:tc>
-          <w:tcPr>
-            <w:tcW w:type="dxa" w:w="3672"/>
-          </w:tcPr>
-          <w:p>
-            <w:pPr>
-              <w:spacing w:after="20"/>
-            </w:pPr>
-            <w:r/>
-            <w:r>
-              <w:rPr>
-                <w:sz w:val="18"/>
-              </w:rPr>
-              <w:t>Lembaga pemerintah yang memantau aktivitas gunung api di Indonesia.</w:t>
-            </w:r>
-          </w:p>
-        </w:tc>
-        <w:tc>
-          <w:tcPr>
-            <w:tcW w:type="dxa" w:w="3672"/>
-          </w:tcPr>
-          <w:p>
-            <w:pPr>
-              <w:spacing w:after="20"/>
-            </w:pPr>
-            <w:r/>
-            <w:r>
-              <w:rPr>
-                <w:sz w:val="18"/>
-              </w:rPr>
-              <w:t>Nama lembaga yang berwenang mengeluarkan status gunung api di negara kita.</w:t>
+              <w:t>1. KABUT (menurun)</w:t>
+            </w:r>
+          </w:p>
+        </w:tc>
+        <w:tc>
+          <w:tcPr>
+            <w:tcW w:type="dxa" w:w="3672"/>
+          </w:tcPr>
+          <w:p>
+            <w:pPr>
+              <w:spacing w:after="20"/>
+            </w:pPr>
+            <w:r/>
+            <w:r>
+              <w:rPr>
+                <w:sz w:val="18"/>
+              </w:rPr>
+              <w:t>Sebutan sehari-hari untuk awan panas yang meluncur dari kawah.</w:t>
+            </w:r>
+          </w:p>
+        </w:tc>
+        <w:tc>
+          <w:tcPr>
+            <w:tcW w:type="dxa" w:w="3672"/>
+          </w:tcPr>
+          <w:p>
+            <w:pPr>
+              <w:spacing w:after="20"/>
+            </w:pPr>
+            <w:r/>
+            <w:r>
+              <w:rPr>
+                <w:sz w:val="18"/>
+              </w:rPr>
+              <w:t>Warga biasa menyebut awan panas yang turun dari kawah dengan kata ini.</w:t>
             </w:r>
           </w:p>
         </w:tc>
@@ -12285,41 +12763,41 @@
                 <w:b/>
                 <w:sz w:val="18"/>
               </w:rPr>
-              <w:t>2. SIAGA (menurun)</w:t>
-            </w:r>
-          </w:p>
-        </w:tc>
-        <w:tc>
-          <w:tcPr>
-            <w:tcW w:type="dxa" w:w="3672"/>
-          </w:tcPr>
-          <w:p>
-            <w:pPr>
-              <w:spacing w:after="20"/>
-            </w:pPr>
-            <w:r/>
-            <w:r>
-              <w:rPr>
-                <w:sz w:val="18"/>
-              </w:rPr>
-              <w:t>Tingkat status gunung api Level III yang menunjukkan peningkatan aktivitas seismik secara nyata dan letusan dapat segera menyusul.</w:t>
-            </w:r>
-          </w:p>
-        </w:tc>
-        <w:tc>
-          <w:tcPr>
-            <w:tcW w:type="dxa" w:w="3672"/>
-          </w:tcPr>
-          <w:p>
-            <w:pPr>
-              <w:spacing w:after="20"/>
-            </w:pPr>
-            <w:r/>
-            <w:r>
-              <w:rPr>
-                <w:sz w:val="18"/>
-              </w:rPr>
-              <w:t>Tingkat status gunung api Level III: aktivitas gempa meningkat nyata, letusan dapat menyusul.</w:t>
+              <w:t>2. GAS (menurun)</w:t>
+            </w:r>
+          </w:p>
+        </w:tc>
+        <w:tc>
+          <w:tcPr>
+            <w:tcW w:type="dxa" w:w="3672"/>
+          </w:tcPr>
+          <w:p>
+            <w:pPr>
+              <w:spacing w:after="20"/>
+            </w:pPr>
+            <w:r/>
+            <w:r>
+              <w:rPr>
+                <w:sz w:val="18"/>
+              </w:rPr>
+              <w:t>Zat yang komposisinya dipantau untuk menilai kesiapan gunung meletus.</w:t>
+            </w:r>
+          </w:p>
+        </w:tc>
+        <w:tc>
+          <w:tcPr>
+            <w:tcW w:type="dxa" w:w="3672"/>
+          </w:tcPr>
+          <w:p>
+            <w:pPr>
+              <w:spacing w:after="20"/>
+            </w:pPr>
+            <w:r/>
+            <w:r>
+              <w:rPr>
+                <w:sz w:val="18"/>
+              </w:rPr>
+              <w:t>Zat yang keluar dari kawah dan komposisinya dipantau untuk menilai kesiapan letusan.</w:t>
             </w:r>
           </w:p>
         </w:tc>
@@ -12339,41 +12817,41 @@
                 <w:b/>
                 <w:sz w:val="18"/>
               </w:rPr>
-              <w:t>3. MAGMA (mendatar)</w:t>
-            </w:r>
-          </w:p>
-        </w:tc>
-        <w:tc>
-          <w:tcPr>
-            <w:tcW w:type="dxa" w:w="3672"/>
-          </w:tcPr>
-          <w:p>
-            <w:pPr>
-              <w:spacing w:after="20"/>
-            </w:pPr>
-            <w:r/>
-            <w:r>
-              <w:rPr>
-                <w:sz w:val="18"/>
-              </w:rPr>
-              <w:t>Batuan cair pijar bersuhu ribuan derajat di perut bumi, sekaligus nama aplikasi resmi pemantauan gunung api di Indonesia.</w:t>
-            </w:r>
-          </w:p>
-        </w:tc>
-        <w:tc>
-          <w:tcPr>
-            <w:tcW w:type="dxa" w:w="3672"/>
-          </w:tcPr>
-          <w:p>
-            <w:pPr>
-              <w:spacing w:after="20"/>
-            </w:pPr>
-            <w:r/>
-            <w:r>
-              <w:rPr>
-                <w:sz w:val="18"/>
-              </w:rPr>
-              <w:t>Zat cair pijar bersuhu ribuan derajat di perut bumi, juga nama aplikasi pemantauan gunung api.</w:t>
+              <w:t>3. PANTAU (mendatar)</w:t>
+            </w:r>
+          </w:p>
+        </w:tc>
+        <w:tc>
+          <w:tcPr>
+            <w:tcW w:type="dxa" w:w="3672"/>
+          </w:tcPr>
+          <w:p>
+            <w:pPr>
+              <w:spacing w:after="20"/>
+            </w:pPr>
+            <w:r/>
+            <w:r>
+              <w:rPr>
+                <w:sz w:val="18"/>
+              </w:rPr>
+              <w:t>Kegiatan mengamati gunung api terus-menerus dari pos pengamatan.</w:t>
+            </w:r>
+          </w:p>
+        </w:tc>
+        <w:tc>
+          <w:tcPr>
+            <w:tcW w:type="dxa" w:w="3672"/>
+          </w:tcPr>
+          <w:p>
+            <w:pPr>
+              <w:spacing w:after="20"/>
+            </w:pPr>
+            <w:r/>
+            <w:r>
+              <w:rPr>
+                <w:sz w:val="18"/>
+              </w:rPr>
+              <w:t>Kegiatan mengawasi gunung api tanpa henti dari pos pengamatan.</w:t>
             </w:r>
           </w:p>
         </w:tc>
@@ -12393,41 +12871,41 @@
                 <w:b/>
                 <w:sz w:val="18"/>
               </w:rPr>
-              <w:t>4. AWAS (menurun)</w:t>
-            </w:r>
-          </w:p>
-        </w:tc>
-        <w:tc>
-          <w:tcPr>
-            <w:tcW w:type="dxa" w:w="3672"/>
-          </w:tcPr>
-          <w:p>
-            <w:pPr>
-              <w:spacing w:after="20"/>
-            </w:pPr>
-            <w:r/>
-            <w:r>
-              <w:rPr>
-                <w:sz w:val="18"/>
-              </w:rPr>
-              <w:t>Tingkat status aktivitas gunung api tertinggi (Level IV) yang menandakan letusan utama berpeluang besar segera terjadi.</w:t>
-            </w:r>
-          </w:p>
-        </w:tc>
-        <w:tc>
-          <w:tcPr>
-            <w:tcW w:type="dxa" w:w="3672"/>
-          </w:tcPr>
-          <w:p>
-            <w:pPr>
-              <w:spacing w:after="20"/>
-            </w:pPr>
-            <w:r/>
-            <w:r>
-              <w:rPr>
-                <w:sz w:val="18"/>
-              </w:rPr>
-              <w:t>Tingkat status gunung api tertinggi, Level IV, tanda letusan utama segera terjadi.</w:t>
+              <w:t>4. PVMBG (menurun)</w:t>
+            </w:r>
+          </w:p>
+        </w:tc>
+        <w:tc>
+          <w:tcPr>
+            <w:tcW w:type="dxa" w:w="3672"/>
+          </w:tcPr>
+          <w:p>
+            <w:pPr>
+              <w:spacing w:after="20"/>
+            </w:pPr>
+            <w:r/>
+            <w:r>
+              <w:rPr>
+                <w:sz w:val="18"/>
+              </w:rPr>
+              <w:t>Lembaga pemerintah yang memantau aktivitas gunung api di Indonesia.</w:t>
+            </w:r>
+          </w:p>
+        </w:tc>
+        <w:tc>
+          <w:tcPr>
+            <w:tcW w:type="dxa" w:w="3672"/>
+          </w:tcPr>
+          <w:p>
+            <w:pPr>
+              <w:spacing w:after="20"/>
+            </w:pPr>
+            <w:r/>
+            <w:r>
+              <w:rPr>
+                <w:sz w:val="18"/>
+              </w:rPr>
+              <w:t>Nama lembaga yang berwenang mengeluarkan status gunung api di negara kita.</w:t>
             </w:r>
           </w:p>
         </w:tc>
@@ -12455,7 +12933,7 @@
           <w:i w:val="0"/>
           <w:sz w:val="19"/>
         </w:rPr>
-        <w:t>Varian 1  (10 × 9 petak)</w:t>
+        <w:t>Varian 1  (17 × 11 petak)</w:t>
       </w:r>
     </w:p>
     <w:tbl>
@@ -12532,41 +13010,41 @@
                 <w:b/>
                 <w:sz w:val="18"/>
               </w:rPr>
-              <w:t>1. MUNTAHAN (menurun)</w:t>
-            </w:r>
-          </w:p>
-        </w:tc>
-        <w:tc>
-          <w:tcPr>
-            <w:tcW w:type="dxa" w:w="3672"/>
-          </w:tcPr>
-          <w:p>
-            <w:pPr>
-              <w:spacing w:after="20"/>
-            </w:pPr>
-            <w:r/>
-            <w:r>
-              <w:rPr>
-                <w:sz w:val="18"/>
-              </w:rPr>
-              <w:t>Material yang disemburkan gunung ke luar saat erupsi memuncak.</w:t>
-            </w:r>
-          </w:p>
-        </w:tc>
-        <w:tc>
-          <w:tcPr>
-            <w:tcW w:type="dxa" w:w="3672"/>
-          </w:tcPr>
-          <w:p>
-            <w:pPr>
-              <w:spacing w:after="20"/>
-            </w:pPr>
-            <w:r/>
-            <w:r>
-              <w:rPr>
-                <w:sz w:val="18"/>
-              </w:rPr>
-              <w:t>Yang keluar dari kawah ketika letusan mencapai puncaknya.</w:t>
+              <w:t>1. MENGUNGSI (menurun)</w:t>
+            </w:r>
+          </w:p>
+        </w:tc>
+        <w:tc>
+          <w:tcPr>
+            <w:tcW w:type="dxa" w:w="3672"/>
+          </w:tcPr>
+          <w:p>
+            <w:pPr>
+              <w:spacing w:after="20"/>
+            </w:pPr>
+            <w:r/>
+            <w:r>
+              <w:rPr>
+                <w:sz w:val="18"/>
+              </w:rPr>
+              <w:t>Meninggalkan rumah menuju tempat aman atas arahan petugas.</w:t>
+            </w:r>
+          </w:p>
+        </w:tc>
+        <w:tc>
+          <w:tcPr>
+            <w:tcW w:type="dxa" w:w="3672"/>
+          </w:tcPr>
+          <w:p>
+            <w:pPr>
+              <w:spacing w:after="20"/>
+            </w:pPr>
+            <w:r/>
+            <w:r>
+              <w:rPr>
+                <w:sz w:val="18"/>
+              </w:rPr>
+              <w:t>Apa yang dilakukan warga ketika petugas meminta mereka pergi ke tempat yang lebih aman.</w:t>
             </w:r>
           </w:p>
         </w:tc>
@@ -12586,41 +13064,41 @@
                 <w:b/>
                 <w:sz w:val="18"/>
               </w:rPr>
-              <w:t>2. KENDARAAN (mendatar)</w:t>
-            </w:r>
-          </w:p>
-        </w:tc>
-        <w:tc>
-          <w:tcPr>
-            <w:tcW w:type="dxa" w:w="3672"/>
-          </w:tcPr>
-          <w:p>
-            <w:pPr>
-              <w:spacing w:after="20"/>
-            </w:pPr>
-            <w:r/>
-            <w:r>
-              <w:rPr>
-                <w:sz w:val="18"/>
-              </w:rPr>
-              <w:t>Alat angkut yang dipakai warga untuk keluar dari zona KRB III.</w:t>
-            </w:r>
-          </w:p>
-        </w:tc>
-        <w:tc>
-          <w:tcPr>
-            <w:tcW w:type="dxa" w:w="3672"/>
-          </w:tcPr>
-          <w:p>
-            <w:pPr>
-              <w:spacing w:after="20"/>
-            </w:pPr>
-            <w:r/>
-            <w:r>
-              <w:rPr>
-                <w:sz w:val="18"/>
-              </w:rPr>
-              <w:t>Saat status AWAS, warga meninggalkan zona KRB III menggunakan ...</w:t>
+              <w:t>2. PIROKLASTIK (mendatar)</w:t>
+            </w:r>
+          </w:p>
+        </w:tc>
+        <w:tc>
+          <w:tcPr>
+            <w:tcW w:type="dxa" w:w="3672"/>
+          </w:tcPr>
+          <w:p>
+            <w:pPr>
+              <w:spacing w:after="20"/>
+            </w:pPr>
+            <w:r/>
+            <w:r>
+              <w:rPr>
+                <w:sz w:val="18"/>
+              </w:rPr>
+              <w:t>Aliran gas dan material panas yang meluncur cepat menuruni lereng gunung.</w:t>
+            </w:r>
+          </w:p>
+        </w:tc>
+        <w:tc>
+          <w:tcPr>
+            <w:tcW w:type="dxa" w:w="3672"/>
+          </w:tcPr>
+          <w:p>
+            <w:pPr>
+              <w:spacing w:after="20"/>
+            </w:pPr>
+            <w:r/>
+            <w:r>
+              <w:rPr>
+                <w:sz w:val="18"/>
+              </w:rPr>
+              <w:t>Campuran awan gas dan batuan panas yang melesat turun dari puncak.</w:t>
             </w:r>
           </w:p>
         </w:tc>
@@ -12640,41 +13118,41 @@
                 <w:b/>
                 <w:sz w:val="18"/>
               </w:rPr>
-              <w:t>3. KACAMATA (menurun)</w:t>
-            </w:r>
-          </w:p>
-        </w:tc>
-        <w:tc>
-          <w:tcPr>
-            <w:tcW w:type="dxa" w:w="3672"/>
-          </w:tcPr>
-          <w:p>
-            <w:pPr>
-              <w:spacing w:after="20"/>
-            </w:pPr>
-            <w:r/>
-            <w:r>
-              <w:rPr>
-                <w:sz w:val="18"/>
-              </w:rPr>
-              <w:t>Pelindung mata dari abu vulkanik, dipakai bersama masker.</w:t>
-            </w:r>
-          </w:p>
-        </w:tc>
-        <w:tc>
-          <w:tcPr>
-            <w:tcW w:type="dxa" w:w="3672"/>
-          </w:tcPr>
-          <w:p>
-            <w:pPr>
-              <w:spacing w:after="20"/>
-            </w:pPr>
-            <w:r/>
-            <w:r>
-              <w:rPr>
-                <w:sz w:val="18"/>
-              </w:rPr>
-              <w:t>Alat yang menutup kedua mata agar abu vulkanik tidak melukai kornea.</w:t>
+              <w:t>3. PERINGATAN (menurun)</w:t>
+            </w:r>
+          </w:p>
+        </w:tc>
+        <w:tc>
+          <w:tcPr>
+            <w:tcW w:type="dxa" w:w="3672"/>
+          </w:tcPr>
+          <w:p>
+            <w:pPr>
+              <w:spacing w:after="20"/>
+            </w:pPr>
+            <w:r/>
+            <w:r>
+              <w:rPr>
+                <w:sz w:val="18"/>
+              </w:rPr>
+              <w:t>Pemberitahuan resmi mengenai ancaman bahaya yang akan datang.</w:t>
+            </w:r>
+          </w:p>
+        </w:tc>
+        <w:tc>
+          <w:tcPr>
+            <w:tcW w:type="dxa" w:w="3672"/>
+          </w:tcPr>
+          <w:p>
+            <w:pPr>
+              <w:spacing w:after="20"/>
+            </w:pPr>
+            <w:r/>
+            <w:r>
+              <w:rPr>
+                <w:sz w:val="18"/>
+              </w:rPr>
+              <w:t>Kabar resmi dari pihak berwenang bahwa bahaya sedang mendekat.</w:t>
             </w:r>
           </w:p>
         </w:tc>
@@ -12694,41 +13172,41 @@
                 <w:b/>
                 <w:sz w:val="18"/>
               </w:rPr>
-              <w:t>4. EVAKUASI (menurun)</w:t>
-            </w:r>
-          </w:p>
-        </w:tc>
-        <w:tc>
-          <w:tcPr>
-            <w:tcW w:type="dxa" w:w="3672"/>
-          </w:tcPr>
-          <w:p>
-            <w:pPr>
-              <w:spacing w:after="20"/>
-            </w:pPr>
-            <w:r/>
-            <w:r>
-              <w:rPr>
-                <w:sz w:val="18"/>
-              </w:rPr>
-              <w:t>Saat status AWAS, segera tinggalkan zona KRB III menuju tempat aman.</w:t>
-            </w:r>
-          </w:p>
-        </w:tc>
-        <w:tc>
-          <w:tcPr>
-            <w:tcW w:type="dxa" w:w="3672"/>
-          </w:tcPr>
-          <w:p>
-            <w:pPr>
-              <w:spacing w:after="20"/>
-            </w:pPr>
-            <w:r/>
-            <w:r>
-              <w:rPr>
-                <w:sz w:val="18"/>
-              </w:rPr>
-              <w:t>Tindakan meninggalkan kawasan berbahaya ke tempat aman ketika status AWAS.</w:t>
+              <w:t>4. LEDAKAN (menurun)</w:t>
+            </w:r>
+          </w:p>
+        </w:tc>
+        <w:tc>
+          <w:tcPr>
+            <w:tcW w:type="dxa" w:w="3672"/>
+          </w:tcPr>
+          <w:p>
+            <w:pPr>
+              <w:spacing w:after="20"/>
+            </w:pPr>
+            <w:r/>
+            <w:r>
+              <w:rPr>
+                <w:sz w:val="18"/>
+              </w:rPr>
+              <w:t>Letusan dahsyat yang menyemburkan material vulkanik ke udara.</w:t>
+            </w:r>
+          </w:p>
+        </w:tc>
+        <w:tc>
+          <w:tcPr>
+            <w:tcW w:type="dxa" w:w="3672"/>
+          </w:tcPr>
+          <w:p>
+            <w:pPr>
+              <w:spacing w:after="20"/>
+            </w:pPr>
+            <w:r/>
+            <w:r>
+              <w:rPr>
+                <w:sz w:val="18"/>
+              </w:rPr>
+              <w:t>Peristiwa letusan hebat yang menyemburkan material vulkanik ke udara.</w:t>
             </w:r>
           </w:p>
         </w:tc>
@@ -12748,7 +13226,7 @@
           <w:i w:val="0"/>
           <w:sz w:val="19"/>
         </w:rPr>
-        <w:t>Varian 2  (7 × 6 petak)</w:t>
+        <w:t>Varian 2  (7 × 11 petak)</w:t>
       </w:r>
     </w:p>
     <w:tbl>
@@ -12825,41 +13303,41 @@
                 <w:b/>
                 <w:sz w:val="18"/>
               </w:rPr>
-              <w:t>1. MASKER (menurun)</w:t>
-            </w:r>
-          </w:p>
-        </w:tc>
-        <w:tc>
-          <w:tcPr>
-            <w:tcW w:type="dxa" w:w="3672"/>
-          </w:tcPr>
-          <w:p>
-            <w:pPr>
-              <w:spacing w:after="20"/>
-            </w:pPr>
-            <w:r/>
-            <w:r>
-              <w:rPr>
-                <w:sz w:val="18"/>
-              </w:rPr>
-              <w:t>Alat yang menutup hidung dan mulut untuk menyaring abu vulkanik.</w:t>
-            </w:r>
-          </w:p>
-        </w:tc>
-        <w:tc>
-          <w:tcPr>
-            <w:tcW w:type="dxa" w:w="3672"/>
-          </w:tcPr>
-          <w:p>
-            <w:pPr>
-              <w:spacing w:after="20"/>
-            </w:pPr>
-            <w:r/>
-            <w:r>
-              <w:rPr>
-                <w:sz w:val="18"/>
-              </w:rPr>
-              <w:t>Pelindung pernapasan yang wajib dikenakan saat status SIAGA.</w:t>
+              <w:t>1. GEMURUH (menurun)</w:t>
+            </w:r>
+          </w:p>
+        </w:tc>
+        <w:tc>
+          <w:tcPr>
+            <w:tcW w:type="dxa" w:w="3672"/>
+          </w:tcPr>
+          <w:p>
+            <w:pPr>
+              <w:spacing w:after="20"/>
+            </w:pPr>
+            <w:r/>
+            <w:r>
+              <w:rPr>
+                <w:sz w:val="18"/>
+              </w:rPr>
+              <w:t>Suara berdengung keras dari dalam gunung tanda aktivitas meningkat.</w:t>
+            </w:r>
+          </w:p>
+        </w:tc>
+        <w:tc>
+          <w:tcPr>
+            <w:tcW w:type="dxa" w:w="3672"/>
+          </w:tcPr>
+          <w:p>
+            <w:pPr>
+              <w:spacing w:after="20"/>
+            </w:pPr>
+            <w:r/>
+            <w:r>
+              <w:rPr>
+                <w:sz w:val="18"/>
+              </w:rPr>
+              <w:t>Bunyi berat dari perut gunung yang menandakan aktivitasnya naik.</w:t>
             </w:r>
           </w:p>
         </w:tc>
@@ -12879,41 +13357,41 @@
                 <w:b/>
                 <w:sz w:val="18"/>
               </w:rPr>
-              <w:t>2. TREMOR (menurun)</w:t>
-            </w:r>
-          </w:p>
-        </w:tc>
-        <w:tc>
-          <w:tcPr>
-            <w:tcW w:type="dxa" w:w="3672"/>
-          </w:tcPr>
-          <w:p>
-            <w:pPr>
-              <w:spacing w:after="20"/>
-            </w:pPr>
-            <w:r/>
-            <w:r>
-              <w:rPr>
-                <w:sz w:val="18"/>
-              </w:rPr>
-              <w:t>Getaran halus dari dalam gunung yang mendahului erupsi.</w:t>
-            </w:r>
-          </w:p>
-        </w:tc>
-        <w:tc>
-          <w:tcPr>
-            <w:tcW w:type="dxa" w:w="3672"/>
-          </w:tcPr>
-          <w:p>
-            <w:pPr>
-              <w:spacing w:after="20"/>
-            </w:pPr>
-            <w:r/>
-            <w:r>
-              <w:rPr>
-                <w:sz w:val="18"/>
-              </w:rPr>
-              <w:t>Gempa kecil terus-menerus yang menjadi tanda awal gunung akan meletus.</w:t>
+              <w:t>2. ERUPSI (menurun)</w:t>
+            </w:r>
+          </w:p>
+        </w:tc>
+        <w:tc>
+          <w:tcPr>
+            <w:tcW w:type="dxa" w:w="3672"/>
+          </w:tcPr>
+          <w:p>
+            <w:pPr>
+              <w:spacing w:after="20"/>
+            </w:pPr>
+            <w:r/>
+            <w:r>
+              <w:rPr>
+                <w:sz w:val="18"/>
+              </w:rPr>
+              <w:t>Peristiwa keluarnya magma dan gas dari dalam gunung menuju permukaan.</w:t>
+            </w:r>
+          </w:p>
+        </w:tc>
+        <w:tc>
+          <w:tcPr>
+            <w:tcW w:type="dxa" w:w="3672"/>
+          </w:tcPr>
+          <w:p>
+            <w:pPr>
+              <w:spacing w:after="20"/>
+            </w:pPr>
+            <w:r/>
+            <w:r>
+              <w:rPr>
+                <w:sz w:val="18"/>
+              </w:rPr>
+              <w:t>Peristiwa keluarnya zat cair panas dan gas dari gunung ke permukaan.</w:t>
             </w:r>
           </w:p>
         </w:tc>
@@ -12933,41 +13411,41 @@
                 <w:b/>
                 <w:sz w:val="18"/>
               </w:rPr>
-              <w:t>3. TUTUP (menurun)</w:t>
-            </w:r>
-          </w:p>
-        </w:tc>
-        <w:tc>
-          <w:tcPr>
-            <w:tcW w:type="dxa" w:w="3672"/>
-          </w:tcPr>
-          <w:p>
-            <w:pPr>
-              <w:spacing w:after="20"/>
-            </w:pPr>
-            <w:r/>
-            <w:r>
-              <w:rPr>
-                <w:sz w:val="18"/>
-              </w:rPr>
-              <w:t>Tindakan pada jendela dan pintu agar abu tidak masuk ke rumah.</w:t>
-            </w:r>
-          </w:p>
-        </w:tc>
-        <w:tc>
-          <w:tcPr>
-            <w:tcW w:type="dxa" w:w="3672"/>
-          </w:tcPr>
-          <w:p>
-            <w:pPr>
-              <w:spacing w:after="20"/>
-            </w:pPr>
-            <w:r/>
-            <w:r>
-              <w:rPr>
-                <w:sz w:val="18"/>
-              </w:rPr>
-              <w:t>Yang dilakukan pada jendela agar abu vulkanik tidak masuk.</w:t>
+              <w:t>3. MENURUN (mendatar)</w:t>
+            </w:r>
+          </w:p>
+        </w:tc>
+        <w:tc>
+          <w:tcPr>
+            <w:tcW w:type="dxa" w:w="3672"/>
+          </w:tcPr>
+          <w:p>
+            <w:pPr>
+              <w:spacing w:after="20"/>
+            </w:pPr>
+            <w:r/>
+            <w:r>
+              <w:rPr>
+                <w:sz w:val="18"/>
+              </w:rPr>
+              <w:t>Arah aliran awan panas, yaitu mengikuti lereng dan lembah.</w:t>
+            </w:r>
+          </w:p>
+        </w:tc>
+        <w:tc>
+          <w:tcPr>
+            <w:tcW w:type="dxa" w:w="3672"/>
+          </w:tcPr>
+          <w:p>
+            <w:pPr>
+              <w:spacing w:after="20"/>
+            </w:pPr>
+            <w:r/>
+            <w:r>
+              <w:rPr>
+                <w:sz w:val="18"/>
+              </w:rPr>
+              <w:t>Arah aliran awan panas: bergerak turun mengikuti lereng dan lembah.</w:t>
             </w:r>
           </w:p>
         </w:tc>
@@ -12987,41 +13465,41 @@
                 <w:b/>
                 <w:sz w:val="18"/>
               </w:rPr>
-              <w:t>4. ERUPSI (mendatar)</w:t>
-            </w:r>
-          </w:p>
-        </w:tc>
-        <w:tc>
-          <w:tcPr>
-            <w:tcW w:type="dxa" w:w="3672"/>
-          </w:tcPr>
-          <w:p>
-            <w:pPr>
-              <w:spacing w:after="20"/>
-            </w:pPr>
-            <w:r/>
-            <w:r>
-              <w:rPr>
-                <w:sz w:val="18"/>
-              </w:rPr>
-              <w:t>Peristiwa keluarnya magma dan gas dari gunung ke permukaan.</w:t>
-            </w:r>
-          </w:p>
-        </w:tc>
-        <w:tc>
-          <w:tcPr>
-            <w:tcW w:type="dxa" w:w="3672"/>
-          </w:tcPr>
-          <w:p>
-            <w:pPr>
-              <w:spacing w:after="20"/>
-            </w:pPr>
-            <w:r/>
-            <w:r>
-              <w:rPr>
-                <w:sz w:val="18"/>
-              </w:rPr>
-              <w:t>Peristiwa letusan gunung api yang mengeluarkan magma dan abu.</w:t>
+              <w:t>4. KRATER (mendatar)</w:t>
+            </w:r>
+          </w:p>
+        </w:tc>
+        <w:tc>
+          <w:tcPr>
+            <w:tcW w:type="dxa" w:w="3672"/>
+          </w:tcPr>
+          <w:p>
+            <w:pPr>
+              <w:spacing w:after="20"/>
+            </w:pPr>
+            <w:r/>
+            <w:r>
+              <w:rPr>
+                <w:sz w:val="18"/>
+              </w:rPr>
+              <w:t>Lubang kawah di puncak gunung tempat magma dan gas keluar.</w:t>
+            </w:r>
+          </w:p>
+        </w:tc>
+        <w:tc>
+          <w:tcPr>
+            <w:tcW w:type="dxa" w:w="3672"/>
+          </w:tcPr>
+          <w:p>
+            <w:pPr>
+              <w:spacing w:after="20"/>
+            </w:pPr>
+            <w:r/>
+            <w:r>
+              <w:rPr>
+                <w:sz w:val="18"/>
+              </w:rPr>
+              <w:t>Lubang kawah di puncak gunung tempat zat cair panas dan gas keluar.</w:t>
             </w:r>
           </w:p>
         </w:tc>
@@ -13041,7 +13519,7 @@
           <w:i w:val="0"/>
           <w:sz w:val="19"/>
         </w:rPr>
-        <w:t>Varian 3  (5 × 7 petak)</w:t>
+        <w:t>Varian 3  (10 × 6 petak)</w:t>
       </w:r>
     </w:p>
     <w:tbl>
@@ -13118,41 +13596,41 @@
                 <w:b/>
                 <w:sz w:val="18"/>
               </w:rPr>
-              <w:t>1. PANIK (menurun)</w:t>
-            </w:r>
-          </w:p>
-        </w:tc>
-        <w:tc>
-          <w:tcPr>
-            <w:tcW w:type="dxa" w:w="3672"/>
-          </w:tcPr>
-          <w:p>
-            <w:pPr>
-              <w:spacing w:after="20"/>
-            </w:pPr>
-            <w:r/>
-            <w:r>
-              <w:rPr>
-                <w:sz w:val="18"/>
-              </w:rPr>
-              <w:t>Kondisi gelisah hewan liar yang menjadi tanda awal erupsi.</w:t>
-            </w:r>
-          </w:p>
-        </w:tc>
-        <w:tc>
-          <w:tcPr>
-            <w:tcW w:type="dxa" w:w="3672"/>
-          </w:tcPr>
-          <w:p>
-            <w:pPr>
-              <w:spacing w:after="20"/>
-            </w:pPr>
-            <w:r/>
-            <w:r>
-              <w:rPr>
-                <w:sz w:val="18"/>
-              </w:rPr>
-              <w:t>Keadaan berlarian binatang di lereng gunung sebelum letusan.</w:t>
+              <w:t>1. LAHAR (menurun)</w:t>
+            </w:r>
+          </w:p>
+        </w:tc>
+        <w:tc>
+          <w:tcPr>
+            <w:tcW w:type="dxa" w:w="3672"/>
+          </w:tcPr>
+          <w:p>
+            <w:pPr>
+              <w:spacing w:after="20"/>
+            </w:pPr>
+            <w:r/>
+            <w:r>
+              <w:rPr>
+                <w:sz w:val="18"/>
+              </w:rPr>
+              <w:t>Aliran campuran air, pasir, dan batu vulkanik yang turun melalui alur sungai.</w:t>
+            </w:r>
+          </w:p>
+        </w:tc>
+        <w:tc>
+          <w:tcPr>
+            <w:tcW w:type="dxa" w:w="3672"/>
+          </w:tcPr>
+          <w:p>
+            <w:pPr>
+              <w:spacing w:after="20"/>
+            </w:pPr>
+            <w:r/>
+            <w:r>
+              <w:rPr>
+                <w:sz w:val="18"/>
+              </w:rPr>
+              <w:t>Ketika hujan bercampur material vulkanik mengalir deras menyusuri lembah sungai.</w:t>
             </w:r>
           </w:p>
         </w:tc>
@@ -13172,41 +13650,41 @@
                 <w:b/>
                 <w:sz w:val="18"/>
               </w:rPr>
-              <w:t>2. SATWA (mendatar)</w:t>
-            </w:r>
-          </w:p>
-        </w:tc>
-        <w:tc>
-          <w:tcPr>
-            <w:tcW w:type="dxa" w:w="3672"/>
-          </w:tcPr>
-          <w:p>
-            <w:pPr>
-              <w:spacing w:after="20"/>
-            </w:pPr>
-            <w:r/>
-            <w:r>
-              <w:rPr>
-                <w:sz w:val="18"/>
-              </w:rPr>
-              <w:t>Hewan liar di lereng gunung yang gelisah dan turun ke desa sebelum letusan.</w:t>
-            </w:r>
-          </w:p>
-        </w:tc>
-        <w:tc>
-          <w:tcPr>
-            <w:tcW w:type="dxa" w:w="3672"/>
-          </w:tcPr>
-          <w:p>
-            <w:pPr>
-              <w:spacing w:after="20"/>
-            </w:pPr>
-            <w:r/>
-            <w:r>
-              <w:rPr>
-                <w:sz w:val="18"/>
-              </w:rPr>
-              <w:t>Binatang yang panik dan turun gunung menjelang erupsi.</w:t>
+              <w:t>2. TUTUP (menurun)</w:t>
+            </w:r>
+          </w:p>
+        </w:tc>
+        <w:tc>
+          <w:tcPr>
+            <w:tcW w:type="dxa" w:w="3672"/>
+          </w:tcPr>
+          <w:p>
+            <w:pPr>
+              <w:spacing w:after="20"/>
+            </w:pPr>
+            <w:r/>
+            <w:r>
+              <w:rPr>
+                <w:sz w:val="18"/>
+              </w:rPr>
+              <w:t>Yang harus dilakukan pada jendela dan pintu agar abu tidak masuk.</w:t>
+            </w:r>
+          </w:p>
+        </w:tc>
+        <w:tc>
+          <w:tcPr>
+            <w:tcW w:type="dxa" w:w="3672"/>
+          </w:tcPr>
+          <w:p>
+            <w:pPr>
+              <w:spacing w:after="20"/>
+            </w:pPr>
+            <w:r/>
+            <w:r>
+              <w:rPr>
+                <w:sz w:val="18"/>
+              </w:rPr>
+              <w:t>Tindakan pada jendela dan pintu agar abu tidak masuk ke rumah.</w:t>
             </w:r>
           </w:p>
         </w:tc>
@@ -13226,41 +13704,41 @@
                 <w:b/>
                 <w:sz w:val="18"/>
               </w:rPr>
-              <w:t>3. ASAP (menurun)</w:t>
-            </w:r>
-          </w:p>
-        </w:tc>
-        <w:tc>
-          <w:tcPr>
-            <w:tcW w:type="dxa" w:w="3672"/>
-          </w:tcPr>
-          <w:p>
-            <w:pPr>
-              <w:spacing w:after="20"/>
-            </w:pPr>
-            <w:r/>
-            <w:r>
-              <w:rPr>
-                <w:sz w:val="18"/>
-              </w:rPr>
-              <w:t>Tanda awal erupsi: keluar ... putih dari puncak gunung.</w:t>
-            </w:r>
-          </w:p>
-        </w:tc>
-        <w:tc>
-          <w:tcPr>
-            <w:tcW w:type="dxa" w:w="3672"/>
-          </w:tcPr>
-          <w:p>
-            <w:pPr>
-              <w:spacing w:after="20"/>
-            </w:pPr>
-            <w:r/>
-            <w:r>
-              <w:rPr>
-                <w:sz w:val="18"/>
-              </w:rPr>
-              <w:t>Yang mengepul dari kawah; putih saat WASPADA, kelabu pekat saat SIAGA.</w:t>
+              <w:t>3. SUMBER (mendatar)</w:t>
+            </w:r>
+          </w:p>
+        </w:tc>
+        <w:tc>
+          <w:tcPr>
+            <w:tcW w:type="dxa" w:w="3672"/>
+          </w:tcPr>
+          <w:p>
+            <w:pPr>
+              <w:spacing w:after="20"/>
+            </w:pPr>
+            <w:r/>
+            <w:r>
+              <w:rPr>
+                <w:sz w:val="18"/>
+              </w:rPr>
+              <w:t>Tempat air berasal, yang wajib dilindungi dari abu vulkanik.</w:t>
+            </w:r>
+          </w:p>
+        </w:tc>
+        <w:tc>
+          <w:tcPr>
+            <w:tcW w:type="dxa" w:w="3672"/>
+          </w:tcPr>
+          <w:p>
+            <w:pPr>
+              <w:spacing w:after="20"/>
+            </w:pPr>
+            <w:r/>
+            <w:r>
+              <w:rPr>
+                <w:sz w:val="18"/>
+              </w:rPr>
+              <w:t>Tempat air berasal dan wajib dilindungi agar tidak tercemar abu.</w:t>
             </w:r>
           </w:p>
         </w:tc>
@@ -13280,41 +13758,41 @@
                 <w:b/>
                 <w:sz w:val="18"/>
               </w:rPr>
-              <w:t>4. LAYU (mendatar)</w:t>
-            </w:r>
-          </w:p>
-        </w:tc>
-        <w:tc>
-          <w:tcPr>
-            <w:tcW w:type="dxa" w:w="3672"/>
-          </w:tcPr>
-          <w:p>
-            <w:pPr>
-              <w:spacing w:after="20"/>
-            </w:pPr>
-            <w:r/>
-            <w:r>
-              <w:rPr>
-                <w:sz w:val="18"/>
-              </w:rPr>
-              <w:t>Keadaan tumbuhan akibat panas tanah sebelum gunung meletus.</w:t>
-            </w:r>
-          </w:p>
-        </w:tc>
-        <w:tc>
-          <w:tcPr>
-            <w:tcW w:type="dxa" w:w="3672"/>
-          </w:tcPr>
-          <w:p>
-            <w:pPr>
-              <w:spacing w:after="20"/>
-            </w:pPr>
-            <w:r/>
-            <w:r>
-              <w:rPr>
-                <w:sz w:val="18"/>
-              </w:rPr>
-              <w:t>Yang terjadi pada tanaman karena tanah menjadi panas menjelang letusan.</w:t>
+              <w:t>4. BAHAYA (menurun)</w:t>
+            </w:r>
+          </w:p>
+        </w:tc>
+        <w:tc>
+          <w:tcPr>
+            <w:tcW w:type="dxa" w:w="3672"/>
+          </w:tcPr>
+          <w:p>
+            <w:pPr>
+              <w:spacing w:after="20"/>
+            </w:pPr>
+            <w:r/>
+            <w:r>
+              <w:rPr>
+                <w:sz w:val="18"/>
+              </w:rPr>
+              <w:t>Kondisi yang mengancam keselamatan sehingga warga harus menjauh.</w:t>
+            </w:r>
+          </w:p>
+        </w:tc>
+        <w:tc>
+          <w:tcPr>
+            <w:tcW w:type="dxa" w:w="3672"/>
+          </w:tcPr>
+          <w:p>
+            <w:pPr>
+              <w:spacing w:after="20"/>
+            </w:pPr>
+            <w:r/>
+            <w:r>
+              <w:rPr>
+                <w:sz w:val="18"/>
+              </w:rPr>
+              <w:t>Keadaan yang mengancam keselamatan sehingga warga wajib menjauh.</w:t>
             </w:r>
           </w:p>
         </w:tc>
@@ -13342,7 +13820,7 @@
           <w:i w:val="0"/>
           <w:sz w:val="19"/>
         </w:rPr>
-        <w:t>Varian 1  (10 × 9 petak)</w:t>
+        <w:t>Varian 1  (6 × 7 petak)</w:t>
       </w:r>
     </w:p>
     <w:tbl>
@@ -13419,41 +13897,41 @@
                 <w:b/>
                 <w:sz w:val="18"/>
               </w:rPr>
-              <w:t>1. TANDON (menurun)</w:t>
-            </w:r>
-          </w:p>
-        </w:tc>
-        <w:tc>
-          <w:tcPr>
-            <w:tcW w:type="dxa" w:w="3672"/>
-          </w:tcPr>
-          <w:p>
-            <w:pPr>
-              <w:spacing w:after="20"/>
-            </w:pPr>
-            <w:r/>
-            <w:r>
-              <w:rPr>
-                <w:sz w:val="18"/>
-              </w:rPr>
-              <w:t>Wadah besar penampung air bersih yang harus dijaga kebersihannya.</w:t>
-            </w:r>
-          </w:p>
-        </w:tc>
-        <w:tc>
-          <w:tcPr>
-            <w:tcW w:type="dxa" w:w="3672"/>
-          </w:tcPr>
-          <w:p>
-            <w:pPr>
-              <w:spacing w:after="20"/>
-            </w:pPr>
-            <w:r/>
-            <w:r>
-              <w:rPr>
-                <w:sz w:val="18"/>
-              </w:rPr>
-              <w:t>Tempat penampungan air bersih yang harus dijaga kebersihannya.</w:t>
+              <w:t>1. BARAK (mendatar)</w:t>
+            </w:r>
+          </w:p>
+        </w:tc>
+        <w:tc>
+          <w:tcPr>
+            <w:tcW w:type="dxa" w:w="3672"/>
+          </w:tcPr>
+          <w:p>
+            <w:pPr>
+              <w:spacing w:after="20"/>
+            </w:pPr>
+            <w:r/>
+            <w:r>
+              <w:rPr>
+                <w:sz w:val="18"/>
+              </w:rPr>
+              <w:t>Tempat penampungan pengungsian terpadu yang aman bagi warga terdampak erupsi, dilengkapi posko medis dan logistik.</w:t>
+            </w:r>
+          </w:p>
+        </w:tc>
+        <w:tc>
+          <w:tcPr>
+            <w:tcW w:type="dxa" w:w="3672"/>
+          </w:tcPr>
+          <w:p>
+            <w:pPr>
+              <w:spacing w:after="20"/>
+            </w:pPr>
+            <w:r/>
+            <w:r>
+              <w:rPr>
+                <w:sz w:val="18"/>
+              </w:rPr>
+              <w:t>Tempat penampungan terpadu yang aman bagi warga terdampak letusan, lengkap dengan posko.</w:t>
             </w:r>
           </w:p>
         </w:tc>
@@ -13473,41 +13951,41 @@
                 <w:b/>
                 <w:sz w:val="18"/>
               </w:rPr>
-              <w:t>2. PENGUNGSI (mendatar)</w:t>
-            </w:r>
-          </w:p>
-        </w:tc>
-        <w:tc>
-          <w:tcPr>
-            <w:tcW w:type="dxa" w:w="3672"/>
-          </w:tcPr>
-          <w:p>
-            <w:pPr>
-              <w:spacing w:after="20"/>
-            </w:pPr>
-            <w:r/>
-            <w:r>
-              <w:rPr>
-                <w:sz w:val="18"/>
-              </w:rPr>
-              <w:t>Warga yang meninggalkan rumah dan tinggal sementara di tempat penampungan.</w:t>
-            </w:r>
-          </w:p>
-        </w:tc>
-        <w:tc>
-          <w:tcPr>
-            <w:tcW w:type="dxa" w:w="3672"/>
-          </w:tcPr>
-          <w:p>
-            <w:pPr>
-              <w:spacing w:after="20"/>
-            </w:pPr>
-            <w:r/>
-            <w:r>
-              <w:rPr>
-                <w:sz w:val="18"/>
-              </w:rPr>
-              <w:t>Warga yang untuk sementara tidak tinggal di rumahnya karena mencari tempat aman.</w:t>
+              <w:t>2. ATAP (menurun)</w:t>
+            </w:r>
+          </w:p>
+        </w:tc>
+        <w:tc>
+          <w:tcPr>
+            <w:tcW w:type="dxa" w:w="3672"/>
+          </w:tcPr>
+          <w:p>
+            <w:pPr>
+              <w:spacing w:after="20"/>
+            </w:pPr>
+            <w:r/>
+            <w:r>
+              <w:rPr>
+                <w:sz w:val="18"/>
+              </w:rPr>
+              <w:t>Bagian bangunan rumah yang wajib dibersihkan dari timbunan abu vulkanik tebal secara gotong royong agar tidak ambruk akibat beban berat.</w:t>
+            </w:r>
+          </w:p>
+        </w:tc>
+        <w:tc>
+          <w:tcPr>
+            <w:tcW w:type="dxa" w:w="3672"/>
+          </w:tcPr>
+          <w:p>
+            <w:pPr>
+              <w:spacing w:after="20"/>
+            </w:pPr>
+            <w:r/>
+            <w:r>
+              <w:rPr>
+                <w:sz w:val="18"/>
+              </w:rPr>
+              <w:t>Bagian teratas rumah yang wajib dibersihkan dari timbunan abu agar tidak ambruk.</w:t>
             </w:r>
           </w:p>
         </w:tc>
@@ -13527,41 +14005,41 @@
                 <w:b/>
                 <w:sz w:val="18"/>
               </w:rPr>
-              <w:t>3. GOTONG (menurun)</w:t>
-            </w:r>
-          </w:p>
-        </w:tc>
-        <w:tc>
-          <w:tcPr>
-            <w:tcW w:type="dxa" w:w="3672"/>
-          </w:tcPr>
-          <w:p>
-            <w:pPr>
-              <w:spacing w:after="20"/>
-            </w:pPr>
-            <w:r/>
-            <w:r>
-              <w:rPr>
-                <w:sz w:val="18"/>
-              </w:rPr>
-              <w:t>Sikap bersama-sama warga saat membersihkan atap dari abu: ... royong.</w:t>
-            </w:r>
-          </w:p>
-        </w:tc>
-        <w:tc>
-          <w:tcPr>
-            <w:tcW w:type="dxa" w:w="3672"/>
-          </w:tcPr>
-          <w:p>
-            <w:pPr>
-              <w:spacing w:after="20"/>
-            </w:pPr>
-            <w:r/>
-            <w:r>
-              <w:rPr>
-                <w:sz w:val="18"/>
-              </w:rPr>
-              <w:t>Cara warga membersihkan atap secara bersama-sama.</w:t>
+              <w:t>3. PAPAN (mendatar)</w:t>
+            </w:r>
+          </w:p>
+        </w:tc>
+        <w:tc>
+          <w:tcPr>
+            <w:tcW w:type="dxa" w:w="3672"/>
+          </w:tcPr>
+          <w:p>
+            <w:pPr>
+              <w:spacing w:after="20"/>
+            </w:pPr>
+            <w:r/>
+            <w:r>
+              <w:rPr>
+                <w:sz w:val="18"/>
+              </w:rPr>
+              <w:t>Alas panjang beralas kain yang dipakai petugas mengusung korban luka ke posko medis, disebut tandu darurat.</w:t>
+            </w:r>
+          </w:p>
+        </w:tc>
+        <w:tc>
+          <w:tcPr>
+            <w:tcW w:type="dxa" w:w="3672"/>
+          </w:tcPr>
+          <w:p>
+            <w:pPr>
+              <w:spacing w:after="20"/>
+            </w:pPr>
+            <w:r/>
+            <w:r>
+              <w:rPr>
+                <w:sz w:val="18"/>
+              </w:rPr>
+              <w:t>Tandu darurat: alas berkain yang dipakai petugas mengusung orang terluka ke posko.</w:t>
             </w:r>
           </w:p>
         </w:tc>
@@ -13581,41 +14059,41 @@
                 <w:b/>
                 <w:sz w:val="18"/>
               </w:rPr>
-              <w:t>4. SANITASI (menurun)</w:t>
-            </w:r>
-          </w:p>
-        </w:tc>
-        <w:tc>
-          <w:tcPr>
-            <w:tcW w:type="dxa" w:w="3672"/>
-          </w:tcPr>
-          <w:p>
-            <w:pPr>
-              <w:spacing w:after="20"/>
-            </w:pPr>
-            <w:r/>
-            <w:r>
-              <w:rPr>
-                <w:sz w:val="18"/>
-              </w:rPr>
-              <w:t>Sistem kebersihan di penampungan yang wajib dijaga agar penyakit tidak menyebar.</w:t>
-            </w:r>
-          </w:p>
-        </w:tc>
-        <w:tc>
-          <w:tcPr>
-            <w:tcW w:type="dxa" w:w="3672"/>
-          </w:tcPr>
-          <w:p>
-            <w:pPr>
-              <w:spacing w:after="20"/>
-            </w:pPr>
-            <w:r/>
-            <w:r>
-              <w:rPr>
-                <w:sz w:val="18"/>
-              </w:rPr>
-              <w:t>Di penampungan, air bersih dan pembuangan sampah harus dijaga agar wabah tidak muncul.</w:t>
+              <w:t>4. AMAN (menurun)</w:t>
+            </w:r>
+          </w:p>
+        </w:tc>
+        <w:tc>
+          <w:tcPr>
+            <w:tcW w:type="dxa" w:w="3672"/>
+          </w:tcPr>
+          <w:p>
+            <w:pPr>
+              <w:spacing w:after="20"/>
+            </w:pPr>
+            <w:r/>
+            <w:r>
+              <w:rPr>
+                <w:sz w:val="18"/>
+              </w:rPr>
+              <w:t>Keadaan warga di barak pengungsian Zona KRB I yang terbebas dari bahaya awan panas dan guguran lava.</w:t>
+            </w:r>
+          </w:p>
+        </w:tc>
+        <w:tc>
+          <w:tcPr>
+            <w:tcW w:type="dxa" w:w="3672"/>
+          </w:tcPr>
+          <w:p>
+            <w:pPr>
+              <w:spacing w:after="20"/>
+            </w:pPr>
+            <w:r/>
+            <w:r>
+              <w:rPr>
+                <w:sz w:val="18"/>
+              </w:rPr>
+              <w:t>Warga di barak Zona KRB I jauh dari jangkauan awan panas maupun guguran lava.</w:t>
             </w:r>
           </w:p>
         </w:tc>
@@ -13635,7 +14113,7 @@
           <w:i w:val="0"/>
           <w:sz w:val="19"/>
         </w:rPr>
-        <w:t>Varian 2  (8 × 6 petak)</w:t>
+        <w:t>Varian 2  (10 × 9 petak)</w:t>
       </w:r>
     </w:p>
     <w:tbl>
@@ -13712,41 +14190,41 @@
                 <w:b/>
                 <w:sz w:val="18"/>
               </w:rPr>
-              <w:t>1. WEDHUS (menurun)</w:t>
-            </w:r>
-          </w:p>
-        </w:tc>
-        <w:tc>
-          <w:tcPr>
-            <w:tcW w:type="dxa" w:w="3672"/>
-          </w:tcPr>
-          <w:p>
-            <w:pPr>
-              <w:spacing w:after="20"/>
-            </w:pPr>
-            <w:r/>
-            <w:r>
-              <w:rPr>
-                <w:sz w:val="18"/>
-              </w:rPr>
-              <w:t>Kata Jawa di depan "gembel", nama lain awan panas guguran.</w:t>
-            </w:r>
-          </w:p>
-        </w:tc>
-        <w:tc>
-          <w:tcPr>
-            <w:tcW w:type="dxa" w:w="3672"/>
-          </w:tcPr>
-          <w:p>
-            <w:pPr>
-              <w:spacing w:after="20"/>
-            </w:pPr>
-            <w:r/>
-            <w:r>
-              <w:rPr>
-                <w:sz w:val="18"/>
-              </w:rPr>
-              <w:t>Sebutan Jawa untuk awan panas guguran: ... gembel.</w:t>
+              <w:t>1. BANTUAN (menurun)</w:t>
+            </w:r>
+          </w:p>
+        </w:tc>
+        <w:tc>
+          <w:tcPr>
+            <w:tcW w:type="dxa" w:w="3672"/>
+          </w:tcPr>
+          <w:p>
+            <w:pPr>
+              <w:spacing w:after="20"/>
+            </w:pPr>
+            <w:r/>
+            <w:r>
+              <w:rPr>
+                <w:sz w:val="18"/>
+              </w:rPr>
+              <w:t>Kiriman kebutuhan yang dibagi menurut kebutuhan, bukan siapa yang cepat.</w:t>
+            </w:r>
+          </w:p>
+        </w:tc>
+        <w:tc>
+          <w:tcPr>
+            <w:tcW w:type="dxa" w:w="3672"/>
+          </w:tcPr>
+          <w:p>
+            <w:pPr>
+              <w:spacing w:after="20"/>
+            </w:pPr>
+            <w:r/>
+            <w:r>
+              <w:rPr>
+                <w:sz w:val="18"/>
+              </w:rPr>
+              <w:t>Barang kiriman yang dibagikan sesuai keperluan tiap keluarga, bukan siapa yang paling cepat mengantre.</w:t>
             </w:r>
           </w:p>
         </w:tc>
@@ -13766,41 +14244,41 @@
                 <w:b/>
                 <w:sz w:val="18"/>
               </w:rPr>
-              <w:t>2. SILIKA (menurun)</w:t>
-            </w:r>
-          </w:p>
-        </w:tc>
-        <w:tc>
-          <w:tcPr>
-            <w:tcW w:type="dxa" w:w="3672"/>
-          </w:tcPr>
-          <w:p>
-            <w:pPr>
-              <w:spacing w:after="20"/>
-            </w:pPr>
-            <w:r/>
-            <w:r>
-              <w:rPr>
-                <w:sz w:val="18"/>
-              </w:rPr>
-              <w:t>Senyawa dalam abu vulkanik yang tajam dan dapat melukai paru-paru.</w:t>
-            </w:r>
-          </w:p>
-        </w:tc>
-        <w:tc>
-          <w:tcPr>
-            <w:tcW w:type="dxa" w:w="3672"/>
-          </w:tcPr>
-          <w:p>
-            <w:pPr>
-              <w:spacing w:after="20"/>
-            </w:pPr>
-            <w:r/>
-            <w:r>
-              <w:rPr>
-                <w:sz w:val="18"/>
-              </w:rPr>
-              <w:t>Bahan dalam abu vulkanik yang berbentuk pecahan kaca mikroskopis.</w:t>
+              <w:t>2. LOGISTIK (menurun)</w:t>
+            </w:r>
+          </w:p>
+        </w:tc>
+        <w:tc>
+          <w:tcPr>
+            <w:tcW w:type="dxa" w:w="3672"/>
+          </w:tcPr>
+          <w:p>
+            <w:pPr>
+              <w:spacing w:after="20"/>
+            </w:pPr>
+            <w:r/>
+            <w:r>
+              <w:rPr>
+                <w:sz w:val="18"/>
+              </w:rPr>
+              <w:t>Pasokan kebutuhan pokok bagi para pengungsi di barak.</w:t>
+            </w:r>
+          </w:p>
+        </w:tc>
+        <w:tc>
+          <w:tcPr>
+            <w:tcW w:type="dxa" w:w="3672"/>
+          </w:tcPr>
+          <w:p>
+            <w:pPr>
+              <w:spacing w:after="20"/>
+            </w:pPr>
+            <w:r/>
+            <w:r>
+              <w:rPr>
+                <w:sz w:val="18"/>
+              </w:rPr>
+              <w:t>Pasokan kebutuhan pokok bagi warga yang tinggal di penampungan.</w:t>
             </w:r>
           </w:p>
         </w:tc>
@@ -13820,41 +14298,41 @@
                 <w:b/>
                 <w:sz w:val="18"/>
               </w:rPr>
-              <w:t>3. LEMBAH (menurun)</w:t>
-            </w:r>
-          </w:p>
-        </w:tc>
-        <w:tc>
-          <w:tcPr>
-            <w:tcW w:type="dxa" w:w="3672"/>
-          </w:tcPr>
-          <w:p>
-            <w:pPr>
-              <w:spacing w:after="20"/>
-            </w:pPr>
-            <w:r/>
-            <w:r>
-              <w:rPr>
-                <w:sz w:val="18"/>
-              </w:rPr>
-              <w:t>Bentuk bentang alam yang dilalui awan panas guguran saat meluncur turun.</w:t>
-            </w:r>
-          </w:p>
-        </w:tc>
-        <w:tc>
-          <w:tcPr>
-            <w:tcW w:type="dxa" w:w="3672"/>
-          </w:tcPr>
-          <w:p>
-            <w:pPr>
-              <w:spacing w:after="20"/>
-            </w:pPr>
-            <w:r/>
-            <w:r>
-              <w:rPr>
-                <w:sz w:val="18"/>
-              </w:rPr>
-              <w:t>Awan panas guguran meluncur deras menyusuri ... sungai.</w:t>
+              <w:t>3. PENGUNGSI (mendatar)</w:t>
+            </w:r>
+          </w:p>
+        </w:tc>
+        <w:tc>
+          <w:tcPr>
+            <w:tcW w:type="dxa" w:w="3672"/>
+          </w:tcPr>
+          <w:p>
+            <w:pPr>
+              <w:spacing w:after="20"/>
+            </w:pPr>
+            <w:r/>
+            <w:r>
+              <w:rPr>
+                <w:sz w:val="18"/>
+              </w:rPr>
+              <w:t>Warga yang meninggalkan rumah dan tinggal di tempat penampungan.</w:t>
+            </w:r>
+          </w:p>
+        </w:tc>
+        <w:tc>
+          <w:tcPr>
+            <w:tcW w:type="dxa" w:w="3672"/>
+          </w:tcPr>
+          <w:p>
+            <w:pPr>
+              <w:spacing w:after="20"/>
+            </w:pPr>
+            <w:r/>
+            <w:r>
+              <w:rPr>
+                <w:sz w:val="18"/>
+              </w:rPr>
+              <w:t>Warga yang untuk sementara tidak tinggal di rumahnya karena harus mencari tempat aman.</w:t>
             </w:r>
           </w:p>
         </w:tc>
@@ -13874,41 +14352,41 @@
                 <w:b/>
                 <w:sz w:val="18"/>
               </w:rPr>
-              <w:t>4. AMBRUK (mendatar)</w:t>
-            </w:r>
-          </w:p>
-        </w:tc>
-        <w:tc>
-          <w:tcPr>
-            <w:tcW w:type="dxa" w:w="3672"/>
-          </w:tcPr>
-          <w:p>
-            <w:pPr>
-              <w:spacing w:after="20"/>
-            </w:pPr>
-            <w:r/>
-            <w:r>
-              <w:rPr>
-                <w:sz w:val="18"/>
-              </w:rPr>
-              <w:t>Risiko pada atap rumah karena beban abu yang sangat berat, terutama saat basah.</w:t>
-            </w:r>
-          </w:p>
-        </w:tc>
-        <w:tc>
-          <w:tcPr>
-            <w:tcW w:type="dxa" w:w="3672"/>
-          </w:tcPr>
-          <w:p>
-            <w:pPr>
-              <w:spacing w:after="20"/>
-            </w:pPr>
-            <w:r/>
-            <w:r>
-              <w:rPr>
-                <w:sz w:val="18"/>
-              </w:rPr>
-              <w:t>Yang terjadi pada atap rumah bila timbunan abu tidak dibersihkan.</w:t>
+              <w:t>4. SANITASI (menurun)</w:t>
+            </w:r>
+          </w:p>
+        </w:tc>
+        <w:tc>
+          <w:tcPr>
+            <w:tcW w:type="dxa" w:w="3672"/>
+          </w:tcPr>
+          <w:p>
+            <w:pPr>
+              <w:spacing w:after="20"/>
+            </w:pPr>
+            <w:r/>
+            <w:r>
+              <w:rPr>
+                <w:sz w:val="18"/>
+              </w:rPr>
+              <w:t>Sistem kebersihan yang wajib dijaga agar penyakit tidak menyebar.</w:t>
+            </w:r>
+          </w:p>
+        </w:tc>
+        <w:tc>
+          <w:tcPr>
+            <w:tcW w:type="dxa" w:w="3672"/>
+          </w:tcPr>
+          <w:p>
+            <w:pPr>
+              <w:spacing w:after="20"/>
+            </w:pPr>
+            <w:r/>
+            <w:r>
+              <w:rPr>
+                <w:sz w:val="18"/>
+              </w:rPr>
+              <w:t>Di penampungan, air bersih, jamban, dan pembuangan sampah harus dijaga agar wabah tidak muncul.</w:t>
             </w:r>
           </w:p>
         </w:tc>
@@ -13928,7 +14406,7 @@
           <w:i w:val="0"/>
           <w:sz w:val="19"/>
         </w:rPr>
-        <w:t>Varian 3  (5 × 7 petak)</w:t>
+        <w:t>Varian 3  (8 × 6 petak)</w:t>
       </w:r>
     </w:p>
     <w:tbl>
@@ -14005,41 +14483,41 @@
                 <w:b/>
                 <w:sz w:val="18"/>
               </w:rPr>
-              <w:t>1. PARU (menurun)</w:t>
-            </w:r>
-          </w:p>
-        </w:tc>
-        <w:tc>
-          <w:tcPr>
-            <w:tcW w:type="dxa" w:w="3672"/>
-          </w:tcPr>
-          <w:p>
-            <w:pPr>
-              <w:spacing w:after="20"/>
-            </w:pPr>
-            <w:r/>
-            <w:r>
-              <w:rPr>
-                <w:sz w:val="18"/>
-              </w:rPr>
-              <w:t>Organ tubuh yang rusak bila menghirup abu vulkanik tanpa pelindung.</w:t>
-            </w:r>
-          </w:p>
-        </w:tc>
-        <w:tc>
-          <w:tcPr>
-            <w:tcW w:type="dxa" w:w="3672"/>
-          </w:tcPr>
-          <w:p>
-            <w:pPr>
-              <w:spacing w:after="20"/>
-            </w:pPr>
-            <w:r/>
-            <w:r>
-              <w:rPr>
-                <w:sz w:val="18"/>
-              </w:rPr>
-              <w:t>Bagian tubuh yang paling terancam oleh pecahan kaca mikroskopis dalam abu.</w:t>
+              <w:t>1. MEDIS (menurun)</w:t>
+            </w:r>
+          </w:p>
+        </w:tc>
+        <w:tc>
+          <w:tcPr>
+            <w:tcW w:type="dxa" w:w="3672"/>
+          </w:tcPr>
+          <w:p>
+            <w:pPr>
+              <w:spacing w:after="20"/>
+            </w:pPr>
+            <w:r/>
+            <w:r>
+              <w:rPr>
+                <w:sz w:val="18"/>
+              </w:rPr>
+              <w:t>Layanan kesehatan yang wajib tersedia di barak pengungsian.</w:t>
+            </w:r>
+          </w:p>
+        </w:tc>
+        <w:tc>
+          <w:tcPr>
+            <w:tcW w:type="dxa" w:w="3672"/>
+          </w:tcPr>
+          <w:p>
+            <w:pPr>
+              <w:spacing w:after="20"/>
+            </w:pPr>
+            <w:r/>
+            <w:r>
+              <w:rPr>
+                <w:sz w:val="18"/>
+              </w:rPr>
+              <w:t>Layanan kesehatan yang wajib tersedia di tempat penampungan.</w:t>
             </w:r>
           </w:p>
         </w:tc>
@@ -14059,41 +14537,41 @@
                 <w:b/>
                 <w:sz w:val="18"/>
               </w:rPr>
-              <w:t>2. TAJAM (mendatar)</w:t>
-            </w:r>
-          </w:p>
-        </w:tc>
-        <w:tc>
-          <w:tcPr>
-            <w:tcW w:type="dxa" w:w="3672"/>
-          </w:tcPr>
-          <w:p>
-            <w:pPr>
-              <w:spacing w:after="20"/>
-            </w:pPr>
-            <w:r/>
-            <w:r>
-              <w:rPr>
-                <w:sz w:val="18"/>
-              </w:rPr>
-              <w:t>Sifat butiran abu vulkanik yang dapat melukai kornea mata.</w:t>
-            </w:r>
-          </w:p>
-        </w:tc>
-        <w:tc>
-          <w:tcPr>
-            <w:tcW w:type="dxa" w:w="3672"/>
-          </w:tcPr>
-          <w:p>
-            <w:pPr>
-              <w:spacing w:after="20"/>
-            </w:pPr>
-            <w:r/>
-            <w:r>
-              <w:rPr>
-                <w:sz w:val="18"/>
-              </w:rPr>
-              <w:t>Sifat pecahan kaca mikroskopis di dalam abu vulkanik.</w:t>
+              <w:t>2. TRAUMA (menurun)</w:t>
+            </w:r>
+          </w:p>
+        </w:tc>
+        <w:tc>
+          <w:tcPr>
+            <w:tcW w:type="dxa" w:w="3672"/>
+          </w:tcPr>
+          <w:p>
+            <w:pPr>
+              <w:spacing w:after="20"/>
+            </w:pPr>
+            <w:r/>
+            <w:r>
+              <w:rPr>
+                <w:sz w:val="18"/>
+              </w:rPr>
+              <w:t>Gangguan jiwa akibat bencana yang memerlukan dukungan psikologis.</w:t>
+            </w:r>
+          </w:p>
+        </w:tc>
+        <w:tc>
+          <w:tcPr>
+            <w:tcW w:type="dxa" w:w="3672"/>
+          </w:tcPr>
+          <w:p>
+            <w:pPr>
+              <w:spacing w:after="20"/>
+            </w:pPr>
+            <w:r/>
+            <w:r>
+              <w:rPr>
+                <w:sz w:val="18"/>
+              </w:rPr>
+              <w:t>Luka batin yang dialami penyintas bencana dan butuh pendampingan psikolog.</w:t>
             </w:r>
           </w:p>
         </w:tc>
@@ -14113,41 +14591,41 @@
                 <w:b/>
                 <w:sz w:val="18"/>
               </w:rPr>
-              <w:t>3. ATAP (menurun)</w:t>
-            </w:r>
-          </w:p>
-        </w:tc>
-        <w:tc>
-          <w:tcPr>
-            <w:tcW w:type="dxa" w:w="3672"/>
-          </w:tcPr>
-          <w:p>
-            <w:pPr>
-              <w:spacing w:after="20"/>
-            </w:pPr>
-            <w:r/>
-            <w:r>
-              <w:rPr>
-                <w:sz w:val="18"/>
-              </w:rPr>
-              <w:t>Bagian teratas rumah yang wajib dibersihkan dari timbunan abu agar tidak ambruk.</w:t>
-            </w:r>
-          </w:p>
-        </w:tc>
-        <w:tc>
-          <w:tcPr>
-            <w:tcW w:type="dxa" w:w="3672"/>
-          </w:tcPr>
-          <w:p>
-            <w:pPr>
-              <w:spacing w:after="20"/>
-            </w:pPr>
-            <w:r/>
-            <w:r>
-              <w:rPr>
-                <w:sz w:val="18"/>
-              </w:rPr>
-              <w:t>Bagian rumah yang paling menanggung beban timbunan abu vulkanik.</w:t>
+              <w:t>3. TANDON (menurun)</w:t>
+            </w:r>
+          </w:p>
+        </w:tc>
+        <w:tc>
+          <w:tcPr>
+            <w:tcW w:type="dxa" w:w="3672"/>
+          </w:tcPr>
+          <w:p>
+            <w:pPr>
+              <w:spacing w:after="20"/>
+            </w:pPr>
+            <w:r/>
+            <w:r>
+              <w:rPr>
+                <w:sz w:val="18"/>
+              </w:rPr>
+              <w:t>Tempat penampungan air bersih yang harus dijaga kebersihannya.</w:t>
+            </w:r>
+          </w:p>
+        </w:tc>
+        <w:tc>
+          <w:tcPr>
+            <w:tcW w:type="dxa" w:w="3672"/>
+          </w:tcPr>
+          <w:p>
+            <w:pPr>
+              <w:spacing w:after="20"/>
+            </w:pPr>
+            <w:r/>
+            <w:r>
+              <w:rPr>
+                <w:sz w:val="18"/>
+              </w:rPr>
+              <w:t>Wadah besar penampung air bersih yang harus dijaga kebersihannya.</w:t>
             </w:r>
           </w:p>
         </w:tc>
@@ -14167,41 +14645,41 @@
                 <w:b/>
                 <w:sz w:val="18"/>
               </w:rPr>
-              <w:t>4. DEBU (mendatar)</w:t>
-            </w:r>
-          </w:p>
-        </w:tc>
-        <w:tc>
-          <w:tcPr>
-            <w:tcW w:type="dxa" w:w="3672"/>
-          </w:tcPr>
-          <w:p>
-            <w:pPr>
-              <w:spacing w:after="20"/>
-            </w:pPr>
-            <w:r/>
-            <w:r>
-              <w:rPr>
-                <w:sz w:val="18"/>
-              </w:rPr>
-              <w:t>Endapan vulkanik halus yang menumpuk tebal di atap rumah.</w:t>
-            </w:r>
-          </w:p>
-        </w:tc>
-        <w:tc>
-          <w:tcPr>
-            <w:tcW w:type="dxa" w:w="3672"/>
-          </w:tcPr>
-          <w:p>
-            <w:pPr>
-              <w:spacing w:after="20"/>
-            </w:pPr>
-            <w:r/>
-            <w:r>
-              <w:rPr>
-                <w:sz w:val="18"/>
-              </w:rPr>
-              <w:t>Butiran sangat halus dari letusan yang mengendap di atap dan jalan.</w:t>
+              <w:t>4. LANSIA (mendatar)</w:t>
+            </w:r>
+          </w:p>
+        </w:tc>
+        <w:tc>
+          <w:tcPr>
+            <w:tcW w:type="dxa" w:w="3672"/>
+          </w:tcPr>
+          <w:p>
+            <w:pPr>
+              <w:spacing w:after="20"/>
+            </w:pPr>
+            <w:r/>
+            <w:r>
+              <w:rPr>
+                <w:sz w:val="18"/>
+              </w:rPr>
+              <w:t>Kelompok lanjut usia yang perlu didahulukan menerima bantuan.</w:t>
+            </w:r>
+          </w:p>
+        </w:tc>
+        <w:tc>
+          <w:tcPr>
+            <w:tcW w:type="dxa" w:w="3672"/>
+          </w:tcPr>
+          <w:p>
+            <w:pPr>
+              <w:spacing w:after="20"/>
+            </w:pPr>
+            <w:r/>
+            <w:r>
+              <w:rPr>
+                <w:sz w:val="18"/>
+              </w:rPr>
+              <w:t>Kelompok warga yang sudah berumur dan perlu didahulukan menerima bantuan.</w:t>
             </w:r>
           </w:p>
         </w:tc>
